--- a/docs/Actividad2_Entidades_Llaves_DER_MR.docx
+++ b/docs/Actividad2_Entidades_Llaves_DER_MR.docx
@@ -116,7 +116,7 @@
           <w:color w:val="000000"/>
           <w:sz w:val="24"/>
         </w:rPr>
-        <w:t>Actividad 2. Modelo de datos</w:t>
+        <w:t>Actividad 2. Modelo de datos normalizado</w:t>
       </w:r>
     </w:p>
     <w:p>
@@ -133,57 +133,7 @@
           <w:color w:val="000000"/>
           <w:sz w:val="24"/>
         </w:rPr>
-        <w:t>Entidades, atributos, llaves, diagrama entidad-relación y modelo relacional</w:t>
-      </w:r>
-    </w:p>
-    <w:p>
-      <w:pPr>
-        <w:spacing w:line="480" w:lineRule="auto" w:before="0" w:after="0"/>
-        <w:ind w:firstLine="0"/>
-        <w:jc w:val="center"/>
-      </w:pPr>
-      <w:r>
-        <w:rPr>
-          <w:rFonts w:ascii="Times New Roman" w:hAnsi="Times New Roman" w:eastAsia="Times New Roman"/>
-          <w:b w:val="0"/>
-          <w:i w:val="0"/>
-          <w:color w:val="000000"/>
-          <w:sz w:val="24"/>
-        </w:rPr>
-      </w:r>
-    </w:p>
-    <w:p>
-      <w:pPr>
-        <w:spacing w:line="480" w:lineRule="auto" w:before="0" w:after="0"/>
-        <w:ind w:firstLine="0"/>
-        <w:jc w:val="center"/>
-      </w:pPr>
-      <w:r>
-        <w:rPr>
-          <w:rFonts w:ascii="Times New Roman" w:hAnsi="Times New Roman" w:eastAsia="Times New Roman"/>
-          <w:b/>
-          <w:i w:val="0"/>
-          <w:color w:val="000000"/>
-          <w:sz w:val="24"/>
-        </w:rPr>
-        <w:t>Gina Paola Susatama Molineros</w:t>
-      </w:r>
-    </w:p>
-    <w:p>
-      <w:pPr>
-        <w:spacing w:line="480" w:lineRule="auto" w:before="0" w:after="0"/>
-        <w:ind w:firstLine="0"/>
-        <w:jc w:val="center"/>
-      </w:pPr>
-      <w:r>
-        <w:rPr>
-          <w:rFonts w:ascii="Times New Roman" w:hAnsi="Times New Roman" w:eastAsia="Times New Roman"/>
-          <w:b/>
-          <w:i w:val="0"/>
-          <w:color w:val="000000"/>
-          <w:sz w:val="24"/>
-        </w:rPr>
-        <w:t>Jaime Alberto Carreño Camacho</w:t>
+        <w:t>Entidades, atributos, llaves, DER y modelo relacional (sin redundancia)</w:t>
       </w:r>
     </w:p>
     <w:p>
@@ -214,9 +164,26 @@
           <w:b w:val="0"/>
           <w:i w:val="0"/>
           <w:color w:val="000000"/>
-          <w:sz w:val="24"/>
+          <w:sz w:val="2"/>
         </w:rPr>
-        <w:t>Asignatura: Bases de Datos I</w:t>
+        <w:t>Gina Paola Susatama Molineros</w:t>
+      </w:r>
+    </w:p>
+    <w:p>
+      <w:pPr>
+        <w:spacing w:line="480" w:lineRule="auto" w:before="0" w:after="0"/>
+        <w:ind w:firstLine="0"/>
+        <w:jc w:val="center"/>
+      </w:pPr>
+      <w:r>
+        <w:rPr>
+          <w:rFonts w:ascii="Times New Roman" w:hAnsi="Times New Roman" w:eastAsia="Times New Roman"/>
+          <w:b w:val="0"/>
+          <w:i w:val="0"/>
+          <w:color w:val="000000"/>
+          <w:sz w:val="2"/>
+        </w:rPr>
+        <w:t>Jaime Alberto Carreño Camacho</w:t>
       </w:r>
     </w:p>
     <w:p>
@@ -233,7 +200,7 @@
           <w:color w:val="000000"/>
           <w:sz w:val="24"/>
         </w:rPr>
-        <w:t>Docente: Osiris Torres Gutiérrez</w:t>
+        <w:t>Bases de Datos I — Osiris Torres Gutiérrez</w:t>
       </w:r>
     </w:p>
     <w:p>
@@ -272,7 +239,7 @@
           <w:color w:val="000000"/>
           <w:sz w:val="24"/>
         </w:rPr>
-        <w:t>1. Identifique las entidades y sus atributos</w:t>
+        <w:t>Criterio de reducción: evitar redundancia</w:t>
       </w:r>
     </w:p>
     <w:p>
@@ -289,24 +256,7 @@
           <w:color w:val="000000"/>
           <w:sz w:val="24"/>
         </w:rPr>
-        <w:t>A partir del proceso tarifario de envío de paquetes (Excel de insumos, conversión a CSV y cargue a Alertran Padua) se identificaron 23 entidades. Un objeto se tomó como entidad cuando tiene identidad propia y persiste en el tiempo; sus propiedades se registraron como atributos.</w:t>
-      </w:r>
-    </w:p>
-    <w:p>
-      <w:pPr>
-        <w:spacing w:line="480" w:lineRule="auto" w:before="200" w:after="0"/>
-        <w:ind w:firstLine="0"/>
-        <w:jc w:val="left"/>
-      </w:pPr>
-      <w:r>
-        <w:rPr>
-          <w:rFonts w:ascii="Times New Roman" w:hAnsi="Times New Roman" w:eastAsia="Times New Roman"/>
-          <w:b/>
-          <w:i w:val="0"/>
-          <w:color w:val="000000"/>
-          <w:sz w:val="24"/>
-        </w:rPr>
-        <w:t>1.1 Entidades</w:t>
+        <w:t>Se partió de un modelo de 23 entidades y se normalizó a 15. La regla fue: un hecho de negocio se guarda una sola vez; lo que se pueda consultar con una FK no se copia; lo que sea constante o calculable no se persiste.</w:t>
       </w:r>
     </w:p>
     <w:p>
@@ -328,7 +278,7 @@
     </w:p>
     <w:p>
       <w:pPr>
-        <w:spacing w:line="480" w:lineRule="auto" w:before="0" w:after="80"/>
+        <w:spacing w:line="480" w:lineRule="auto" w:before="0" w:after="0"/>
         <w:ind w:firstLine="0"/>
         <w:jc w:val="left"/>
       </w:pPr>
@@ -340,7 +290,7 @@
           <w:color w:val="000000"/>
           <w:sz w:val="24"/>
         </w:rPr>
-        <w:t>Entidades del sistema de automatización tarifaria</w:t>
+        <w:t>Qué se eliminó para no repetir información</w:t>
       </w:r>
     </w:p>
     <w:tbl>
@@ -369,9 +319,8 @@
           </w:tcPr>
           <w:p>
             <w:pPr>
-              <w:spacing w:before="40" w:after="40" w:line="240" w:lineRule="auto"/>
+              <w:spacing w:line="240" w:lineRule="auto" w:before="40" w:after="40"/>
               <w:ind w:firstLine="0"/>
-              <w:jc w:val="left"/>
             </w:pPr>
             <w:r/>
             <w:r>
@@ -382,7 +331,7 @@
                 <w:color w:val="FFFFFF"/>
                 <w:sz w:val="20"/>
               </w:rPr>
-              <w:t>Grupo</w:t>
+              <w:t>Se quitó</w:t>
             </w:r>
           </w:p>
         </w:tc>
@@ -399,9 +348,8 @@
           </w:tcPr>
           <w:p>
             <w:pPr>
-              <w:spacing w:before="40" w:after="40" w:line="240" w:lineRule="auto"/>
+              <w:spacing w:line="240" w:lineRule="auto" w:before="40" w:after="40"/>
               <w:ind w:firstLine="0"/>
-              <w:jc w:val="left"/>
             </w:pPr>
             <w:r/>
             <w:r>
@@ -412,7 +360,7 @@
                 <w:color w:val="FFFFFF"/>
                 <w:sz w:val="20"/>
               </w:rPr>
-              <w:t>Entidad</w:t>
+              <w:t>Quedó en</w:t>
             </w:r>
           </w:p>
         </w:tc>
@@ -429,9 +377,8 @@
           </w:tcPr>
           <w:p>
             <w:pPr>
-              <w:spacing w:before="40" w:after="40" w:line="240" w:lineRule="auto"/>
+              <w:spacing w:line="240" w:lineRule="auto" w:before="40" w:after="40"/>
               <w:ind w:firstLine="0"/>
-              <w:jc w:val="left"/>
             </w:pPr>
             <w:r/>
             <w:r>
@@ -442,7 +389,7 @@
                 <w:color w:val="FFFFFF"/>
                 <w:sz w:val="20"/>
               </w:rPr>
-              <w:t>Definición</w:t>
+              <w:t>Por qué era redundante</w:t>
             </w:r>
           </w:p>
         </w:tc>
@@ -461,9 +408,8 @@
           </w:tcPr>
           <w:p>
             <w:pPr>
-              <w:spacing w:before="40" w:after="40" w:line="240" w:lineRule="auto"/>
+              <w:spacing w:line="240" w:lineRule="auto" w:before="40" w:after="40"/>
               <w:ind w:firstLine="0"/>
-              <w:jc w:val="left"/>
             </w:pPr>
             <w:r/>
             <w:r>
@@ -474,7 +420,7 @@
                 <w:color w:val="000000"/>
                 <w:sz w:val="20"/>
               </w:rPr>
-              <w:t>Seguridad</w:t>
+              <w:t>Entidad ROL</w:t>
             </w:r>
           </w:p>
         </w:tc>
@@ -491,9 +437,8 @@
           </w:tcPr>
           <w:p>
             <w:pPr>
-              <w:spacing w:before="40" w:after="40" w:line="240" w:lineRule="auto"/>
+              <w:spacing w:line="240" w:lineRule="auto" w:before="40" w:after="40"/>
               <w:ind w:firstLine="0"/>
-              <w:jc w:val="left"/>
             </w:pPr>
             <w:r/>
             <w:r>
@@ -504,7 +449,7 @@
                 <w:color w:val="000000"/>
                 <w:sz w:val="20"/>
               </w:rPr>
-              <w:t>ROL</w:t>
+              <w:t>Atributo rol en USUARIO</w:t>
             </w:r>
           </w:p>
         </w:tc>
@@ -521,9 +466,8 @@
           </w:tcPr>
           <w:p>
             <w:pPr>
-              <w:spacing w:before="40" w:after="40" w:line="240" w:lineRule="auto"/>
+              <w:spacing w:line="240" w:lineRule="auto" w:before="40" w:after="40"/>
               <w:ind w:firstLine="0"/>
-              <w:jc w:val="left"/>
             </w:pPr>
             <w:r/>
             <w:r>
@@ -534,7 +478,7 @@
                 <w:color w:val="000000"/>
                 <w:sz w:val="20"/>
               </w:rPr>
-              <w:t>Perfil de autorización (analista, aprobador, administrador).</w:t>
+              <w:t>Un usuario tiene un solo rol; no hay datos propios del rol.</w:t>
             </w:r>
           </w:p>
         </w:tc>
@@ -553,9 +497,8 @@
           </w:tcPr>
           <w:p>
             <w:pPr>
-              <w:spacing w:before="40" w:after="40" w:line="240" w:lineRule="auto"/>
+              <w:spacing w:line="240" w:lineRule="auto" w:before="40" w:after="40"/>
               <w:ind w:firstLine="0"/>
-              <w:jc w:val="left"/>
             </w:pPr>
             <w:r/>
             <w:r>
@@ -566,7 +509,7 @@
                 <w:color w:val="000000"/>
                 <w:sz w:val="20"/>
               </w:rPr>
-              <w:t>Seguridad</w:t>
+              <w:t>ZONA_TARIFARIA y PUNTO_VENTA</w:t>
             </w:r>
           </w:p>
         </w:tc>
@@ -583,9 +526,8 @@
           </w:tcPr>
           <w:p>
             <w:pPr>
-              <w:spacing w:before="40" w:after="40" w:line="240" w:lineRule="auto"/>
+              <w:spacing w:line="240" w:lineRule="auto" w:before="40" w:after="40"/>
               <w:ind w:firstLine="0"/>
-              <w:jc w:val="left"/>
             </w:pPr>
             <w:r/>
             <w:r>
@@ -596,7 +538,7 @@
                 <w:color w:val="000000"/>
                 <w:sz w:val="20"/>
               </w:rPr>
-              <w:t>USUARIO</w:t>
+              <w:t>codigo_zona y codigo_crr en CONDICIÓN_REFORMA</w:t>
             </w:r>
           </w:p>
         </w:tc>
@@ -613,9 +555,8 @@
           </w:tcPr>
           <w:p>
             <w:pPr>
-              <w:spacing w:before="40" w:after="40" w:line="240" w:lineRule="auto"/>
+              <w:spacing w:line="240" w:lineRule="auto" w:before="40" w:after="40"/>
               <w:ind w:firstLine="0"/>
-              <w:jc w:val="left"/>
             </w:pPr>
             <w:r/>
             <w:r>
@@ -626,7 +567,7 @@
                 <w:color w:val="000000"/>
                 <w:sz w:val="20"/>
               </w:rPr>
-              <w:t>Persona que registra, aprueba o ejecuta el cargue.</w:t>
+              <w:t>Solo aparecen como códigos opcionales del fichero de reforma.</w:t>
             </w:r>
           </w:p>
         </w:tc>
@@ -645,9 +586,8 @@
           </w:tcPr>
           <w:p>
             <w:pPr>
-              <w:spacing w:before="40" w:after="40" w:line="240" w:lineRule="auto"/>
+              <w:spacing w:line="240" w:lineRule="auto" w:before="40" w:after="40"/>
               <w:ind w:firstLine="0"/>
-              <w:jc w:val="left"/>
             </w:pPr>
             <w:r/>
             <w:r>
@@ -658,7 +598,7 @@
                 <w:color w:val="000000"/>
                 <w:sz w:val="20"/>
               </w:rPr>
-              <w:t>Maestro</w:t>
+              <w:t>ARCHIVO_INSUMO, FICHERO_CSV y CARGUE</w:t>
             </w:r>
           </w:p>
         </w:tc>
@@ -675,9 +615,8 @@
           </w:tcPr>
           <w:p>
             <w:pPr>
-              <w:spacing w:before="40" w:after="40" w:line="240" w:lineRule="auto"/>
+              <w:spacing w:line="240" w:lineRule="auto" w:before="40" w:after="40"/>
               <w:ind w:firstLine="0"/>
-              <w:jc w:val="left"/>
             </w:pPr>
             <w:r/>
             <w:r>
@@ -688,7 +627,7 @@
                 <w:color w:val="000000"/>
                 <w:sz w:val="20"/>
               </w:rPr>
-              <w:t>CLIENTE</w:t>
+              <w:t>Una entidad ARCHIVO (tipo INSUMO o CSV)</w:t>
             </w:r>
           </w:p>
         </w:tc>
@@ -705,9 +644,8 @@
           </w:tcPr>
           <w:p>
             <w:pPr>
-              <w:spacing w:before="40" w:after="40" w:line="240" w:lineRule="auto"/>
+              <w:spacing w:line="240" w:lineRule="auto" w:before="40" w:after="40"/>
               <w:ind w:firstLine="0"/>
-              <w:jc w:val="left"/>
             </w:pPr>
             <w:r/>
             <w:r>
@@ -718,7 +656,7 @@
                 <w:color w:val="000000"/>
                 <w:sz w:val="20"/>
               </w:rPr>
-              <w:t>Cliente B2B o B2C identificado por agrupador de 8 caracteres.</w:t>
+              <w:t>Los tres describían el mismo objeto archivo y repetían solicitud, nombre y fecha.</w:t>
             </w:r>
           </w:p>
         </w:tc>
@@ -737,9 +675,8 @@
           </w:tcPr>
           <w:p>
             <w:pPr>
-              <w:spacing w:before="40" w:after="40" w:line="240" w:lineRule="auto"/>
+              <w:spacing w:line="240" w:lineRule="auto" w:before="40" w:after="40"/>
               <w:ind w:firstLine="0"/>
-              <w:jc w:val="left"/>
             </w:pPr>
             <w:r/>
             <w:r>
@@ -750,7 +687,7 @@
                 <w:color w:val="000000"/>
                 <w:sz w:val="20"/>
               </w:rPr>
-              <w:t>Maestro</w:t>
+              <w:t>REGLA_VALIDACIÓN y RESULTADO_VALIDACIÓN</w:t>
             </w:r>
           </w:p>
         </w:tc>
@@ -767,9 +704,8 @@
           </w:tcPr>
           <w:p>
             <w:pPr>
-              <w:spacing w:before="40" w:after="40" w:line="240" w:lineRule="auto"/>
+              <w:spacing w:line="240" w:lineRule="auto" w:before="40" w:after="40"/>
               <w:ind w:firstLine="0"/>
-              <w:jc w:val="left"/>
             </w:pPr>
             <w:r/>
             <w:r>
@@ -780,7 +716,7 @@
                 <w:color w:val="000000"/>
                 <w:sz w:val="20"/>
               </w:rPr>
-              <w:t>CENTRO</w:t>
+              <w:t>VALIDACIÓN</w:t>
             </w:r>
           </w:p>
         </w:tc>
@@ -797,9 +733,8 @@
           </w:tcPr>
           <w:p>
             <w:pPr>
-              <w:spacing w:before="40" w:after="40" w:line="240" w:lineRule="auto"/>
+              <w:spacing w:line="240" w:lineRule="auto" w:before="40" w:after="40"/>
               <w:ind w:firstLine="0"/>
-              <w:jc w:val="left"/>
             </w:pPr>
             <w:r/>
             <w:r>
@@ -810,7 +745,7 @@
                 <w:color w:val="000000"/>
                 <w:sz w:val="20"/>
               </w:rPr>
-              <w:t>Centro de 2 caracteres asociado al agrupador.</w:t>
+              <w:t>El catálogo de reglas se expresaba otra vez en cada hallazgo.</w:t>
             </w:r>
           </w:p>
         </w:tc>
@@ -829,9 +764,8 @@
           </w:tcPr>
           <w:p>
             <w:pPr>
-              <w:spacing w:before="40" w:after="40" w:line="240" w:lineRule="auto"/>
+              <w:spacing w:line="240" w:lineRule="auto" w:before="40" w:after="40"/>
               <w:ind w:firstLine="0"/>
-              <w:jc w:val="left"/>
             </w:pPr>
             <w:r/>
             <w:r>
@@ -842,7 +776,7 @@
                 <w:color w:val="000000"/>
                 <w:sz w:val="20"/>
               </w:rPr>
-              <w:t>Maestro</w:t>
+              <w:t>DESCUENTO, MÍNIMA y CARGO (3 tablas)</w:t>
             </w:r>
           </w:p>
         </w:tc>
@@ -859,9 +793,8 @@
           </w:tcPr>
           <w:p>
             <w:pPr>
-              <w:spacing w:before="40" w:after="40" w:line="240" w:lineRule="auto"/>
+              <w:spacing w:line="240" w:lineRule="auto" w:before="40" w:after="40"/>
               <w:ind w:firstLine="0"/>
-              <w:jc w:val="left"/>
             </w:pPr>
             <w:r/>
             <w:r>
@@ -872,7 +805,7 @@
                 <w:color w:val="000000"/>
                 <w:sz w:val="20"/>
               </w:rPr>
-              <w:t>PRODUCTO</w:t>
+              <w:t>CONDICIÓN_REFORMA con atributo tipo</w:t>
             </w:r>
           </w:p>
         </w:tc>
@@ -889,9 +822,8 @@
           </w:tcPr>
           <w:p>
             <w:pPr>
-              <w:spacing w:before="40" w:after="40" w:line="240" w:lineRule="auto"/>
+              <w:spacing w:line="240" w:lineRule="auto" w:before="40" w:after="40"/>
               <w:ind w:firstLine="0"/>
-              <w:jc w:val="left"/>
             </w:pPr>
             <w:r/>
             <w:r>
@@ -902,7 +834,7 @@
                 <w:color w:val="000000"/>
                 <w:sz w:val="20"/>
               </w:rPr>
-              <w:t>Servicio de envío (nacional, internacional o carga), código de 4 dígitos.</w:t>
+              <w:t>Las tres repetían cliente, centro, producto y fechas.</w:t>
             </w:r>
           </w:p>
         </w:tc>
@@ -921,9 +853,8 @@
           </w:tcPr>
           <w:p>
             <w:pPr>
-              <w:spacing w:before="40" w:after="40" w:line="240" w:lineRule="auto"/>
+              <w:spacing w:line="240" w:lineRule="auto" w:before="40" w:after="40"/>
               <w:ind w:firstLine="0"/>
-              <w:jc w:val="left"/>
             </w:pPr>
             <w:r/>
             <w:r>
@@ -934,7 +865,7 @@
                 <w:color w:val="000000"/>
                 <w:sz w:val="20"/>
               </w:rPr>
-              <w:t>Maestro</w:t>
+              <w:t>pais_origen y pais_destino en RUTA</w:t>
             </w:r>
           </w:p>
         </w:tc>
@@ -951,9 +882,8 @@
           </w:tcPr>
           <w:p>
             <w:pPr>
-              <w:spacing w:before="40" w:after="40" w:line="240" w:lineRule="auto"/>
+              <w:spacing w:line="240" w:lineRule="auto" w:before="40" w:after="40"/>
               <w:ind w:firstLine="0"/>
-              <w:jc w:val="left"/>
             </w:pPr>
             <w:r/>
             <w:r>
@@ -964,7 +894,7 @@
                 <w:color w:val="000000"/>
                 <w:sz w:val="20"/>
               </w:rPr>
-              <w:t>PAÍS</w:t>
+              <w:t>CÓDIGO_POSTAL.codigo_pais</w:t>
             </w:r>
           </w:p>
         </w:tc>
@@ -981,9 +911,8 @@
           </w:tcPr>
           <w:p>
             <w:pPr>
-              <w:spacing w:before="40" w:after="40" w:line="240" w:lineRule="auto"/>
+              <w:spacing w:line="240" w:lineRule="auto" w:before="40" w:after="40"/>
               <w:ind w:firstLine="0"/>
-              <w:jc w:val="left"/>
             </w:pPr>
             <w:r/>
             <w:r>
@@ -994,7 +923,7 @@
                 <w:color w:val="000000"/>
                 <w:sz w:val="20"/>
               </w:rPr>
-              <w:t>Catálogo de país, código de 3 caracteres.</w:t>
+              <w:t>El país ya está en el maestro postal.</w:t>
             </w:r>
           </w:p>
         </w:tc>
@@ -1013,9 +942,8 @@
           </w:tcPr>
           <w:p>
             <w:pPr>
-              <w:spacing w:before="40" w:after="40" w:line="240" w:lineRule="auto"/>
+              <w:spacing w:line="240" w:lineRule="auto" w:before="40" w:after="40"/>
               <w:ind w:firstLine="0"/>
-              <w:jc w:val="left"/>
             </w:pPr>
             <w:r/>
             <w:r>
@@ -1026,7 +954,7 @@
                 <w:color w:val="000000"/>
                 <w:sz w:val="20"/>
               </w:rPr>
-              <w:t>Maestro</w:t>
+              <w:t>conversion_vol y moneda en RUTA</w:t>
             </w:r>
           </w:p>
         </w:tc>
@@ -1043,9 +971,8 @@
           </w:tcPr>
           <w:p>
             <w:pPr>
-              <w:spacing w:before="40" w:after="40" w:line="240" w:lineRule="auto"/>
+              <w:spacing w:line="240" w:lineRule="auto" w:before="40" w:after="40"/>
               <w:ind w:firstLine="0"/>
-              <w:jc w:val="left"/>
             </w:pPr>
             <w:r/>
             <w:r>
@@ -1056,7 +983,7 @@
                 <w:color w:val="000000"/>
                 <w:sz w:val="20"/>
               </w:rPr>
-              <w:t>CÓDIGO_POSTAL</w:t>
+              <w:t>PRODUCTO.factor_volumetrico y moneda</w:t>
             </w:r>
           </w:p>
         </w:tc>
@@ -1073,9 +1000,8 @@
           </w:tcPr>
           <w:p>
             <w:pPr>
-              <w:spacing w:before="40" w:after="40" w:line="240" w:lineRule="auto"/>
+              <w:spacing w:line="240" w:lineRule="auto" w:before="40" w:after="40"/>
               <w:ind w:firstLine="0"/>
-              <w:jc w:val="left"/>
             </w:pPr>
             <w:r/>
             <w:r>
@@ -1086,7 +1012,7 @@
                 <w:color w:val="000000"/>
                 <w:sz w:val="20"/>
               </w:rPr>
-              <w:t>Código postal de 6 dígitos o comodín (*).</w:t>
+              <w:t>Los determina el producto, no la ruta.</w:t>
             </w:r>
           </w:p>
         </w:tc>
@@ -1105,9 +1031,8 @@
           </w:tcPr>
           <w:p>
             <w:pPr>
-              <w:spacing w:before="40" w:after="40" w:line="240" w:lineRule="auto"/>
+              <w:spacing w:line="240" w:lineRule="auto" w:before="40" w:after="40"/>
               <w:ind w:firstLine="0"/>
-              <w:jc w:val="left"/>
             </w:pPr>
             <w:r/>
             <w:r>
@@ -1118,7 +1043,7 @@
                 <w:color w:val="000000"/>
                 <w:sz w:val="20"/>
               </w:rPr>
-              <w:t>Maestro</w:t>
+              <w:t>tipo_baremo en BAREMO</w:t>
             </w:r>
           </w:p>
         </w:tc>
@@ -1135,9 +1060,8 @@
           </w:tcPr>
           <w:p>
             <w:pPr>
-              <w:spacing w:before="40" w:after="40" w:line="240" w:lineRule="auto"/>
+              <w:spacing w:line="240" w:lineRule="auto" w:before="40" w:after="40"/>
               <w:ind w:firstLine="0"/>
-              <w:jc w:val="left"/>
             </w:pPr>
             <w:r/>
             <w:r>
@@ -1148,7 +1072,7 @@
                 <w:color w:val="000000"/>
                 <w:sz w:val="20"/>
               </w:rPr>
-              <w:t>ZONA_TARIFARIA</w:t>
+              <w:t>PRODUCTO.tipo_baremo</w:t>
             </w:r>
           </w:p>
         </w:tc>
@@ -1165,9 +1089,8 @@
           </w:tcPr>
           <w:p>
             <w:pPr>
-              <w:spacing w:before="40" w:after="40" w:line="240" w:lineRule="auto"/>
+              <w:spacing w:line="240" w:lineRule="auto" w:before="40" w:after="40"/>
               <w:ind w:firstLine="0"/>
-              <w:jc w:val="left"/>
             </w:pPr>
             <w:r/>
             <w:r>
@@ -1178,7 +1101,7 @@
                 <w:color w:val="000000"/>
                 <w:sz w:val="20"/>
               </w:rPr>
-              <w:t>Zona de 4 caracteres usada en reforma.</w:t>
+              <w:t>KGBU o KILO depende del producto.</w:t>
             </w:r>
           </w:p>
         </w:tc>
@@ -1197,9 +1120,8 @@
           </w:tcPr>
           <w:p>
             <w:pPr>
-              <w:spacing w:before="40" w:after="40" w:line="240" w:lineRule="auto"/>
+              <w:spacing w:line="240" w:lineRule="auto" w:before="40" w:after="40"/>
               <w:ind w:firstLine="0"/>
-              <w:jc w:val="left"/>
             </w:pPr>
             <w:r/>
             <w:r>
@@ -1210,7 +1132,7 @@
                 <w:color w:val="000000"/>
                 <w:sz w:val="20"/>
               </w:rPr>
-              <w:t>Maestro</w:t>
+              <w:t>llave_porte</w:t>
             </w:r>
           </w:p>
         </w:tc>
@@ -1227,9 +1149,8 @@
           </w:tcPr>
           <w:p>
             <w:pPr>
-              <w:spacing w:before="40" w:after="40" w:line="240" w:lineRule="auto"/>
+              <w:spacing w:line="240" w:lineRule="auto" w:before="40" w:after="40"/>
               <w:ind w:firstLine="0"/>
-              <w:jc w:val="left"/>
             </w:pPr>
             <w:r/>
             <w:r>
@@ -1240,7 +1161,7 @@
                 <w:color w:val="000000"/>
                 <w:sz w:val="20"/>
               </w:rPr>
-              <w:t>PUNTO_VENTA</w:t>
+              <w:t>No se almacena</w:t>
             </w:r>
           </w:p>
         </w:tc>
@@ -1257,9 +1178,8 @@
           </w:tcPr>
           <w:p>
             <w:pPr>
-              <w:spacing w:before="40" w:after="40" w:line="240" w:lineRule="auto"/>
+              <w:spacing w:line="240" w:lineRule="auto" w:before="40" w:after="40"/>
               <w:ind w:firstLine="0"/>
-              <w:jc w:val="left"/>
             </w:pPr>
             <w:r/>
             <w:r>
@@ -1270,7 +1190,7 @@
                 <w:color w:val="000000"/>
                 <w:sz w:val="20"/>
               </w:rPr>
-              <w:t>Punto de venta o CRR de 8 caracteres.</w:t>
+              <w:t>Se calcula concatenando rangos al generar el CSV.</w:t>
             </w:r>
           </w:p>
         </w:tc>
@@ -1289,9 +1209,8 @@
           </w:tcPr>
           <w:p>
             <w:pPr>
-              <w:spacing w:before="40" w:after="40" w:line="240" w:lineRule="auto"/>
+              <w:spacing w:line="240" w:lineRule="auto" w:before="40" w:after="40"/>
               <w:ind w:firstLine="0"/>
-              <w:jc w:val="left"/>
             </w:pPr>
             <w:r/>
             <w:r>
@@ -1302,7 +1221,7 @@
                 <w:color w:val="000000"/>
                 <w:sz w:val="20"/>
               </w:rPr>
-              <w:t>Tarifa</w:t>
+              <w:t>cliente_reforma</w:t>
             </w:r>
           </w:p>
         </w:tc>
@@ -1319,9 +1238,8 @@
           </w:tcPr>
           <w:p>
             <w:pPr>
-              <w:spacing w:before="40" w:after="40" w:line="240" w:lineRule="auto"/>
+              <w:spacing w:line="240" w:lineRule="auto" w:before="40" w:after="40"/>
               <w:ind w:firstLine="0"/>
-              <w:jc w:val="left"/>
             </w:pPr>
             <w:r/>
             <w:r>
@@ -1332,7 +1250,7 @@
                 <w:color w:val="000000"/>
                 <w:sz w:val="20"/>
               </w:rPr>
-              <w:t>TARIFA</w:t>
+              <w:t>CENTRO (agrupador + código)</w:t>
             </w:r>
           </w:p>
         </w:tc>
@@ -1349,9 +1267,8 @@
           </w:tcPr>
           <w:p>
             <w:pPr>
-              <w:spacing w:before="40" w:after="40" w:line="240" w:lineRule="auto"/>
+              <w:spacing w:line="240" w:lineRule="auto" w:before="40" w:after="40"/>
               <w:ind w:firstLine="0"/>
-              <w:jc w:val="left"/>
             </w:pPr>
             <w:r/>
             <w:r>
@@ -1362,7 +1279,7 @@
                 <w:color w:val="000000"/>
                 <w:sz w:val="20"/>
               </w:rPr>
-              <w:t>Código tarifario GENERAL, ESPECIAL o REFORMA.</w:t>
+              <w:t>Es la concatenación de dos FKs ya existentes.</w:t>
             </w:r>
           </w:p>
         </w:tc>
@@ -1381,9 +1298,8 @@
           </w:tcPr>
           <w:p>
             <w:pPr>
-              <w:spacing w:before="40" w:after="40" w:line="240" w:lineRule="auto"/>
+              <w:spacing w:line="240" w:lineRule="auto" w:before="40" w:after="40"/>
               <w:ind w:firstLine="0"/>
-              <w:jc w:val="left"/>
             </w:pPr>
             <w:r/>
             <w:r>
@@ -1394,7 +1310,7 @@
                 <w:color w:val="000000"/>
                 <w:sz w:val="20"/>
               </w:rPr>
-              <w:t>Tarifa</w:t>
+              <w:t>naturaleza, cop_unidad, fracción, %</w:t>
             </w:r>
           </w:p>
         </w:tc>
@@ -1411,9 +1327,8 @@
           </w:tcPr>
           <w:p>
             <w:pPr>
-              <w:spacing w:before="40" w:after="40" w:line="240" w:lineRule="auto"/>
+              <w:spacing w:line="240" w:lineRule="auto" w:before="40" w:after="40"/>
               <w:ind w:firstLine="0"/>
-              <w:jc w:val="left"/>
             </w:pPr>
             <w:r/>
             <w:r>
@@ -1424,7 +1339,7 @@
                 <w:color w:val="000000"/>
                 <w:sz w:val="20"/>
               </w:rPr>
-              <w:t>VIGENCIA</w:t>
+              <w:t>No se almacena</w:t>
             </w:r>
           </w:p>
         </w:tc>
@@ -1441,9 +1356,8 @@
           </w:tcPr>
           <w:p>
             <w:pPr>
-              <w:spacing w:before="40" w:after="40" w:line="240" w:lineRule="auto"/>
+              <w:spacing w:line="240" w:lineRule="auto" w:before="40" w:after="40"/>
               <w:ind w:firstLine="0"/>
-              <w:jc w:val="left"/>
             </w:pPr>
             <w:r/>
             <w:r>
@@ -1454,1111 +1368,7 @@
                 <w:color w:val="000000"/>
                 <w:sz w:val="20"/>
               </w:rPr>
-              <w:t>Periodo de aplicación de una tarifa.</w:t>
-            </w:r>
-          </w:p>
-        </w:tc>
-      </w:tr>
-      <w:tr>
-        <w:tc>
-          <w:tcPr>
-            <w:tcW w:type="dxa" w:w="3120"/>
-            <w:shd w:fill="FFFFFF" w:val="clear"/>
-            <w:tcBorders>
-              <w:top w:val="single" w:sz="4" w:space="0" w:color="8A8A8A"/>
-              <w:left w:val="single" w:sz="4" w:space="0" w:color="8A8A8A"/>
-              <w:bottom w:val="single" w:sz="4" w:space="0" w:color="8A8A8A"/>
-              <w:right w:val="single" w:sz="4" w:space="0" w:color="8A8A8A"/>
-            </w:tcBorders>
-          </w:tcPr>
-          <w:p>
-            <w:pPr>
-              <w:spacing w:before="40" w:after="40" w:line="240" w:lineRule="auto"/>
-              <w:ind w:firstLine="0"/>
-              <w:jc w:val="left"/>
-            </w:pPr>
-            <w:r/>
-            <w:r>
-              <w:rPr>
-                <w:rFonts w:ascii="Times New Roman" w:hAnsi="Times New Roman" w:eastAsia="Times New Roman"/>
-                <w:b w:val="0"/>
-                <w:i w:val="0"/>
-                <w:color w:val="000000"/>
-                <w:sz w:val="20"/>
-              </w:rPr>
-              <w:t>Tarifa</w:t>
-            </w:r>
-          </w:p>
-        </w:tc>
-        <w:tc>
-          <w:tcPr>
-            <w:tcW w:type="dxa" w:w="3120"/>
-            <w:shd w:fill="FFFFFF" w:val="clear"/>
-            <w:tcBorders>
-              <w:top w:val="single" w:sz="4" w:space="0" w:color="8A8A8A"/>
-              <w:left w:val="single" w:sz="4" w:space="0" w:color="8A8A8A"/>
-              <w:bottom w:val="single" w:sz="4" w:space="0" w:color="8A8A8A"/>
-              <w:right w:val="single" w:sz="4" w:space="0" w:color="8A8A8A"/>
-            </w:tcBorders>
-          </w:tcPr>
-          <w:p>
-            <w:pPr>
-              <w:spacing w:before="40" w:after="40" w:line="240" w:lineRule="auto"/>
-              <w:ind w:firstLine="0"/>
-              <w:jc w:val="left"/>
-            </w:pPr>
-            <w:r/>
-            <w:r>
-              <w:rPr>
-                <w:rFonts w:ascii="Times New Roman" w:hAnsi="Times New Roman" w:eastAsia="Times New Roman"/>
-                <w:b w:val="0"/>
-                <w:i w:val="0"/>
-                <w:color w:val="000000"/>
-                <w:sz w:val="20"/>
-              </w:rPr>
-              <w:t>BAREMO</w:t>
-            </w:r>
-          </w:p>
-        </w:tc>
-        <w:tc>
-          <w:tcPr>
-            <w:tcW w:type="dxa" w:w="3120"/>
-            <w:shd w:fill="FFFFFF" w:val="clear"/>
-            <w:tcBorders>
-              <w:top w:val="single" w:sz="4" w:space="0" w:color="8A8A8A"/>
-              <w:left w:val="single" w:sz="4" w:space="0" w:color="8A8A8A"/>
-              <w:bottom w:val="single" w:sz="4" w:space="0" w:color="8A8A8A"/>
-              <w:right w:val="single" w:sz="4" w:space="0" w:color="8A8A8A"/>
-            </w:tcBorders>
-          </w:tcPr>
-          <w:p>
-            <w:pPr>
-              <w:spacing w:before="40" w:after="40" w:line="240" w:lineRule="auto"/>
-              <w:ind w:firstLine="0"/>
-              <w:jc w:val="left"/>
-            </w:pPr>
-            <w:r/>
-            <w:r>
-              <w:rPr>
-                <w:rFonts w:ascii="Times New Roman" w:hAnsi="Times New Roman" w:eastAsia="Times New Roman"/>
-                <w:b w:val="0"/>
-                <w:i w:val="0"/>
-                <w:color w:val="000000"/>
-                <w:sz w:val="20"/>
-              </w:rPr>
-              <w:t>Escala de portes (1 a 999) de una vigencia y un producto.</w:t>
-            </w:r>
-          </w:p>
-        </w:tc>
-      </w:tr>
-      <w:tr>
-        <w:tc>
-          <w:tcPr>
-            <w:tcW w:type="dxa" w:w="3120"/>
-            <w:shd w:fill="F4F7F4" w:val="clear"/>
-            <w:tcBorders>
-              <w:top w:val="single" w:sz="4" w:space="0" w:color="8A8A8A"/>
-              <w:left w:val="single" w:sz="4" w:space="0" w:color="8A8A8A"/>
-              <w:bottom w:val="single" w:sz="4" w:space="0" w:color="8A8A8A"/>
-              <w:right w:val="single" w:sz="4" w:space="0" w:color="8A8A8A"/>
-            </w:tcBorders>
-          </w:tcPr>
-          <w:p>
-            <w:pPr>
-              <w:spacing w:before="40" w:after="40" w:line="240" w:lineRule="auto"/>
-              <w:ind w:firstLine="0"/>
-              <w:jc w:val="left"/>
-            </w:pPr>
-            <w:r/>
-            <w:r>
-              <w:rPr>
-                <w:rFonts w:ascii="Times New Roman" w:hAnsi="Times New Roman" w:eastAsia="Times New Roman"/>
-                <w:b w:val="0"/>
-                <w:i w:val="0"/>
-                <w:color w:val="000000"/>
-                <w:sz w:val="20"/>
-              </w:rPr>
-              <w:t>Tarifa</w:t>
-            </w:r>
-          </w:p>
-        </w:tc>
-        <w:tc>
-          <w:tcPr>
-            <w:tcW w:type="dxa" w:w="3120"/>
-            <w:shd w:fill="F4F7F4" w:val="clear"/>
-            <w:tcBorders>
-              <w:top w:val="single" w:sz="4" w:space="0" w:color="8A8A8A"/>
-              <w:left w:val="single" w:sz="4" w:space="0" w:color="8A8A8A"/>
-              <w:bottom w:val="single" w:sz="4" w:space="0" w:color="8A8A8A"/>
-              <w:right w:val="single" w:sz="4" w:space="0" w:color="8A8A8A"/>
-            </w:tcBorders>
-          </w:tcPr>
-          <w:p>
-            <w:pPr>
-              <w:spacing w:before="40" w:after="40" w:line="240" w:lineRule="auto"/>
-              <w:ind w:firstLine="0"/>
-              <w:jc w:val="left"/>
-            </w:pPr>
-            <w:r/>
-            <w:r>
-              <w:rPr>
-                <w:rFonts w:ascii="Times New Roman" w:hAnsi="Times New Roman" w:eastAsia="Times New Roman"/>
-                <w:b w:val="0"/>
-                <w:i w:val="0"/>
-                <w:color w:val="000000"/>
-                <w:sz w:val="20"/>
-              </w:rPr>
-              <w:t>DETALLE_BAREMO</w:t>
-            </w:r>
-          </w:p>
-        </w:tc>
-        <w:tc>
-          <w:tcPr>
-            <w:tcW w:type="dxa" w:w="3120"/>
-            <w:shd w:fill="F4F7F4" w:val="clear"/>
-            <w:tcBorders>
-              <w:top w:val="single" w:sz="4" w:space="0" w:color="8A8A8A"/>
-              <w:left w:val="single" w:sz="4" w:space="0" w:color="8A8A8A"/>
-              <w:bottom w:val="single" w:sz="4" w:space="0" w:color="8A8A8A"/>
-              <w:right w:val="single" w:sz="4" w:space="0" w:color="8A8A8A"/>
-            </w:tcBorders>
-          </w:tcPr>
-          <w:p>
-            <w:pPr>
-              <w:spacing w:before="40" w:after="40" w:line="240" w:lineRule="auto"/>
-              <w:ind w:firstLine="0"/>
-              <w:jc w:val="left"/>
-            </w:pPr>
-            <w:r/>
-            <w:r>
-              <w:rPr>
-                <w:rFonts w:ascii="Times New Roman" w:hAnsi="Times New Roman" w:eastAsia="Times New Roman"/>
-                <w:b w:val="0"/>
-                <w:i w:val="0"/>
-                <w:color w:val="000000"/>
-                <w:sz w:val="20"/>
-              </w:rPr>
-              <w:t>Rango de peso, importe y sobrepeso del baremo.</w:t>
-            </w:r>
-          </w:p>
-        </w:tc>
-      </w:tr>
-      <w:tr>
-        <w:tc>
-          <w:tcPr>
-            <w:tcW w:type="dxa" w:w="3120"/>
-            <w:shd w:fill="FFFFFF" w:val="clear"/>
-            <w:tcBorders>
-              <w:top w:val="single" w:sz="4" w:space="0" w:color="8A8A8A"/>
-              <w:left w:val="single" w:sz="4" w:space="0" w:color="8A8A8A"/>
-              <w:bottom w:val="single" w:sz="4" w:space="0" w:color="8A8A8A"/>
-              <w:right w:val="single" w:sz="4" w:space="0" w:color="8A8A8A"/>
-            </w:tcBorders>
-          </w:tcPr>
-          <w:p>
-            <w:pPr>
-              <w:spacing w:before="40" w:after="40" w:line="240" w:lineRule="auto"/>
-              <w:ind w:firstLine="0"/>
-              <w:jc w:val="left"/>
-            </w:pPr>
-            <w:r/>
-            <w:r>
-              <w:rPr>
-                <w:rFonts w:ascii="Times New Roman" w:hAnsi="Times New Roman" w:eastAsia="Times New Roman"/>
-                <w:b w:val="0"/>
-                <w:i w:val="0"/>
-                <w:color w:val="000000"/>
-                <w:sz w:val="20"/>
-              </w:rPr>
-              <w:t>Tarifa</w:t>
-            </w:r>
-          </w:p>
-        </w:tc>
-        <w:tc>
-          <w:tcPr>
-            <w:tcW w:type="dxa" w:w="3120"/>
-            <w:shd w:fill="FFFFFF" w:val="clear"/>
-            <w:tcBorders>
-              <w:top w:val="single" w:sz="4" w:space="0" w:color="8A8A8A"/>
-              <w:left w:val="single" w:sz="4" w:space="0" w:color="8A8A8A"/>
-              <w:bottom w:val="single" w:sz="4" w:space="0" w:color="8A8A8A"/>
-              <w:right w:val="single" w:sz="4" w:space="0" w:color="8A8A8A"/>
-            </w:tcBorders>
-          </w:tcPr>
-          <w:p>
-            <w:pPr>
-              <w:spacing w:before="40" w:after="40" w:line="240" w:lineRule="auto"/>
-              <w:ind w:firstLine="0"/>
-              <w:jc w:val="left"/>
-            </w:pPr>
-            <w:r/>
-            <w:r>
-              <w:rPr>
-                <w:rFonts w:ascii="Times New Roman" w:hAnsi="Times New Roman" w:eastAsia="Times New Roman"/>
-                <w:b w:val="0"/>
-                <w:i w:val="0"/>
-                <w:color w:val="000000"/>
-                <w:sz w:val="20"/>
-              </w:rPr>
-              <w:t>RUTA</w:t>
-            </w:r>
-          </w:p>
-        </w:tc>
-        <w:tc>
-          <w:tcPr>
-            <w:tcW w:type="dxa" w:w="3120"/>
-            <w:shd w:fill="FFFFFF" w:val="clear"/>
-            <w:tcBorders>
-              <w:top w:val="single" w:sz="4" w:space="0" w:color="8A8A8A"/>
-              <w:left w:val="single" w:sz="4" w:space="0" w:color="8A8A8A"/>
-              <w:bottom w:val="single" w:sz="4" w:space="0" w:color="8A8A8A"/>
-              <w:right w:val="single" w:sz="4" w:space="0" w:color="8A8A8A"/>
-            </w:tcBorders>
-          </w:tcPr>
-          <w:p>
-            <w:pPr>
-              <w:spacing w:before="40" w:after="40" w:line="240" w:lineRule="auto"/>
-              <w:ind w:firstLine="0"/>
-              <w:jc w:val="left"/>
-            </w:pPr>
-            <w:r/>
-            <w:r>
-              <w:rPr>
-                <w:rFonts w:ascii="Times New Roman" w:hAnsi="Times New Roman" w:eastAsia="Times New Roman"/>
-                <w:b w:val="0"/>
-                <w:i w:val="0"/>
-                <w:color w:val="000000"/>
-                <w:sz w:val="20"/>
-              </w:rPr>
-              <w:t>Origen-destino ligado a un baremo, producto y vigencia.</w:t>
-            </w:r>
-          </w:p>
-        </w:tc>
-      </w:tr>
-      <w:tr>
-        <w:tc>
-          <w:tcPr>
-            <w:tcW w:type="dxa" w:w="3120"/>
-            <w:shd w:fill="F4F7F4" w:val="clear"/>
-            <w:tcBorders>
-              <w:top w:val="single" w:sz="4" w:space="0" w:color="8A8A8A"/>
-              <w:left w:val="single" w:sz="4" w:space="0" w:color="8A8A8A"/>
-              <w:bottom w:val="single" w:sz="4" w:space="0" w:color="8A8A8A"/>
-              <w:right w:val="single" w:sz="4" w:space="0" w:color="8A8A8A"/>
-            </w:tcBorders>
-          </w:tcPr>
-          <w:p>
-            <w:pPr>
-              <w:spacing w:before="40" w:after="40" w:line="240" w:lineRule="auto"/>
-              <w:ind w:firstLine="0"/>
-              <w:jc w:val="left"/>
-            </w:pPr>
-            <w:r/>
-            <w:r>
-              <w:rPr>
-                <w:rFonts w:ascii="Times New Roman" w:hAnsi="Times New Roman" w:eastAsia="Times New Roman"/>
-                <w:b w:val="0"/>
-                <w:i w:val="0"/>
-                <w:color w:val="000000"/>
-                <w:sz w:val="20"/>
-              </w:rPr>
-              <w:t>Proceso</w:t>
-            </w:r>
-          </w:p>
-        </w:tc>
-        <w:tc>
-          <w:tcPr>
-            <w:tcW w:type="dxa" w:w="3120"/>
-            <w:shd w:fill="F4F7F4" w:val="clear"/>
-            <w:tcBorders>
-              <w:top w:val="single" w:sz="4" w:space="0" w:color="8A8A8A"/>
-              <w:left w:val="single" w:sz="4" w:space="0" w:color="8A8A8A"/>
-              <w:bottom w:val="single" w:sz="4" w:space="0" w:color="8A8A8A"/>
-              <w:right w:val="single" w:sz="4" w:space="0" w:color="8A8A8A"/>
-            </w:tcBorders>
-          </w:tcPr>
-          <w:p>
-            <w:pPr>
-              <w:spacing w:before="40" w:after="40" w:line="240" w:lineRule="auto"/>
-              <w:ind w:firstLine="0"/>
-              <w:jc w:val="left"/>
-            </w:pPr>
-            <w:r/>
-            <w:r>
-              <w:rPr>
-                <w:rFonts w:ascii="Times New Roman" w:hAnsi="Times New Roman" w:eastAsia="Times New Roman"/>
-                <w:b w:val="0"/>
-                <w:i w:val="0"/>
-                <w:color w:val="000000"/>
-                <w:sz w:val="20"/>
-              </w:rPr>
-              <w:t>SOLICITUD</w:t>
-            </w:r>
-          </w:p>
-        </w:tc>
-        <w:tc>
-          <w:tcPr>
-            <w:tcW w:type="dxa" w:w="3120"/>
-            <w:shd w:fill="F4F7F4" w:val="clear"/>
-            <w:tcBorders>
-              <w:top w:val="single" w:sz="4" w:space="0" w:color="8A8A8A"/>
-              <w:left w:val="single" w:sz="4" w:space="0" w:color="8A8A8A"/>
-              <w:bottom w:val="single" w:sz="4" w:space="0" w:color="8A8A8A"/>
-              <w:right w:val="single" w:sz="4" w:space="0" w:color="8A8A8A"/>
-            </w:tcBorders>
-          </w:tcPr>
-          <w:p>
-            <w:pPr>
-              <w:spacing w:before="40" w:after="40" w:line="240" w:lineRule="auto"/>
-              <w:ind w:firstLine="0"/>
-              <w:jc w:val="left"/>
-            </w:pPr>
-            <w:r/>
-            <w:r>
-              <w:rPr>
-                <w:rFonts w:ascii="Times New Roman" w:hAnsi="Times New Roman" w:eastAsia="Times New Roman"/>
-                <w:b w:val="0"/>
-                <w:i w:val="0"/>
-                <w:color w:val="000000"/>
-                <w:sz w:val="20"/>
-              </w:rPr>
-              <w:t>Caso recibido por correo (B2C) o Dynamo (B2B).</w:t>
-            </w:r>
-          </w:p>
-        </w:tc>
-      </w:tr>
-      <w:tr>
-        <w:tc>
-          <w:tcPr>
-            <w:tcW w:type="dxa" w:w="3120"/>
-            <w:shd w:fill="FFFFFF" w:val="clear"/>
-            <w:tcBorders>
-              <w:top w:val="single" w:sz="4" w:space="0" w:color="8A8A8A"/>
-              <w:left w:val="single" w:sz="4" w:space="0" w:color="8A8A8A"/>
-              <w:bottom w:val="single" w:sz="4" w:space="0" w:color="8A8A8A"/>
-              <w:right w:val="single" w:sz="4" w:space="0" w:color="8A8A8A"/>
-            </w:tcBorders>
-          </w:tcPr>
-          <w:p>
-            <w:pPr>
-              <w:spacing w:before="40" w:after="40" w:line="240" w:lineRule="auto"/>
-              <w:ind w:firstLine="0"/>
-              <w:jc w:val="left"/>
-            </w:pPr>
-            <w:r/>
-            <w:r>
-              <w:rPr>
-                <w:rFonts w:ascii="Times New Roman" w:hAnsi="Times New Roman" w:eastAsia="Times New Roman"/>
-                <w:b w:val="0"/>
-                <w:i w:val="0"/>
-                <w:color w:val="000000"/>
-                <w:sz w:val="20"/>
-              </w:rPr>
-              <w:t>Proceso</w:t>
-            </w:r>
-          </w:p>
-        </w:tc>
-        <w:tc>
-          <w:tcPr>
-            <w:tcW w:type="dxa" w:w="3120"/>
-            <w:shd w:fill="FFFFFF" w:val="clear"/>
-            <w:tcBorders>
-              <w:top w:val="single" w:sz="4" w:space="0" w:color="8A8A8A"/>
-              <w:left w:val="single" w:sz="4" w:space="0" w:color="8A8A8A"/>
-              <w:bottom w:val="single" w:sz="4" w:space="0" w:color="8A8A8A"/>
-              <w:right w:val="single" w:sz="4" w:space="0" w:color="8A8A8A"/>
-            </w:tcBorders>
-          </w:tcPr>
-          <w:p>
-            <w:pPr>
-              <w:spacing w:before="40" w:after="40" w:line="240" w:lineRule="auto"/>
-              <w:ind w:firstLine="0"/>
-              <w:jc w:val="left"/>
-            </w:pPr>
-            <w:r/>
-            <w:r>
-              <w:rPr>
-                <w:rFonts w:ascii="Times New Roman" w:hAnsi="Times New Roman" w:eastAsia="Times New Roman"/>
-                <w:b w:val="0"/>
-                <w:i w:val="0"/>
-                <w:color w:val="000000"/>
-                <w:sz w:val="20"/>
-              </w:rPr>
-              <w:t>ARCHIVO_INSUMO</w:t>
-            </w:r>
-          </w:p>
-        </w:tc>
-        <w:tc>
-          <w:tcPr>
-            <w:tcW w:type="dxa" w:w="3120"/>
-            <w:shd w:fill="FFFFFF" w:val="clear"/>
-            <w:tcBorders>
-              <w:top w:val="single" w:sz="4" w:space="0" w:color="8A8A8A"/>
-              <w:left w:val="single" w:sz="4" w:space="0" w:color="8A8A8A"/>
-              <w:bottom w:val="single" w:sz="4" w:space="0" w:color="8A8A8A"/>
-              <w:right w:val="single" w:sz="4" w:space="0" w:color="8A8A8A"/>
-            </w:tcBorders>
-          </w:tcPr>
-          <w:p>
-            <w:pPr>
-              <w:spacing w:before="40" w:after="40" w:line="240" w:lineRule="auto"/>
-              <w:ind w:firstLine="0"/>
-              <w:jc w:val="left"/>
-            </w:pPr>
-            <w:r/>
-            <w:r>
-              <w:rPr>
-                <w:rFonts w:ascii="Times New Roman" w:hAnsi="Times New Roman" w:eastAsia="Times New Roman"/>
-                <w:b w:val="0"/>
-                <w:i w:val="0"/>
-                <w:color w:val="000000"/>
-                <w:sz w:val="20"/>
-              </w:rPr>
-              <w:t>Excel, hoja tarifaria, aval o archivo plano adjunto.</w:t>
-            </w:r>
-          </w:p>
-        </w:tc>
-      </w:tr>
-      <w:tr>
-        <w:tc>
-          <w:tcPr>
-            <w:tcW w:type="dxa" w:w="3120"/>
-            <w:shd w:fill="F4F7F4" w:val="clear"/>
-            <w:tcBorders>
-              <w:top w:val="single" w:sz="4" w:space="0" w:color="8A8A8A"/>
-              <w:left w:val="single" w:sz="4" w:space="0" w:color="8A8A8A"/>
-              <w:bottom w:val="single" w:sz="4" w:space="0" w:color="8A8A8A"/>
-              <w:right w:val="single" w:sz="4" w:space="0" w:color="8A8A8A"/>
-            </w:tcBorders>
-          </w:tcPr>
-          <w:p>
-            <w:pPr>
-              <w:spacing w:before="40" w:after="40" w:line="240" w:lineRule="auto"/>
-              <w:ind w:firstLine="0"/>
-              <w:jc w:val="left"/>
-            </w:pPr>
-            <w:r/>
-            <w:r>
-              <w:rPr>
-                <w:rFonts w:ascii="Times New Roman" w:hAnsi="Times New Roman" w:eastAsia="Times New Roman"/>
-                <w:b w:val="0"/>
-                <w:i w:val="0"/>
-                <w:color w:val="000000"/>
-                <w:sz w:val="20"/>
-              </w:rPr>
-              <w:t>Proceso</w:t>
-            </w:r>
-          </w:p>
-        </w:tc>
-        <w:tc>
-          <w:tcPr>
-            <w:tcW w:type="dxa" w:w="3120"/>
-            <w:shd w:fill="F4F7F4" w:val="clear"/>
-            <w:tcBorders>
-              <w:top w:val="single" w:sz="4" w:space="0" w:color="8A8A8A"/>
-              <w:left w:val="single" w:sz="4" w:space="0" w:color="8A8A8A"/>
-              <w:bottom w:val="single" w:sz="4" w:space="0" w:color="8A8A8A"/>
-              <w:right w:val="single" w:sz="4" w:space="0" w:color="8A8A8A"/>
-            </w:tcBorders>
-          </w:tcPr>
-          <w:p>
-            <w:pPr>
-              <w:spacing w:before="40" w:after="40" w:line="240" w:lineRule="auto"/>
-              <w:ind w:firstLine="0"/>
-              <w:jc w:val="left"/>
-            </w:pPr>
-            <w:r/>
-            <w:r>
-              <w:rPr>
-                <w:rFonts w:ascii="Times New Roman" w:hAnsi="Times New Roman" w:eastAsia="Times New Roman"/>
-                <w:b w:val="0"/>
-                <w:i w:val="0"/>
-                <w:color w:val="000000"/>
-                <w:sz w:val="20"/>
-              </w:rPr>
-              <w:t>FICHERO_CSV</w:t>
-            </w:r>
-          </w:p>
-        </w:tc>
-        <w:tc>
-          <w:tcPr>
-            <w:tcW w:type="dxa" w:w="3120"/>
-            <w:shd w:fill="F4F7F4" w:val="clear"/>
-            <w:tcBorders>
-              <w:top w:val="single" w:sz="4" w:space="0" w:color="8A8A8A"/>
-              <w:left w:val="single" w:sz="4" w:space="0" w:color="8A8A8A"/>
-              <w:bottom w:val="single" w:sz="4" w:space="0" w:color="8A8A8A"/>
-              <w:right w:val="single" w:sz="4" w:space="0" w:color="8A8A8A"/>
-            </w:tcBorders>
-          </w:tcPr>
-          <w:p>
-            <w:pPr>
-              <w:spacing w:before="40" w:after="40" w:line="240" w:lineRule="auto"/>
-              <w:ind w:firstLine="0"/>
-              <w:jc w:val="left"/>
-            </w:pPr>
-            <w:r/>
-            <w:r>
-              <w:rPr>
-                <w:rFonts w:ascii="Times New Roman" w:hAnsi="Times New Roman" w:eastAsia="Times New Roman"/>
-                <w:b w:val="0"/>
-                <w:i w:val="0"/>
-                <w:color w:val="000000"/>
-                <w:sz w:val="20"/>
-              </w:rPr>
-              <w:t>CSV generado (rutas, baremos o reforma).</w:t>
-            </w:r>
-          </w:p>
-        </w:tc>
-      </w:tr>
-      <w:tr>
-        <w:tc>
-          <w:tcPr>
-            <w:tcW w:type="dxa" w:w="3120"/>
-            <w:shd w:fill="FFFFFF" w:val="clear"/>
-            <w:tcBorders>
-              <w:top w:val="single" w:sz="4" w:space="0" w:color="8A8A8A"/>
-              <w:left w:val="single" w:sz="4" w:space="0" w:color="8A8A8A"/>
-              <w:bottom w:val="single" w:sz="4" w:space="0" w:color="8A8A8A"/>
-              <w:right w:val="single" w:sz="4" w:space="0" w:color="8A8A8A"/>
-            </w:tcBorders>
-          </w:tcPr>
-          <w:p>
-            <w:pPr>
-              <w:spacing w:before="40" w:after="40" w:line="240" w:lineRule="auto"/>
-              <w:ind w:firstLine="0"/>
-              <w:jc w:val="left"/>
-            </w:pPr>
-            <w:r/>
-            <w:r>
-              <w:rPr>
-                <w:rFonts w:ascii="Times New Roman" w:hAnsi="Times New Roman" w:eastAsia="Times New Roman"/>
-                <w:b w:val="0"/>
-                <w:i w:val="0"/>
-                <w:color w:val="000000"/>
-                <w:sz w:val="20"/>
-              </w:rPr>
-              <w:t>Proceso</w:t>
-            </w:r>
-          </w:p>
-        </w:tc>
-        <w:tc>
-          <w:tcPr>
-            <w:tcW w:type="dxa" w:w="3120"/>
-            <w:shd w:fill="FFFFFF" w:val="clear"/>
-            <w:tcBorders>
-              <w:top w:val="single" w:sz="4" w:space="0" w:color="8A8A8A"/>
-              <w:left w:val="single" w:sz="4" w:space="0" w:color="8A8A8A"/>
-              <w:bottom w:val="single" w:sz="4" w:space="0" w:color="8A8A8A"/>
-              <w:right w:val="single" w:sz="4" w:space="0" w:color="8A8A8A"/>
-            </w:tcBorders>
-          </w:tcPr>
-          <w:p>
-            <w:pPr>
-              <w:spacing w:before="40" w:after="40" w:line="240" w:lineRule="auto"/>
-              <w:ind w:firstLine="0"/>
-              <w:jc w:val="left"/>
-            </w:pPr>
-            <w:r/>
-            <w:r>
-              <w:rPr>
-                <w:rFonts w:ascii="Times New Roman" w:hAnsi="Times New Roman" w:eastAsia="Times New Roman"/>
-                <w:b w:val="0"/>
-                <w:i w:val="0"/>
-                <w:color w:val="000000"/>
-                <w:sz w:val="20"/>
-              </w:rPr>
-              <w:t>REGLA_VALIDACIÓN</w:t>
-            </w:r>
-          </w:p>
-        </w:tc>
-        <w:tc>
-          <w:tcPr>
-            <w:tcW w:type="dxa" w:w="3120"/>
-            <w:shd w:fill="FFFFFF" w:val="clear"/>
-            <w:tcBorders>
-              <w:top w:val="single" w:sz="4" w:space="0" w:color="8A8A8A"/>
-              <w:left w:val="single" w:sz="4" w:space="0" w:color="8A8A8A"/>
-              <w:bottom w:val="single" w:sz="4" w:space="0" w:color="8A8A8A"/>
-              <w:right w:val="single" w:sz="4" w:space="0" w:color="8A8A8A"/>
-            </w:tcBorders>
-          </w:tcPr>
-          <w:p>
-            <w:pPr>
-              <w:spacing w:before="40" w:after="40" w:line="240" w:lineRule="auto"/>
-              <w:ind w:firstLine="0"/>
-              <w:jc w:val="left"/>
-            </w:pPr>
-            <w:r/>
-            <w:r>
-              <w:rPr>
-                <w:rFonts w:ascii="Times New Roman" w:hAnsi="Times New Roman" w:eastAsia="Times New Roman"/>
-                <w:b w:val="0"/>
-                <w:i w:val="0"/>
-                <w:color w:val="000000"/>
-                <w:sz w:val="20"/>
-              </w:rPr>
-              <w:t>Lineamiento de formato, longitud y obligatoriedad.</w:t>
-            </w:r>
-          </w:p>
-        </w:tc>
-      </w:tr>
-      <w:tr>
-        <w:tc>
-          <w:tcPr>
-            <w:tcW w:type="dxa" w:w="3120"/>
-            <w:shd w:fill="F4F7F4" w:val="clear"/>
-            <w:tcBorders>
-              <w:top w:val="single" w:sz="4" w:space="0" w:color="8A8A8A"/>
-              <w:left w:val="single" w:sz="4" w:space="0" w:color="8A8A8A"/>
-              <w:bottom w:val="single" w:sz="4" w:space="0" w:color="8A8A8A"/>
-              <w:right w:val="single" w:sz="4" w:space="0" w:color="8A8A8A"/>
-            </w:tcBorders>
-          </w:tcPr>
-          <w:p>
-            <w:pPr>
-              <w:spacing w:before="40" w:after="40" w:line="240" w:lineRule="auto"/>
-              <w:ind w:firstLine="0"/>
-              <w:jc w:val="left"/>
-            </w:pPr>
-            <w:r/>
-            <w:r>
-              <w:rPr>
-                <w:rFonts w:ascii="Times New Roman" w:hAnsi="Times New Roman" w:eastAsia="Times New Roman"/>
-                <w:b w:val="0"/>
-                <w:i w:val="0"/>
-                <w:color w:val="000000"/>
-                <w:sz w:val="20"/>
-              </w:rPr>
-              <w:t>Proceso</w:t>
-            </w:r>
-          </w:p>
-        </w:tc>
-        <w:tc>
-          <w:tcPr>
-            <w:tcW w:type="dxa" w:w="3120"/>
-            <w:shd w:fill="F4F7F4" w:val="clear"/>
-            <w:tcBorders>
-              <w:top w:val="single" w:sz="4" w:space="0" w:color="8A8A8A"/>
-              <w:left w:val="single" w:sz="4" w:space="0" w:color="8A8A8A"/>
-              <w:bottom w:val="single" w:sz="4" w:space="0" w:color="8A8A8A"/>
-              <w:right w:val="single" w:sz="4" w:space="0" w:color="8A8A8A"/>
-            </w:tcBorders>
-          </w:tcPr>
-          <w:p>
-            <w:pPr>
-              <w:spacing w:before="40" w:after="40" w:line="240" w:lineRule="auto"/>
-              <w:ind w:firstLine="0"/>
-              <w:jc w:val="left"/>
-            </w:pPr>
-            <w:r/>
-            <w:r>
-              <w:rPr>
-                <w:rFonts w:ascii="Times New Roman" w:hAnsi="Times New Roman" w:eastAsia="Times New Roman"/>
-                <w:b w:val="0"/>
-                <w:i w:val="0"/>
-                <w:color w:val="000000"/>
-                <w:sz w:val="20"/>
-              </w:rPr>
-              <w:t>RESULTADO_VALIDACIÓN</w:t>
-            </w:r>
-          </w:p>
-        </w:tc>
-        <w:tc>
-          <w:tcPr>
-            <w:tcW w:type="dxa" w:w="3120"/>
-            <w:shd w:fill="F4F7F4" w:val="clear"/>
-            <w:tcBorders>
-              <w:top w:val="single" w:sz="4" w:space="0" w:color="8A8A8A"/>
-              <w:left w:val="single" w:sz="4" w:space="0" w:color="8A8A8A"/>
-              <w:bottom w:val="single" w:sz="4" w:space="0" w:color="8A8A8A"/>
-              <w:right w:val="single" w:sz="4" w:space="0" w:color="8A8A8A"/>
-            </w:tcBorders>
-          </w:tcPr>
-          <w:p>
-            <w:pPr>
-              <w:spacing w:before="40" w:after="40" w:line="240" w:lineRule="auto"/>
-              <w:ind w:firstLine="0"/>
-              <w:jc w:val="left"/>
-            </w:pPr>
-            <w:r/>
-            <w:r>
-              <w:rPr>
-                <w:rFonts w:ascii="Times New Roman" w:hAnsi="Times New Roman" w:eastAsia="Times New Roman"/>
-                <w:b w:val="0"/>
-                <w:i w:val="0"/>
-                <w:color w:val="000000"/>
-                <w:sz w:val="20"/>
-              </w:rPr>
-              <w:t>Hallazgo de una regla sobre una fila del fichero.</w:t>
-            </w:r>
-          </w:p>
-        </w:tc>
-      </w:tr>
-      <w:tr>
-        <w:tc>
-          <w:tcPr>
-            <w:tcW w:type="dxa" w:w="3120"/>
-            <w:shd w:fill="FFFFFF" w:val="clear"/>
-            <w:tcBorders>
-              <w:top w:val="single" w:sz="4" w:space="0" w:color="8A8A8A"/>
-              <w:left w:val="single" w:sz="4" w:space="0" w:color="8A8A8A"/>
-              <w:bottom w:val="single" w:sz="4" w:space="0" w:color="8A8A8A"/>
-              <w:right w:val="single" w:sz="4" w:space="0" w:color="8A8A8A"/>
-            </w:tcBorders>
-          </w:tcPr>
-          <w:p>
-            <w:pPr>
-              <w:spacing w:before="40" w:after="40" w:line="240" w:lineRule="auto"/>
-              <w:ind w:firstLine="0"/>
-              <w:jc w:val="left"/>
-            </w:pPr>
-            <w:r/>
-            <w:r>
-              <w:rPr>
-                <w:rFonts w:ascii="Times New Roman" w:hAnsi="Times New Roman" w:eastAsia="Times New Roman"/>
-                <w:b w:val="0"/>
-                <w:i w:val="0"/>
-                <w:color w:val="000000"/>
-                <w:sz w:val="20"/>
-              </w:rPr>
-              <w:t>Proceso</w:t>
-            </w:r>
-          </w:p>
-        </w:tc>
-        <w:tc>
-          <w:tcPr>
-            <w:tcW w:type="dxa" w:w="3120"/>
-            <w:shd w:fill="FFFFFF" w:val="clear"/>
-            <w:tcBorders>
-              <w:top w:val="single" w:sz="4" w:space="0" w:color="8A8A8A"/>
-              <w:left w:val="single" w:sz="4" w:space="0" w:color="8A8A8A"/>
-              <w:bottom w:val="single" w:sz="4" w:space="0" w:color="8A8A8A"/>
-              <w:right w:val="single" w:sz="4" w:space="0" w:color="8A8A8A"/>
-            </w:tcBorders>
-          </w:tcPr>
-          <w:p>
-            <w:pPr>
-              <w:spacing w:before="40" w:after="40" w:line="240" w:lineRule="auto"/>
-              <w:ind w:firstLine="0"/>
-              <w:jc w:val="left"/>
-            </w:pPr>
-            <w:r/>
-            <w:r>
-              <w:rPr>
-                <w:rFonts w:ascii="Times New Roman" w:hAnsi="Times New Roman" w:eastAsia="Times New Roman"/>
-                <w:b w:val="0"/>
-                <w:i w:val="0"/>
-                <w:color w:val="000000"/>
-                <w:sz w:val="20"/>
-              </w:rPr>
-              <w:t>CARGUE</w:t>
-            </w:r>
-          </w:p>
-        </w:tc>
-        <w:tc>
-          <w:tcPr>
-            <w:tcW w:type="dxa" w:w="3120"/>
-            <w:shd w:fill="FFFFFF" w:val="clear"/>
-            <w:tcBorders>
-              <w:top w:val="single" w:sz="4" w:space="0" w:color="8A8A8A"/>
-              <w:left w:val="single" w:sz="4" w:space="0" w:color="8A8A8A"/>
-              <w:bottom w:val="single" w:sz="4" w:space="0" w:color="8A8A8A"/>
-              <w:right w:val="single" w:sz="4" w:space="0" w:color="8A8A8A"/>
-            </w:tcBorders>
-          </w:tcPr>
-          <w:p>
-            <w:pPr>
-              <w:spacing w:before="40" w:after="40" w:line="240" w:lineRule="auto"/>
-              <w:ind w:firstLine="0"/>
-              <w:jc w:val="left"/>
-            </w:pPr>
-            <w:r/>
-            <w:r>
-              <w:rPr>
-                <w:rFonts w:ascii="Times New Roman" w:hAnsi="Times New Roman" w:eastAsia="Times New Roman"/>
-                <w:b w:val="0"/>
-                <w:i w:val="0"/>
-                <w:color w:val="000000"/>
-                <w:sz w:val="20"/>
-              </w:rPr>
-              <w:t>Intento de subida por FTP o importación 12.5, con control SOX.</w:t>
-            </w:r>
-          </w:p>
-        </w:tc>
-      </w:tr>
-      <w:tr>
-        <w:tc>
-          <w:tcPr>
-            <w:tcW w:type="dxa" w:w="3120"/>
-            <w:shd w:fill="F4F7F4" w:val="clear"/>
-            <w:tcBorders>
-              <w:top w:val="single" w:sz="4" w:space="0" w:color="8A8A8A"/>
-              <w:left w:val="single" w:sz="4" w:space="0" w:color="8A8A8A"/>
-              <w:bottom w:val="single" w:sz="4" w:space="0" w:color="8A8A8A"/>
-              <w:right w:val="single" w:sz="4" w:space="0" w:color="8A8A8A"/>
-            </w:tcBorders>
-          </w:tcPr>
-          <w:p>
-            <w:pPr>
-              <w:spacing w:before="40" w:after="40" w:line="240" w:lineRule="auto"/>
-              <w:ind w:firstLine="0"/>
-              <w:jc w:val="left"/>
-            </w:pPr>
-            <w:r/>
-            <w:r>
-              <w:rPr>
-                <w:rFonts w:ascii="Times New Roman" w:hAnsi="Times New Roman" w:eastAsia="Times New Roman"/>
-                <w:b w:val="0"/>
-                <w:i w:val="0"/>
-                <w:color w:val="000000"/>
-                <w:sz w:val="20"/>
-              </w:rPr>
-              <w:t>Reforma</w:t>
-            </w:r>
-          </w:p>
-        </w:tc>
-        <w:tc>
-          <w:tcPr>
-            <w:tcW w:type="dxa" w:w="3120"/>
-            <w:shd w:fill="F4F7F4" w:val="clear"/>
-            <w:tcBorders>
-              <w:top w:val="single" w:sz="4" w:space="0" w:color="8A8A8A"/>
-              <w:left w:val="single" w:sz="4" w:space="0" w:color="8A8A8A"/>
-              <w:bottom w:val="single" w:sz="4" w:space="0" w:color="8A8A8A"/>
-              <w:right w:val="single" w:sz="4" w:space="0" w:color="8A8A8A"/>
-            </w:tcBorders>
-          </w:tcPr>
-          <w:p>
-            <w:pPr>
-              <w:spacing w:before="40" w:after="40" w:line="240" w:lineRule="auto"/>
-              <w:ind w:firstLine="0"/>
-              <w:jc w:val="left"/>
-            </w:pPr>
-            <w:r/>
-            <w:r>
-              <w:rPr>
-                <w:rFonts w:ascii="Times New Roman" w:hAnsi="Times New Roman" w:eastAsia="Times New Roman"/>
-                <w:b w:val="0"/>
-                <w:i w:val="0"/>
-                <w:color w:val="000000"/>
-                <w:sz w:val="20"/>
-              </w:rPr>
-              <w:t>DESCUENTO_TARIFA</w:t>
-            </w:r>
-          </w:p>
-        </w:tc>
-        <w:tc>
-          <w:tcPr>
-            <w:tcW w:type="dxa" w:w="3120"/>
-            <w:shd w:fill="F4F7F4" w:val="clear"/>
-            <w:tcBorders>
-              <w:top w:val="single" w:sz="4" w:space="0" w:color="8A8A8A"/>
-              <w:left w:val="single" w:sz="4" w:space="0" w:color="8A8A8A"/>
-              <w:bottom w:val="single" w:sz="4" w:space="0" w:color="8A8A8A"/>
-              <w:right w:val="single" w:sz="4" w:space="0" w:color="8A8A8A"/>
-            </w:tcBorders>
-          </w:tcPr>
-          <w:p>
-            <w:pPr>
-              <w:spacing w:before="40" w:after="40" w:line="240" w:lineRule="auto"/>
-              <w:ind w:firstLine="0"/>
-              <w:jc w:val="left"/>
-            </w:pPr>
-            <w:r/>
-            <w:r>
-              <w:rPr>
-                <w:rFonts w:ascii="Times New Roman" w:hAnsi="Times New Roman" w:eastAsia="Times New Roman"/>
-                <w:b w:val="0"/>
-                <w:i w:val="0"/>
-                <w:color w:val="000000"/>
-                <w:sz w:val="20"/>
-              </w:rPr>
-              <w:t>Descuento de reforma por cliente, centro y producto.</w:t>
-            </w:r>
-          </w:p>
-        </w:tc>
-      </w:tr>
-      <w:tr>
-        <w:tc>
-          <w:tcPr>
-            <w:tcW w:type="dxa" w:w="3120"/>
-            <w:shd w:fill="FFFFFF" w:val="clear"/>
-            <w:tcBorders>
-              <w:top w:val="single" w:sz="4" w:space="0" w:color="8A8A8A"/>
-              <w:left w:val="single" w:sz="4" w:space="0" w:color="8A8A8A"/>
-              <w:bottom w:val="single" w:sz="4" w:space="0" w:color="8A8A8A"/>
-              <w:right w:val="single" w:sz="4" w:space="0" w:color="8A8A8A"/>
-            </w:tcBorders>
-          </w:tcPr>
-          <w:p>
-            <w:pPr>
-              <w:spacing w:before="40" w:after="40" w:line="240" w:lineRule="auto"/>
-              <w:ind w:firstLine="0"/>
-              <w:jc w:val="left"/>
-            </w:pPr>
-            <w:r/>
-            <w:r>
-              <w:rPr>
-                <w:rFonts w:ascii="Times New Roman" w:hAnsi="Times New Roman" w:eastAsia="Times New Roman"/>
-                <w:b w:val="0"/>
-                <w:i w:val="0"/>
-                <w:color w:val="000000"/>
-                <w:sz w:val="20"/>
-              </w:rPr>
-              <w:t>Reforma</w:t>
-            </w:r>
-          </w:p>
-        </w:tc>
-        <w:tc>
-          <w:tcPr>
-            <w:tcW w:type="dxa" w:w="3120"/>
-            <w:shd w:fill="FFFFFF" w:val="clear"/>
-            <w:tcBorders>
-              <w:top w:val="single" w:sz="4" w:space="0" w:color="8A8A8A"/>
-              <w:left w:val="single" w:sz="4" w:space="0" w:color="8A8A8A"/>
-              <w:bottom w:val="single" w:sz="4" w:space="0" w:color="8A8A8A"/>
-              <w:right w:val="single" w:sz="4" w:space="0" w:color="8A8A8A"/>
-            </w:tcBorders>
-          </w:tcPr>
-          <w:p>
-            <w:pPr>
-              <w:spacing w:before="40" w:after="40" w:line="240" w:lineRule="auto"/>
-              <w:ind w:firstLine="0"/>
-              <w:jc w:val="left"/>
-            </w:pPr>
-            <w:r/>
-            <w:r>
-              <w:rPr>
-                <w:rFonts w:ascii="Times New Roman" w:hAnsi="Times New Roman" w:eastAsia="Times New Roman"/>
-                <w:b w:val="0"/>
-                <w:i w:val="0"/>
-                <w:color w:val="000000"/>
-                <w:sz w:val="20"/>
-              </w:rPr>
-              <w:t>MÍNIMA_DESPACHO</w:t>
-            </w:r>
-          </w:p>
-        </w:tc>
-        <w:tc>
-          <w:tcPr>
-            <w:tcW w:type="dxa" w:w="3120"/>
-            <w:shd w:fill="FFFFFF" w:val="clear"/>
-            <w:tcBorders>
-              <w:top w:val="single" w:sz="4" w:space="0" w:color="8A8A8A"/>
-              <w:left w:val="single" w:sz="4" w:space="0" w:color="8A8A8A"/>
-              <w:bottom w:val="single" w:sz="4" w:space="0" w:color="8A8A8A"/>
-              <w:right w:val="single" w:sz="4" w:space="0" w:color="8A8A8A"/>
-            </w:tcBorders>
-          </w:tcPr>
-          <w:p>
-            <w:pPr>
-              <w:spacing w:before="40" w:after="40" w:line="240" w:lineRule="auto"/>
-              <w:ind w:firstLine="0"/>
-              <w:jc w:val="left"/>
-            </w:pPr>
-            <w:r/>
-            <w:r>
-              <w:rPr>
-                <w:rFonts w:ascii="Times New Roman" w:hAnsi="Times New Roman" w:eastAsia="Times New Roman"/>
-                <w:b w:val="0"/>
-                <w:i w:val="0"/>
-                <w:color w:val="000000"/>
-                <w:sz w:val="20"/>
-              </w:rPr>
-              <w:t>Valor mínimo de despacho de reforma.</w:t>
-            </w:r>
-          </w:p>
-        </w:tc>
-      </w:tr>
-      <w:tr>
-        <w:tc>
-          <w:tcPr>
-            <w:tcW w:type="dxa" w:w="3120"/>
-            <w:shd w:fill="F4F7F4" w:val="clear"/>
-            <w:tcBorders>
-              <w:top w:val="single" w:sz="4" w:space="0" w:color="8A8A8A"/>
-              <w:left w:val="single" w:sz="4" w:space="0" w:color="8A8A8A"/>
-              <w:bottom w:val="single" w:sz="4" w:space="0" w:color="8A8A8A"/>
-              <w:right w:val="single" w:sz="4" w:space="0" w:color="8A8A8A"/>
-            </w:tcBorders>
-          </w:tcPr>
-          <w:p>
-            <w:pPr>
-              <w:spacing w:before="40" w:after="40" w:line="240" w:lineRule="auto"/>
-              <w:ind w:firstLine="0"/>
-              <w:jc w:val="left"/>
-            </w:pPr>
-            <w:r/>
-            <w:r>
-              <w:rPr>
-                <w:rFonts w:ascii="Times New Roman" w:hAnsi="Times New Roman" w:eastAsia="Times New Roman"/>
-                <w:b w:val="0"/>
-                <w:i w:val="0"/>
-                <w:color w:val="000000"/>
-                <w:sz w:val="20"/>
-              </w:rPr>
-              <w:t>Reforma</w:t>
-            </w:r>
-          </w:p>
-        </w:tc>
-        <w:tc>
-          <w:tcPr>
-            <w:tcW w:type="dxa" w:w="3120"/>
-            <w:shd w:fill="F4F7F4" w:val="clear"/>
-            <w:tcBorders>
-              <w:top w:val="single" w:sz="4" w:space="0" w:color="8A8A8A"/>
-              <w:left w:val="single" w:sz="4" w:space="0" w:color="8A8A8A"/>
-              <w:bottom w:val="single" w:sz="4" w:space="0" w:color="8A8A8A"/>
-              <w:right w:val="single" w:sz="4" w:space="0" w:color="8A8A8A"/>
-            </w:tcBorders>
-          </w:tcPr>
-          <w:p>
-            <w:pPr>
-              <w:spacing w:before="40" w:after="40" w:line="240" w:lineRule="auto"/>
-              <w:ind w:firstLine="0"/>
-              <w:jc w:val="left"/>
-            </w:pPr>
-            <w:r/>
-            <w:r>
-              <w:rPr>
-                <w:rFonts w:ascii="Times New Roman" w:hAnsi="Times New Roman" w:eastAsia="Times New Roman"/>
-                <w:b w:val="0"/>
-                <w:i w:val="0"/>
-                <w:color w:val="000000"/>
-                <w:sz w:val="20"/>
-              </w:rPr>
-              <w:t>CARGO_MANEJO</w:t>
-            </w:r>
-          </w:p>
-        </w:tc>
-        <w:tc>
-          <w:tcPr>
-            <w:tcW w:type="dxa" w:w="3120"/>
-            <w:shd w:fill="F4F7F4" w:val="clear"/>
-            <w:tcBorders>
-              <w:top w:val="single" w:sz="4" w:space="0" w:color="8A8A8A"/>
-              <w:left w:val="single" w:sz="4" w:space="0" w:color="8A8A8A"/>
-              <w:bottom w:val="single" w:sz="4" w:space="0" w:color="8A8A8A"/>
-              <w:right w:val="single" w:sz="4" w:space="0" w:color="8A8A8A"/>
-            </w:tcBorders>
-          </w:tcPr>
-          <w:p>
-            <w:pPr>
-              <w:spacing w:before="40" w:after="40" w:line="240" w:lineRule="auto"/>
-              <w:ind w:firstLine="0"/>
-              <w:jc w:val="left"/>
-            </w:pPr>
-            <w:r/>
-            <w:r>
-              <w:rPr>
-                <w:rFonts w:ascii="Times New Roman" w:hAnsi="Times New Roman" w:eastAsia="Times New Roman"/>
-                <w:b w:val="0"/>
-                <w:i w:val="0"/>
-                <w:color w:val="000000"/>
-                <w:sz w:val="20"/>
-              </w:rPr>
-              <w:t>Tasa e importe mínimo de cargo por manejo.</w:t>
+              <w:t>En el instructivo siempre valen CLIENTE o 0.</w:t>
             </w:r>
           </w:p>
         </w:tc>
@@ -2588,14 +1398,14 @@
           <w:color w:val="000000"/>
           <w:sz w:val="20"/>
         </w:rPr>
-        <w:t>Elaboración propia a partir del proceso de parametrización tarifaria.</w:t>
+        <w:t>Se conservan DETALLE_BAREMO y VIGENCIA porque unirlas al padre repetiría el encabezado en cada fila (peor redundancia).</w:t>
       </w:r>
     </w:p>
     <w:p>
       <w:pPr>
-        <w:spacing w:line="480" w:lineRule="auto" w:before="200" w:after="0"/>
+        <w:spacing w:line="480" w:lineRule="auto" w:before="240" w:after="0"/>
         <w:ind w:firstLine="0"/>
-        <w:jc w:val="left"/>
+        <w:jc w:val="center"/>
       </w:pPr>
       <w:r>
         <w:rPr>
@@ -2605,7 +1415,24 @@
           <w:color w:val="000000"/>
           <w:sz w:val="24"/>
         </w:rPr>
-        <w:t>1.2 Atributos</w:t>
+        <w:t>1. Identifique las entidades y sus atributos</w:t>
+      </w:r>
+    </w:p>
+    <w:p>
+      <w:pPr>
+        <w:spacing w:line="480" w:lineRule="auto" w:before="0" w:after="0"/>
+        <w:ind w:firstLine="720"/>
+        <w:jc w:val="both"/>
+      </w:pPr>
+      <w:r>
+        <w:rPr>
+          <w:rFonts w:ascii="Times New Roman" w:hAnsi="Times New Roman" w:eastAsia="Times New Roman"/>
+          <w:b w:val="0"/>
+          <w:i w:val="0"/>
+          <w:color w:val="000000"/>
+          <w:sz w:val="24"/>
+        </w:rPr>
+        <w:t>Quedan 15 entidades fuertes. Cada atributo describe un hecho que no se obtiene por join.</w:t>
       </w:r>
     </w:p>
     <w:p>
@@ -2627,7 +1454,7 @@
     </w:p>
     <w:p>
       <w:pPr>
-        <w:spacing w:line="480" w:lineRule="auto" w:before="0" w:after="80"/>
+        <w:spacing w:line="480" w:lineRule="auto" w:before="0" w:after="0"/>
         <w:ind w:firstLine="0"/>
         <w:jc w:val="left"/>
       </w:pPr>
@@ -2639,7 +1466,7 @@
           <w:color w:val="000000"/>
           <w:sz w:val="24"/>
         </w:rPr>
-        <w:t>Atributos por entidad</w:t>
+        <w:t>Entidades y atributos del modelo normalizado</w:t>
       </w:r>
     </w:p>
     <w:tbl>
@@ -2667,9 +1494,8 @@
           </w:tcPr>
           <w:p>
             <w:pPr>
-              <w:spacing w:before="40" w:after="40" w:line="240" w:lineRule="auto"/>
+              <w:spacing w:line="240" w:lineRule="auto" w:before="40" w:after="40"/>
               <w:ind w:firstLine="0"/>
-              <w:jc w:val="left"/>
             </w:pPr>
             <w:r/>
             <w:r>
@@ -2697,9 +1523,8 @@
           </w:tcPr>
           <w:p>
             <w:pPr>
-              <w:spacing w:before="40" w:after="40" w:line="240" w:lineRule="auto"/>
+              <w:spacing w:line="240" w:lineRule="auto" w:before="40" w:after="40"/>
               <w:ind w:firstLine="0"/>
-              <w:jc w:val="left"/>
             </w:pPr>
             <w:r/>
             <w:r>
@@ -2729,9 +1554,8 @@
           </w:tcPr>
           <w:p>
             <w:pPr>
-              <w:spacing w:before="40" w:after="40" w:line="240" w:lineRule="auto"/>
+              <w:spacing w:line="240" w:lineRule="auto" w:before="40" w:after="40"/>
               <w:ind w:firstLine="0"/>
-              <w:jc w:val="left"/>
             </w:pPr>
             <w:r/>
             <w:r>
@@ -2742,7 +1566,7 @@
                 <w:color w:val="000000"/>
                 <w:sz w:val="20"/>
               </w:rPr>
-              <w:t>ROL</w:t>
+              <w:t>USUARIO</w:t>
             </w:r>
           </w:p>
         </w:tc>
@@ -2759,9 +1583,8 @@
           </w:tcPr>
           <w:p>
             <w:pPr>
-              <w:spacing w:before="40" w:after="40" w:line="240" w:lineRule="auto"/>
+              <w:spacing w:line="240" w:lineRule="auto" w:before="40" w:after="40"/>
               <w:ind w:firstLine="0"/>
-              <w:jc w:val="left"/>
             </w:pPr>
             <w:r/>
             <w:r>
@@ -2772,7 +1595,7 @@
                 <w:color w:val="000000"/>
                 <w:sz w:val="20"/>
               </w:rPr>
-              <w:t>id_rol, nombre_rol, descripcion</w:t>
+              <w:t>id_usuario, nombres, apellidos, correo, rol, estado</w:t>
             </w:r>
           </w:p>
         </w:tc>
@@ -2791,9 +1614,8 @@
           </w:tcPr>
           <w:p>
             <w:pPr>
-              <w:spacing w:before="40" w:after="40" w:line="240" w:lineRule="auto"/>
+              <w:spacing w:line="240" w:lineRule="auto" w:before="40" w:after="40"/>
               <w:ind w:firstLine="0"/>
-              <w:jc w:val="left"/>
             </w:pPr>
             <w:r/>
             <w:r>
@@ -2804,7 +1626,7 @@
                 <w:color w:val="000000"/>
                 <w:sz w:val="20"/>
               </w:rPr>
-              <w:t>USUARIO</w:t>
+              <w:t>CLIENTE</w:t>
             </w:r>
           </w:p>
         </w:tc>
@@ -2821,9 +1643,8 @@
           </w:tcPr>
           <w:p>
             <w:pPr>
-              <w:spacing w:before="40" w:after="40" w:line="240" w:lineRule="auto"/>
+              <w:spacing w:line="240" w:lineRule="auto" w:before="40" w:after="40"/>
               <w:ind w:firstLine="0"/>
-              <w:jc w:val="left"/>
             </w:pPr>
             <w:r/>
             <w:r>
@@ -2834,7 +1655,7 @@
                 <w:color w:val="000000"/>
                 <w:sz w:val="20"/>
               </w:rPr>
-              <w:t>id_usuario, id_rol, nombres, apellidos, correo, estado</w:t>
+              <w:t>id_cliente, agrupador, nit_oracle, nombre_cliente, tipo_cliente, ciudad, direccion, ejecutivo, fecha_reforma, estado</w:t>
             </w:r>
           </w:p>
         </w:tc>
@@ -2853,71 +1674,8 @@
           </w:tcPr>
           <w:p>
             <w:pPr>
-              <w:spacing w:before="40" w:after="40" w:line="240" w:lineRule="auto"/>
+              <w:spacing w:line="240" w:lineRule="auto" w:before="40" w:after="40"/>
               <w:ind w:firstLine="0"/>
-              <w:jc w:val="left"/>
-            </w:pPr>
-            <w:r/>
-            <w:r>
-              <w:rPr>
-                <w:rFonts w:ascii="Times New Roman" w:hAnsi="Times New Roman" w:eastAsia="Times New Roman"/>
-                <w:b w:val="0"/>
-                <w:i w:val="0"/>
-                <w:color w:val="000000"/>
-                <w:sz w:val="20"/>
-              </w:rPr>
-              <w:t>CLIENTE</w:t>
-            </w:r>
-          </w:p>
-        </w:tc>
-        <w:tc>
-          <w:tcPr>
-            <w:tcW w:type="dxa" w:w="4680"/>
-            <w:shd w:fill="F4F7F4" w:val="clear"/>
-            <w:tcBorders>
-              <w:top w:val="single" w:sz="4" w:space="0" w:color="8A8A8A"/>
-              <w:left w:val="single" w:sz="4" w:space="0" w:color="8A8A8A"/>
-              <w:bottom w:val="single" w:sz="4" w:space="0" w:color="8A8A8A"/>
-              <w:right w:val="single" w:sz="4" w:space="0" w:color="8A8A8A"/>
-            </w:tcBorders>
-          </w:tcPr>
-          <w:p>
-            <w:pPr>
-              <w:spacing w:before="40" w:after="40" w:line="240" w:lineRule="auto"/>
-              <w:ind w:firstLine="0"/>
-              <w:jc w:val="left"/>
-            </w:pPr>
-            <w:r/>
-            <w:r>
-              <w:rPr>
-                <w:rFonts w:ascii="Times New Roman" w:hAnsi="Times New Roman" w:eastAsia="Times New Roman"/>
-                <w:b w:val="0"/>
-                <w:i w:val="0"/>
-                <w:color w:val="000000"/>
-                <w:sz w:val="20"/>
-              </w:rPr>
-              <w:t>id_cliente, agrupador, nit_oracle, nombre_cliente, tipo_cliente, ciudad, direccion, ejecutivo_cuenta, fecha_reforma, cliente_reforma, estado</w:t>
-            </w:r>
-          </w:p>
-        </w:tc>
-      </w:tr>
-      <w:tr>
-        <w:tc>
-          <w:tcPr>
-            <w:tcW w:type="dxa" w:w="4680"/>
-            <w:shd w:fill="FFFFFF" w:val="clear"/>
-            <w:tcBorders>
-              <w:top w:val="single" w:sz="4" w:space="0" w:color="8A8A8A"/>
-              <w:left w:val="single" w:sz="4" w:space="0" w:color="8A8A8A"/>
-              <w:bottom w:val="single" w:sz="4" w:space="0" w:color="8A8A8A"/>
-              <w:right w:val="single" w:sz="4" w:space="0" w:color="8A8A8A"/>
-            </w:tcBorders>
-          </w:tcPr>
-          <w:p>
-            <w:pPr>
-              <w:spacing w:before="40" w:after="40" w:line="240" w:lineRule="auto"/>
-              <w:ind w:firstLine="0"/>
-              <w:jc w:val="left"/>
             </w:pPr>
             <w:r/>
             <w:r>
@@ -2935,7 +1693,7 @@
         <w:tc>
           <w:tcPr>
             <w:tcW w:type="dxa" w:w="4680"/>
-            <w:shd w:fill="FFFFFF" w:val="clear"/>
+            <w:shd w:fill="F4F7F4" w:val="clear"/>
             <w:tcBorders>
               <w:top w:val="single" w:sz="4" w:space="0" w:color="8A8A8A"/>
               <w:left w:val="single" w:sz="4" w:space="0" w:color="8A8A8A"/>
@@ -2945,9 +1703,8 @@
           </w:tcPr>
           <w:p>
             <w:pPr>
-              <w:spacing w:before="40" w:after="40" w:line="240" w:lineRule="auto"/>
+              <w:spacing w:line="240" w:lineRule="auto" w:before="40" w:after="40"/>
               <w:ind w:firstLine="0"/>
-              <w:jc w:val="left"/>
             </w:pPr>
             <w:r/>
             <w:r>
@@ -2967,7 +1724,7 @@
         <w:tc>
           <w:tcPr>
             <w:tcW w:type="dxa" w:w="4680"/>
-            <w:shd w:fill="F4F7F4" w:val="clear"/>
+            <w:shd w:fill="FFFFFF" w:val="clear"/>
             <w:tcBorders>
               <w:top w:val="single" w:sz="4" w:space="0" w:color="8A8A8A"/>
               <w:left w:val="single" w:sz="4" w:space="0" w:color="8A8A8A"/>
@@ -2977,9 +1734,8 @@
           </w:tcPr>
           <w:p>
             <w:pPr>
-              <w:spacing w:before="40" w:after="40" w:line="240" w:lineRule="auto"/>
+              <w:spacing w:line="240" w:lineRule="auto" w:before="40" w:after="40"/>
               <w:ind w:firstLine="0"/>
-              <w:jc w:val="left"/>
             </w:pPr>
             <w:r/>
             <w:r>
@@ -2997,7 +1753,7 @@
         <w:tc>
           <w:tcPr>
             <w:tcW w:type="dxa" w:w="4680"/>
-            <w:shd w:fill="F4F7F4" w:val="clear"/>
+            <w:shd w:fill="FFFFFF" w:val="clear"/>
             <w:tcBorders>
               <w:top w:val="single" w:sz="4" w:space="0" w:color="8A8A8A"/>
               <w:left w:val="single" w:sz="4" w:space="0" w:color="8A8A8A"/>
@@ -3007,9 +1763,8 @@
           </w:tcPr>
           <w:p>
             <w:pPr>
-              <w:spacing w:before="40" w:after="40" w:line="240" w:lineRule="auto"/>
+              <w:spacing w:line="240" w:lineRule="auto" w:before="40" w:after="40"/>
               <w:ind w:firstLine="0"/>
-              <w:jc w:val="left"/>
             </w:pPr>
             <w:r/>
             <w:r>
@@ -3029,7 +1784,7 @@
         <w:tc>
           <w:tcPr>
             <w:tcW w:type="dxa" w:w="4680"/>
-            <w:shd w:fill="FFFFFF" w:val="clear"/>
+            <w:shd w:fill="F4F7F4" w:val="clear"/>
             <w:tcBorders>
               <w:top w:val="single" w:sz="4" w:space="0" w:color="8A8A8A"/>
               <w:left w:val="single" w:sz="4" w:space="0" w:color="8A8A8A"/>
@@ -3039,9 +1794,8 @@
           </w:tcPr>
           <w:p>
             <w:pPr>
-              <w:spacing w:before="40" w:after="40" w:line="240" w:lineRule="auto"/>
+              <w:spacing w:line="240" w:lineRule="auto" w:before="40" w:after="40"/>
               <w:ind w:firstLine="0"/>
-              <w:jc w:val="left"/>
             </w:pPr>
             <w:r/>
             <w:r>
@@ -3059,7 +1813,7 @@
         <w:tc>
           <w:tcPr>
             <w:tcW w:type="dxa" w:w="4680"/>
-            <w:shd w:fill="FFFFFF" w:val="clear"/>
+            <w:shd w:fill="F4F7F4" w:val="clear"/>
             <w:tcBorders>
               <w:top w:val="single" w:sz="4" w:space="0" w:color="8A8A8A"/>
               <w:left w:val="single" w:sz="4" w:space="0" w:color="8A8A8A"/>
@@ -3069,9 +1823,8 @@
           </w:tcPr>
           <w:p>
             <w:pPr>
-              <w:spacing w:before="40" w:after="40" w:line="240" w:lineRule="auto"/>
+              <w:spacing w:line="240" w:lineRule="auto" w:before="40" w:after="40"/>
               <w:ind w:firstLine="0"/>
-              <w:jc w:val="left"/>
             </w:pPr>
             <w:r/>
             <w:r>
@@ -3091,7 +1844,7 @@
         <w:tc>
           <w:tcPr>
             <w:tcW w:type="dxa" w:w="4680"/>
-            <w:shd w:fill="F4F7F4" w:val="clear"/>
+            <w:shd w:fill="FFFFFF" w:val="clear"/>
             <w:tcBorders>
               <w:top w:val="single" w:sz="4" w:space="0" w:color="8A8A8A"/>
               <w:left w:val="single" w:sz="4" w:space="0" w:color="8A8A8A"/>
@@ -3101,9 +1854,8 @@
           </w:tcPr>
           <w:p>
             <w:pPr>
-              <w:spacing w:before="40" w:after="40" w:line="240" w:lineRule="auto"/>
+              <w:spacing w:line="240" w:lineRule="auto" w:before="40" w:after="40"/>
               <w:ind w:firstLine="0"/>
-              <w:jc w:val="left"/>
             </w:pPr>
             <w:r/>
             <w:r>
@@ -3121,7 +1873,7 @@
         <w:tc>
           <w:tcPr>
             <w:tcW w:type="dxa" w:w="4680"/>
-            <w:shd w:fill="F4F7F4" w:val="clear"/>
+            <w:shd w:fill="FFFFFF" w:val="clear"/>
             <w:tcBorders>
               <w:top w:val="single" w:sz="4" w:space="0" w:color="8A8A8A"/>
               <w:left w:val="single" w:sz="4" w:space="0" w:color="8A8A8A"/>
@@ -3131,9 +1883,8 @@
           </w:tcPr>
           <w:p>
             <w:pPr>
-              <w:spacing w:before="40" w:after="40" w:line="240" w:lineRule="auto"/>
+              <w:spacing w:line="240" w:lineRule="auto" w:before="40" w:after="40"/>
               <w:ind w:firstLine="0"/>
-              <w:jc w:val="left"/>
             </w:pPr>
             <w:r/>
             <w:r>
@@ -3153,7 +1904,7 @@
         <w:tc>
           <w:tcPr>
             <w:tcW w:type="dxa" w:w="4680"/>
-            <w:shd w:fill="FFFFFF" w:val="clear"/>
+            <w:shd w:fill="F4F7F4" w:val="clear"/>
             <w:tcBorders>
               <w:top w:val="single" w:sz="4" w:space="0" w:color="8A8A8A"/>
               <w:left w:val="single" w:sz="4" w:space="0" w:color="8A8A8A"/>
@@ -3163,9 +1914,8 @@
           </w:tcPr>
           <w:p>
             <w:pPr>
-              <w:spacing w:before="40" w:after="40" w:line="240" w:lineRule="auto"/>
+              <w:spacing w:line="240" w:lineRule="auto" w:before="40" w:after="40"/>
               <w:ind w:firstLine="0"/>
-              <w:jc w:val="left"/>
             </w:pPr>
             <w:r/>
             <w:r>
@@ -3176,69 +1926,7 @@
                 <w:color w:val="000000"/>
                 <w:sz w:val="20"/>
               </w:rPr>
-              <w:t>ZONA_TARIFARIA</w:t>
-            </w:r>
-          </w:p>
-        </w:tc>
-        <w:tc>
-          <w:tcPr>
-            <w:tcW w:type="dxa" w:w="4680"/>
-            <w:shd w:fill="FFFFFF" w:val="clear"/>
-            <w:tcBorders>
-              <w:top w:val="single" w:sz="4" w:space="0" w:color="8A8A8A"/>
-              <w:left w:val="single" w:sz="4" w:space="0" w:color="8A8A8A"/>
-              <w:bottom w:val="single" w:sz="4" w:space="0" w:color="8A8A8A"/>
-              <w:right w:val="single" w:sz="4" w:space="0" w:color="8A8A8A"/>
-            </w:tcBorders>
-          </w:tcPr>
-          <w:p>
-            <w:pPr>
-              <w:spacing w:before="40" w:after="40" w:line="240" w:lineRule="auto"/>
-              <w:ind w:firstLine="0"/>
-              <w:jc w:val="left"/>
-            </w:pPr>
-            <w:r/>
-            <w:r>
-              <w:rPr>
-                <w:rFonts w:ascii="Times New Roman" w:hAnsi="Times New Roman" w:eastAsia="Times New Roman"/>
-                <w:b w:val="0"/>
-                <w:i w:val="0"/>
-                <w:color w:val="000000"/>
-                <w:sz w:val="20"/>
-              </w:rPr>
-              <w:t>id_zona, codigo_zona, nombre_zona</w:t>
-            </w:r>
-          </w:p>
-        </w:tc>
-      </w:tr>
-      <w:tr>
-        <w:tc>
-          <w:tcPr>
-            <w:tcW w:type="dxa" w:w="4680"/>
-            <w:shd w:fill="F4F7F4" w:val="clear"/>
-            <w:tcBorders>
-              <w:top w:val="single" w:sz="4" w:space="0" w:color="8A8A8A"/>
-              <w:left w:val="single" w:sz="4" w:space="0" w:color="8A8A8A"/>
-              <w:bottom w:val="single" w:sz="4" w:space="0" w:color="8A8A8A"/>
-              <w:right w:val="single" w:sz="4" w:space="0" w:color="8A8A8A"/>
-            </w:tcBorders>
-          </w:tcPr>
-          <w:p>
-            <w:pPr>
-              <w:spacing w:before="40" w:after="40" w:line="240" w:lineRule="auto"/>
-              <w:ind w:firstLine="0"/>
-              <w:jc w:val="left"/>
-            </w:pPr>
-            <w:r/>
-            <w:r>
-              <w:rPr>
-                <w:rFonts w:ascii="Times New Roman" w:hAnsi="Times New Roman" w:eastAsia="Times New Roman"/>
-                <w:b w:val="0"/>
-                <w:i w:val="0"/>
-                <w:color w:val="000000"/>
-                <w:sz w:val="20"/>
-              </w:rPr>
-              <w:t>PUNTO_VENTA</w:t>
+              <w:t>TARIFA</w:t>
             </w:r>
           </w:p>
         </w:tc>
@@ -3255,9 +1943,8 @@
           </w:tcPr>
           <w:p>
             <w:pPr>
-              <w:spacing w:before="40" w:after="40" w:line="240" w:lineRule="auto"/>
+              <w:spacing w:line="240" w:lineRule="auto" w:before="40" w:after="40"/>
               <w:ind w:firstLine="0"/>
-              <w:jc w:val="left"/>
             </w:pPr>
             <w:r/>
             <w:r>
@@ -3268,7 +1955,7 @@
                 <w:color w:val="000000"/>
                 <w:sz w:val="20"/>
               </w:rPr>
-              <w:t>id_punto_venta, codigo_crr, nombre_punto</w:t>
+              <w:t>id_tarifa, id_cliente, codigo_tarifa, tipo_tarifa, estado</w:t>
             </w:r>
           </w:p>
         </w:tc>
@@ -3287,71 +1974,8 @@
           </w:tcPr>
           <w:p>
             <w:pPr>
-              <w:spacing w:before="40" w:after="40" w:line="240" w:lineRule="auto"/>
+              <w:spacing w:line="240" w:lineRule="auto" w:before="40" w:after="40"/>
               <w:ind w:firstLine="0"/>
-              <w:jc w:val="left"/>
-            </w:pPr>
-            <w:r/>
-            <w:r>
-              <w:rPr>
-                <w:rFonts w:ascii="Times New Roman" w:hAnsi="Times New Roman" w:eastAsia="Times New Roman"/>
-                <w:b w:val="0"/>
-                <w:i w:val="0"/>
-                <w:color w:val="000000"/>
-                <w:sz w:val="20"/>
-              </w:rPr>
-              <w:t>TARIFA</w:t>
-            </w:r>
-          </w:p>
-        </w:tc>
-        <w:tc>
-          <w:tcPr>
-            <w:tcW w:type="dxa" w:w="4680"/>
-            <w:shd w:fill="FFFFFF" w:val="clear"/>
-            <w:tcBorders>
-              <w:top w:val="single" w:sz="4" w:space="0" w:color="8A8A8A"/>
-              <w:left w:val="single" w:sz="4" w:space="0" w:color="8A8A8A"/>
-              <w:bottom w:val="single" w:sz="4" w:space="0" w:color="8A8A8A"/>
-              <w:right w:val="single" w:sz="4" w:space="0" w:color="8A8A8A"/>
-            </w:tcBorders>
-          </w:tcPr>
-          <w:p>
-            <w:pPr>
-              <w:spacing w:before="40" w:after="40" w:line="240" w:lineRule="auto"/>
-              <w:ind w:firstLine="0"/>
-              <w:jc w:val="left"/>
-            </w:pPr>
-            <w:r/>
-            <w:r>
-              <w:rPr>
-                <w:rFonts w:ascii="Times New Roman" w:hAnsi="Times New Roman" w:eastAsia="Times New Roman"/>
-                <w:b w:val="0"/>
-                <w:i w:val="0"/>
-                <w:color w:val="000000"/>
-                <w:sz w:val="20"/>
-              </w:rPr>
-              <w:t>id_tarifa, id_cliente, codigo_tarifa, tipo_tarifa, naturaleza, estado</w:t>
-            </w:r>
-          </w:p>
-        </w:tc>
-      </w:tr>
-      <w:tr>
-        <w:tc>
-          <w:tcPr>
-            <w:tcW w:type="dxa" w:w="4680"/>
-            <w:shd w:fill="F4F7F4" w:val="clear"/>
-            <w:tcBorders>
-              <w:top w:val="single" w:sz="4" w:space="0" w:color="8A8A8A"/>
-              <w:left w:val="single" w:sz="4" w:space="0" w:color="8A8A8A"/>
-              <w:bottom w:val="single" w:sz="4" w:space="0" w:color="8A8A8A"/>
-              <w:right w:val="single" w:sz="4" w:space="0" w:color="8A8A8A"/>
-            </w:tcBorders>
-          </w:tcPr>
-          <w:p>
-            <w:pPr>
-              <w:spacing w:before="40" w:after="40" w:line="240" w:lineRule="auto"/>
-              <w:ind w:firstLine="0"/>
-              <w:jc w:val="left"/>
             </w:pPr>
             <w:r/>
             <w:r>
@@ -3369,7 +1993,7 @@
         <w:tc>
           <w:tcPr>
             <w:tcW w:type="dxa" w:w="4680"/>
-            <w:shd w:fill="F4F7F4" w:val="clear"/>
+            <w:shd w:fill="FFFFFF" w:val="clear"/>
             <w:tcBorders>
               <w:top w:val="single" w:sz="4" w:space="0" w:color="8A8A8A"/>
               <w:left w:val="single" w:sz="4" w:space="0" w:color="8A8A8A"/>
@@ -3379,9 +2003,8 @@
           </w:tcPr>
           <w:p>
             <w:pPr>
-              <w:spacing w:before="40" w:after="40" w:line="240" w:lineRule="auto"/>
+              <w:spacing w:line="240" w:lineRule="auto" w:before="40" w:after="40"/>
               <w:ind w:firstLine="0"/>
-              <w:jc w:val="left"/>
             </w:pPr>
             <w:r/>
             <w:r>
@@ -3401,7 +2024,7 @@
         <w:tc>
           <w:tcPr>
             <w:tcW w:type="dxa" w:w="4680"/>
-            <w:shd w:fill="FFFFFF" w:val="clear"/>
+            <w:shd w:fill="F4F7F4" w:val="clear"/>
             <w:tcBorders>
               <w:top w:val="single" w:sz="4" w:space="0" w:color="8A8A8A"/>
               <w:left w:val="single" w:sz="4" w:space="0" w:color="8A8A8A"/>
@@ -3411,9 +2034,8 @@
           </w:tcPr>
           <w:p>
             <w:pPr>
-              <w:spacing w:before="40" w:after="40" w:line="240" w:lineRule="auto"/>
+              <w:spacing w:line="240" w:lineRule="auto" w:before="40" w:after="40"/>
               <w:ind w:firstLine="0"/>
-              <w:jc w:val="left"/>
             </w:pPr>
             <w:r/>
             <w:r>
@@ -3431,6 +2053,37 @@
         <w:tc>
           <w:tcPr>
             <w:tcW w:type="dxa" w:w="4680"/>
+            <w:shd w:fill="F4F7F4" w:val="clear"/>
+            <w:tcBorders>
+              <w:top w:val="single" w:sz="4" w:space="0" w:color="8A8A8A"/>
+              <w:left w:val="single" w:sz="4" w:space="0" w:color="8A8A8A"/>
+              <w:bottom w:val="single" w:sz="4" w:space="0" w:color="8A8A8A"/>
+              <w:right w:val="single" w:sz="4" w:space="0" w:color="8A8A8A"/>
+            </w:tcBorders>
+          </w:tcPr>
+          <w:p>
+            <w:pPr>
+              <w:spacing w:line="240" w:lineRule="auto" w:before="40" w:after="40"/>
+              <w:ind w:firstLine="0"/>
+            </w:pPr>
+            <w:r/>
+            <w:r>
+              <w:rPr>
+                <w:rFonts w:ascii="Times New Roman" w:hAnsi="Times New Roman" w:eastAsia="Times New Roman"/>
+                <w:b w:val="0"/>
+                <w:i w:val="0"/>
+                <w:color w:val="000000"/>
+                <w:sz w:val="20"/>
+              </w:rPr>
+              <w:t>id_baremo, id_vigencia, id_producto, numero_baremo, valor_fijo, valor_minimo</w:t>
+            </w:r>
+          </w:p>
+        </w:tc>
+      </w:tr>
+      <w:tr>
+        <w:tc>
+          <w:tcPr>
+            <w:tcW w:type="dxa" w:w="4680"/>
             <w:shd w:fill="FFFFFF" w:val="clear"/>
             <w:tcBorders>
               <w:top w:val="single" w:sz="4" w:space="0" w:color="8A8A8A"/>
@@ -3441,9 +2094,8 @@
           </w:tcPr>
           <w:p>
             <w:pPr>
-              <w:spacing w:before="40" w:after="40" w:line="240" w:lineRule="auto"/>
+              <w:spacing w:line="240" w:lineRule="auto" w:before="40" w:after="40"/>
               <w:ind w:firstLine="0"/>
-              <w:jc w:val="left"/>
             </w:pPr>
             <w:r/>
             <w:r>
@@ -3454,7 +2106,36 @@
                 <w:color w:val="000000"/>
                 <w:sz w:val="20"/>
               </w:rPr>
-              <w:t>id_baremo, id_vigencia, id_producto, numero_baremo, tipo_baremo, valor_fijo, valor_minimo</w:t>
+              <w:t>DETALLE_BAREMO</w:t>
+            </w:r>
+          </w:p>
+        </w:tc>
+        <w:tc>
+          <w:tcPr>
+            <w:tcW w:type="dxa" w:w="4680"/>
+            <w:shd w:fill="FFFFFF" w:val="clear"/>
+            <w:tcBorders>
+              <w:top w:val="single" w:sz="4" w:space="0" w:color="8A8A8A"/>
+              <w:left w:val="single" w:sz="4" w:space="0" w:color="8A8A8A"/>
+              <w:bottom w:val="single" w:sz="4" w:space="0" w:color="8A8A8A"/>
+              <w:right w:val="single" w:sz="4" w:space="0" w:color="8A8A8A"/>
+            </w:tcBorders>
+          </w:tcPr>
+          <w:p>
+            <w:pPr>
+              <w:spacing w:line="240" w:lineRule="auto" w:before="40" w:after="40"/>
+              <w:ind w:firstLine="0"/>
+            </w:pPr>
+            <w:r/>
+            <w:r>
+              <w:rPr>
+                <w:rFonts w:ascii="Times New Roman" w:hAnsi="Times New Roman" w:eastAsia="Times New Roman"/>
+                <w:b w:val="0"/>
+                <w:i w:val="0"/>
+                <w:color w:val="000000"/>
+                <w:sz w:val="20"/>
+              </w:rPr>
+              <w:t>id_detalle, id_baremo, hasta_kg, importe, sobrepeso</w:t>
             </w:r>
           </w:p>
         </w:tc>
@@ -3473,9 +2154,8 @@
           </w:tcPr>
           <w:p>
             <w:pPr>
-              <w:spacing w:before="40" w:after="40" w:line="240" w:lineRule="auto"/>
+              <w:spacing w:line="240" w:lineRule="auto" w:before="40" w:after="40"/>
               <w:ind w:firstLine="0"/>
-              <w:jc w:val="left"/>
             </w:pPr>
             <w:r/>
             <w:r>
@@ -3486,7 +2166,7 @@
                 <w:color w:val="000000"/>
                 <w:sz w:val="20"/>
               </w:rPr>
-              <w:t>DETALLE_BAREMO</w:t>
+              <w:t>RUTA</w:t>
             </w:r>
           </w:p>
         </w:tc>
@@ -3503,9 +2183,8 @@
           </w:tcPr>
           <w:p>
             <w:pPr>
-              <w:spacing w:before="40" w:after="40" w:line="240" w:lineRule="auto"/>
+              <w:spacing w:line="240" w:lineRule="auto" w:before="40" w:after="40"/>
               <w:ind w:firstLine="0"/>
-              <w:jc w:val="left"/>
             </w:pPr>
             <w:r/>
             <w:r>
@@ -3516,7 +2195,7 @@
                 <w:color w:val="000000"/>
                 <w:sz w:val="20"/>
               </w:rPr>
-              <w:t>id_detalle, id_baremo, hasta_kg, importe, sobrepeso, cop_unidad, fraccion, porcentaje</w:t>
+              <w:t>id_ruta, id_vigencia, id_producto, id_baremo, id_cp_origen, id_cp_destino</w:t>
             </w:r>
           </w:p>
         </w:tc>
@@ -3535,9 +2214,8 @@
           </w:tcPr>
           <w:p>
             <w:pPr>
-              <w:spacing w:before="40" w:after="40" w:line="240" w:lineRule="auto"/>
+              <w:spacing w:line="240" w:lineRule="auto" w:before="40" w:after="40"/>
               <w:ind w:firstLine="0"/>
-              <w:jc w:val="left"/>
             </w:pPr>
             <w:r/>
             <w:r>
@@ -3548,7 +2226,7 @@
                 <w:color w:val="000000"/>
                 <w:sz w:val="20"/>
               </w:rPr>
-              <w:t>RUTA</w:t>
+              <w:t>SOLICITUD</w:t>
             </w:r>
           </w:p>
         </w:tc>
@@ -3565,9 +2243,8 @@
           </w:tcPr>
           <w:p>
             <w:pPr>
-              <w:spacing w:before="40" w:after="40" w:line="240" w:lineRule="auto"/>
+              <w:spacing w:line="240" w:lineRule="auto" w:before="40" w:after="40"/>
               <w:ind w:firstLine="0"/>
-              <w:jc w:val="left"/>
             </w:pPr>
             <w:r/>
             <w:r>
@@ -3578,7 +2255,7 @@
                 <w:color w:val="000000"/>
                 <w:sz w:val="20"/>
               </w:rPr>
-              <w:t>id_ruta, id_vigencia, id_producto, id_baremo, pais_origen, id_cp_origen, pais_destino, id_cp_destino, conversion_vol, moneda, llave_porte</w:t>
+              <w:t>id_solicitud, id_cliente, id_usuario, tipo_solicitud, canal, fecha_solicitud, estado, observaciones</w:t>
             </w:r>
           </w:p>
         </w:tc>
@@ -3597,9 +2274,8 @@
           </w:tcPr>
           <w:p>
             <w:pPr>
-              <w:spacing w:before="40" w:after="40" w:line="240" w:lineRule="auto"/>
+              <w:spacing w:line="240" w:lineRule="auto" w:before="40" w:after="40"/>
               <w:ind w:firstLine="0"/>
-              <w:jc w:val="left"/>
             </w:pPr>
             <w:r/>
             <w:r>
@@ -3610,7 +2286,7 @@
                 <w:color w:val="000000"/>
                 <w:sz w:val="20"/>
               </w:rPr>
-              <w:t>SOLICITUD</w:t>
+              <w:t>ARCHIVO</w:t>
             </w:r>
           </w:p>
         </w:tc>
@@ -3627,9 +2303,8 @@
           </w:tcPr>
           <w:p>
             <w:pPr>
-              <w:spacing w:before="40" w:after="40" w:line="240" w:lineRule="auto"/>
+              <w:spacing w:line="240" w:lineRule="auto" w:before="40" w:after="40"/>
               <w:ind w:firstLine="0"/>
-              <w:jc w:val="left"/>
             </w:pPr>
             <w:r/>
             <w:r>
@@ -3640,7 +2315,7 @@
                 <w:color w:val="000000"/>
                 <w:sz w:val="20"/>
               </w:rPr>
-              <w:t>id_solicitud, id_cliente, id_usuario_registro, tipo_solicitud, canal_recepcion, fecha_solicitud, estado, observaciones</w:t>
+              <w:t>id_archivo, id_solicitud, tipo (INSUMO|CSV), nombre_archivo, ruta, hash_integridad, tipo_fichero, separador, id_usuario_carga, id_usuario_aprueba, fecha_cargue, medio_cargue, resultado_cargue, registro_sox</w:t>
             </w:r>
           </w:p>
         </w:tc>
@@ -3659,9 +2334,8 @@
           </w:tcPr>
           <w:p>
             <w:pPr>
-              <w:spacing w:before="40" w:after="40" w:line="240" w:lineRule="auto"/>
+              <w:spacing w:line="240" w:lineRule="auto" w:before="40" w:after="40"/>
               <w:ind w:firstLine="0"/>
-              <w:jc w:val="left"/>
             </w:pPr>
             <w:r/>
             <w:r>
@@ -3672,7 +2346,7 @@
                 <w:color w:val="000000"/>
                 <w:sz w:val="20"/>
               </w:rPr>
-              <w:t>ARCHIVO_INSUMO</w:t>
+              <w:t>VALIDACIÓN</w:t>
             </w:r>
           </w:p>
         </w:tc>
@@ -3689,9 +2363,8 @@
           </w:tcPr>
           <w:p>
             <w:pPr>
-              <w:spacing w:before="40" w:after="40" w:line="240" w:lineRule="auto"/>
+              <w:spacing w:line="240" w:lineRule="auto" w:before="40" w:after="40"/>
               <w:ind w:firstLine="0"/>
-              <w:jc w:val="left"/>
             </w:pPr>
             <w:r/>
             <w:r>
@@ -3702,7 +2375,7 @@
                 <w:color w:val="000000"/>
                 <w:sz w:val="20"/>
               </w:rPr>
-              <w:t>id_archivo, id_solicitud, nombre_archivo, tipo_insumo, ruta_almacenamiento, fecha_carga, hash_integridad</w:t>
+              <w:t>id_validacion, id_archivo, nombre_campo, fila, resultado, detalle</w:t>
             </w:r>
           </w:p>
         </w:tc>
@@ -3721,9 +2394,8 @@
           </w:tcPr>
           <w:p>
             <w:pPr>
-              <w:spacing w:before="40" w:after="40" w:line="240" w:lineRule="auto"/>
+              <w:spacing w:line="240" w:lineRule="auto" w:before="40" w:after="40"/>
               <w:ind w:firstLine="0"/>
-              <w:jc w:val="left"/>
             </w:pPr>
             <w:r/>
             <w:r>
@@ -3734,7 +2406,7 @@
                 <w:color w:val="000000"/>
                 <w:sz w:val="20"/>
               </w:rPr>
-              <w:t>FICHERO_CSV</w:t>
+              <w:t>CONDICIÓN_REFORMA</w:t>
             </w:r>
           </w:p>
         </w:tc>
@@ -3751,9 +2423,8 @@
           </w:tcPr>
           <w:p>
             <w:pPr>
-              <w:spacing w:before="40" w:after="40" w:line="240" w:lineRule="auto"/>
+              <w:spacing w:line="240" w:lineRule="auto" w:before="40" w:after="40"/>
               <w:ind w:firstLine="0"/>
-              <w:jc w:val="left"/>
             </w:pPr>
             <w:r/>
             <w:r>
@@ -3764,379 +2435,7 @@
                 <w:color w:val="000000"/>
                 <w:sz w:val="20"/>
               </w:rPr>
-              <w:t>id_fichero, id_solicitud, tipo_fichero, nombre_fichero, separador, fecha_generacion, estado_validacion, ruta_archivo</w:t>
-            </w:r>
-          </w:p>
-        </w:tc>
-      </w:tr>
-      <w:tr>
-        <w:tc>
-          <w:tcPr>
-            <w:tcW w:type="dxa" w:w="4680"/>
-            <w:shd w:fill="FFFFFF" w:val="clear"/>
-            <w:tcBorders>
-              <w:top w:val="single" w:sz="4" w:space="0" w:color="8A8A8A"/>
-              <w:left w:val="single" w:sz="4" w:space="0" w:color="8A8A8A"/>
-              <w:bottom w:val="single" w:sz="4" w:space="0" w:color="8A8A8A"/>
-              <w:right w:val="single" w:sz="4" w:space="0" w:color="8A8A8A"/>
-            </w:tcBorders>
-          </w:tcPr>
-          <w:p>
-            <w:pPr>
-              <w:spacing w:before="40" w:after="40" w:line="240" w:lineRule="auto"/>
-              <w:ind w:firstLine="0"/>
-              <w:jc w:val="left"/>
-            </w:pPr>
-            <w:r/>
-            <w:r>
-              <w:rPr>
-                <w:rFonts w:ascii="Times New Roman" w:hAnsi="Times New Roman" w:eastAsia="Times New Roman"/>
-                <w:b w:val="0"/>
-                <w:i w:val="0"/>
-                <w:color w:val="000000"/>
-                <w:sz w:val="20"/>
-              </w:rPr>
-              <w:t>REGLA_VALIDACIÓN</w:t>
-            </w:r>
-          </w:p>
-        </w:tc>
-        <w:tc>
-          <w:tcPr>
-            <w:tcW w:type="dxa" w:w="4680"/>
-            <w:shd w:fill="FFFFFF" w:val="clear"/>
-            <w:tcBorders>
-              <w:top w:val="single" w:sz="4" w:space="0" w:color="8A8A8A"/>
-              <w:left w:val="single" w:sz="4" w:space="0" w:color="8A8A8A"/>
-              <w:bottom w:val="single" w:sz="4" w:space="0" w:color="8A8A8A"/>
-              <w:right w:val="single" w:sz="4" w:space="0" w:color="8A8A8A"/>
-            </w:tcBorders>
-          </w:tcPr>
-          <w:p>
-            <w:pPr>
-              <w:spacing w:before="40" w:after="40" w:line="240" w:lineRule="auto"/>
-              <w:ind w:firstLine="0"/>
-              <w:jc w:val="left"/>
-            </w:pPr>
-            <w:r/>
-            <w:r>
-              <w:rPr>
-                <w:rFonts w:ascii="Times New Roman" w:hAnsi="Times New Roman" w:eastAsia="Times New Roman"/>
-                <w:b w:val="0"/>
-                <w:i w:val="0"/>
-                <w:color w:val="000000"/>
-                <w:sz w:val="20"/>
-              </w:rPr>
-              <w:t>id_regla, tipo_fichero, nombre_campo, tipo_dato, longitud, obligatorio, expresion_regla, mensaje_error</w:t>
-            </w:r>
-          </w:p>
-        </w:tc>
-      </w:tr>
-      <w:tr>
-        <w:tc>
-          <w:tcPr>
-            <w:tcW w:type="dxa" w:w="4680"/>
-            <w:shd w:fill="F4F7F4" w:val="clear"/>
-            <w:tcBorders>
-              <w:top w:val="single" w:sz="4" w:space="0" w:color="8A8A8A"/>
-              <w:left w:val="single" w:sz="4" w:space="0" w:color="8A8A8A"/>
-              <w:bottom w:val="single" w:sz="4" w:space="0" w:color="8A8A8A"/>
-              <w:right w:val="single" w:sz="4" w:space="0" w:color="8A8A8A"/>
-            </w:tcBorders>
-          </w:tcPr>
-          <w:p>
-            <w:pPr>
-              <w:spacing w:before="40" w:after="40" w:line="240" w:lineRule="auto"/>
-              <w:ind w:firstLine="0"/>
-              <w:jc w:val="left"/>
-            </w:pPr>
-            <w:r/>
-            <w:r>
-              <w:rPr>
-                <w:rFonts w:ascii="Times New Roman" w:hAnsi="Times New Roman" w:eastAsia="Times New Roman"/>
-                <w:b w:val="0"/>
-                <w:i w:val="0"/>
-                <w:color w:val="000000"/>
-                <w:sz w:val="20"/>
-              </w:rPr>
-              <w:t>RESULTADO_VALIDACIÓN</w:t>
-            </w:r>
-          </w:p>
-        </w:tc>
-        <w:tc>
-          <w:tcPr>
-            <w:tcW w:type="dxa" w:w="4680"/>
-            <w:shd w:fill="F4F7F4" w:val="clear"/>
-            <w:tcBorders>
-              <w:top w:val="single" w:sz="4" w:space="0" w:color="8A8A8A"/>
-              <w:left w:val="single" w:sz="4" w:space="0" w:color="8A8A8A"/>
-              <w:bottom w:val="single" w:sz="4" w:space="0" w:color="8A8A8A"/>
-              <w:right w:val="single" w:sz="4" w:space="0" w:color="8A8A8A"/>
-            </w:tcBorders>
-          </w:tcPr>
-          <w:p>
-            <w:pPr>
-              <w:spacing w:before="40" w:after="40" w:line="240" w:lineRule="auto"/>
-              <w:ind w:firstLine="0"/>
-              <w:jc w:val="left"/>
-            </w:pPr>
-            <w:r/>
-            <w:r>
-              <w:rPr>
-                <w:rFonts w:ascii="Times New Roman" w:hAnsi="Times New Roman" w:eastAsia="Times New Roman"/>
-                <w:b w:val="0"/>
-                <w:i w:val="0"/>
-                <w:color w:val="000000"/>
-                <w:sz w:val="20"/>
-              </w:rPr>
-              <w:t>id_resultado, id_fichero, id_regla, fila_afectada, resultado, detalle</w:t>
-            </w:r>
-          </w:p>
-        </w:tc>
-      </w:tr>
-      <w:tr>
-        <w:tc>
-          <w:tcPr>
-            <w:tcW w:type="dxa" w:w="4680"/>
-            <w:shd w:fill="FFFFFF" w:val="clear"/>
-            <w:tcBorders>
-              <w:top w:val="single" w:sz="4" w:space="0" w:color="8A8A8A"/>
-              <w:left w:val="single" w:sz="4" w:space="0" w:color="8A8A8A"/>
-              <w:bottom w:val="single" w:sz="4" w:space="0" w:color="8A8A8A"/>
-              <w:right w:val="single" w:sz="4" w:space="0" w:color="8A8A8A"/>
-            </w:tcBorders>
-          </w:tcPr>
-          <w:p>
-            <w:pPr>
-              <w:spacing w:before="40" w:after="40" w:line="240" w:lineRule="auto"/>
-              <w:ind w:firstLine="0"/>
-              <w:jc w:val="left"/>
-            </w:pPr>
-            <w:r/>
-            <w:r>
-              <w:rPr>
-                <w:rFonts w:ascii="Times New Roman" w:hAnsi="Times New Roman" w:eastAsia="Times New Roman"/>
-                <w:b w:val="0"/>
-                <w:i w:val="0"/>
-                <w:color w:val="000000"/>
-                <w:sz w:val="20"/>
-              </w:rPr>
-              <w:t>CARGUE</w:t>
-            </w:r>
-          </w:p>
-        </w:tc>
-        <w:tc>
-          <w:tcPr>
-            <w:tcW w:type="dxa" w:w="4680"/>
-            <w:shd w:fill="FFFFFF" w:val="clear"/>
-            <w:tcBorders>
-              <w:top w:val="single" w:sz="4" w:space="0" w:color="8A8A8A"/>
-              <w:left w:val="single" w:sz="4" w:space="0" w:color="8A8A8A"/>
-              <w:bottom w:val="single" w:sz="4" w:space="0" w:color="8A8A8A"/>
-              <w:right w:val="single" w:sz="4" w:space="0" w:color="8A8A8A"/>
-            </w:tcBorders>
-          </w:tcPr>
-          <w:p>
-            <w:pPr>
-              <w:spacing w:before="40" w:after="40" w:line="240" w:lineRule="auto"/>
-              <w:ind w:firstLine="0"/>
-              <w:jc w:val="left"/>
-            </w:pPr>
-            <w:r/>
-            <w:r>
-              <w:rPr>
-                <w:rFonts w:ascii="Times New Roman" w:hAnsi="Times New Roman" w:eastAsia="Times New Roman"/>
-                <w:b w:val="0"/>
-                <w:i w:val="0"/>
-                <w:color w:val="000000"/>
-                <w:sz w:val="20"/>
-              </w:rPr>
-              <w:t>id_cargue, id_fichero, id_usuario_carga, id_usuario_aprueba, fecha_cargue, medio_cargue, resultado, log_sistema, registro_sox</w:t>
-            </w:r>
-          </w:p>
-        </w:tc>
-      </w:tr>
-      <w:tr>
-        <w:tc>
-          <w:tcPr>
-            <w:tcW w:type="dxa" w:w="4680"/>
-            <w:shd w:fill="F4F7F4" w:val="clear"/>
-            <w:tcBorders>
-              <w:top w:val="single" w:sz="4" w:space="0" w:color="8A8A8A"/>
-              <w:left w:val="single" w:sz="4" w:space="0" w:color="8A8A8A"/>
-              <w:bottom w:val="single" w:sz="4" w:space="0" w:color="8A8A8A"/>
-              <w:right w:val="single" w:sz="4" w:space="0" w:color="8A8A8A"/>
-            </w:tcBorders>
-          </w:tcPr>
-          <w:p>
-            <w:pPr>
-              <w:spacing w:before="40" w:after="40" w:line="240" w:lineRule="auto"/>
-              <w:ind w:firstLine="0"/>
-              <w:jc w:val="left"/>
-            </w:pPr>
-            <w:r/>
-            <w:r>
-              <w:rPr>
-                <w:rFonts w:ascii="Times New Roman" w:hAnsi="Times New Roman" w:eastAsia="Times New Roman"/>
-                <w:b w:val="0"/>
-                <w:i w:val="0"/>
-                <w:color w:val="000000"/>
-                <w:sz w:val="20"/>
-              </w:rPr>
-              <w:t>DESCUENTO_TARIFA</w:t>
-            </w:r>
-          </w:p>
-        </w:tc>
-        <w:tc>
-          <w:tcPr>
-            <w:tcW w:type="dxa" w:w="4680"/>
-            <w:shd w:fill="F4F7F4" w:val="clear"/>
-            <w:tcBorders>
-              <w:top w:val="single" w:sz="4" w:space="0" w:color="8A8A8A"/>
-              <w:left w:val="single" w:sz="4" w:space="0" w:color="8A8A8A"/>
-              <w:bottom w:val="single" w:sz="4" w:space="0" w:color="8A8A8A"/>
-              <w:right w:val="single" w:sz="4" w:space="0" w:color="8A8A8A"/>
-            </w:tcBorders>
-          </w:tcPr>
-          <w:p>
-            <w:pPr>
-              <w:spacing w:before="40" w:after="40" w:line="240" w:lineRule="auto"/>
-              <w:ind w:firstLine="0"/>
-              <w:jc w:val="left"/>
-            </w:pPr>
-            <w:r/>
-            <w:r>
-              <w:rPr>
-                <w:rFonts w:ascii="Times New Roman" w:hAnsi="Times New Roman" w:eastAsia="Times New Roman"/>
-                <w:b w:val="0"/>
-                <w:i w:val="0"/>
-                <w:color w:val="000000"/>
-                <w:sz w:val="20"/>
-              </w:rPr>
-              <w:t>id_descuento, id_cliente, id_centro, id_producto, id_punto_venta, id_zona, concepto_facturable, desde_kg, hasta_kg, descuento, fecha_desde, fecha_hasta, fecha_baja</w:t>
-            </w:r>
-          </w:p>
-        </w:tc>
-      </w:tr>
-      <w:tr>
-        <w:tc>
-          <w:tcPr>
-            <w:tcW w:type="dxa" w:w="4680"/>
-            <w:shd w:fill="FFFFFF" w:val="clear"/>
-            <w:tcBorders>
-              <w:top w:val="single" w:sz="4" w:space="0" w:color="8A8A8A"/>
-              <w:left w:val="single" w:sz="4" w:space="0" w:color="8A8A8A"/>
-              <w:bottom w:val="single" w:sz="4" w:space="0" w:color="8A8A8A"/>
-              <w:right w:val="single" w:sz="4" w:space="0" w:color="8A8A8A"/>
-            </w:tcBorders>
-          </w:tcPr>
-          <w:p>
-            <w:pPr>
-              <w:spacing w:before="40" w:after="40" w:line="240" w:lineRule="auto"/>
-              <w:ind w:firstLine="0"/>
-              <w:jc w:val="left"/>
-            </w:pPr>
-            <w:r/>
-            <w:r>
-              <w:rPr>
-                <w:rFonts w:ascii="Times New Roman" w:hAnsi="Times New Roman" w:eastAsia="Times New Roman"/>
-                <w:b w:val="0"/>
-                <w:i w:val="0"/>
-                <w:color w:val="000000"/>
-                <w:sz w:val="20"/>
-              </w:rPr>
-              <w:t>MÍNIMA_DESPACHO</w:t>
-            </w:r>
-          </w:p>
-        </w:tc>
-        <w:tc>
-          <w:tcPr>
-            <w:tcW w:type="dxa" w:w="4680"/>
-            <w:shd w:fill="FFFFFF" w:val="clear"/>
-            <w:tcBorders>
-              <w:top w:val="single" w:sz="4" w:space="0" w:color="8A8A8A"/>
-              <w:left w:val="single" w:sz="4" w:space="0" w:color="8A8A8A"/>
-              <w:bottom w:val="single" w:sz="4" w:space="0" w:color="8A8A8A"/>
-              <w:right w:val="single" w:sz="4" w:space="0" w:color="8A8A8A"/>
-            </w:tcBorders>
-          </w:tcPr>
-          <w:p>
-            <w:pPr>
-              <w:spacing w:before="40" w:after="40" w:line="240" w:lineRule="auto"/>
-              <w:ind w:firstLine="0"/>
-              <w:jc w:val="left"/>
-            </w:pPr>
-            <w:r/>
-            <w:r>
-              <w:rPr>
-                <w:rFonts w:ascii="Times New Roman" w:hAnsi="Times New Roman" w:eastAsia="Times New Roman"/>
-                <w:b w:val="0"/>
-                <w:i w:val="0"/>
-                <w:color w:val="000000"/>
-                <w:sz w:val="20"/>
-              </w:rPr>
-              <w:t>id_minima, id_cliente, id_centro, id_producto, rango_kg, minimo, baremo, fecha_desde, fecha_hasta, fecha_baja</w:t>
-            </w:r>
-          </w:p>
-        </w:tc>
-      </w:tr>
-      <w:tr>
-        <w:tc>
-          <w:tcPr>
-            <w:tcW w:type="dxa" w:w="4680"/>
-            <w:shd w:fill="F4F7F4" w:val="clear"/>
-            <w:tcBorders>
-              <w:top w:val="single" w:sz="4" w:space="0" w:color="8A8A8A"/>
-              <w:left w:val="single" w:sz="4" w:space="0" w:color="8A8A8A"/>
-              <w:bottom w:val="single" w:sz="4" w:space="0" w:color="8A8A8A"/>
-              <w:right w:val="single" w:sz="4" w:space="0" w:color="8A8A8A"/>
-            </w:tcBorders>
-          </w:tcPr>
-          <w:p>
-            <w:pPr>
-              <w:spacing w:before="40" w:after="40" w:line="240" w:lineRule="auto"/>
-              <w:ind w:firstLine="0"/>
-              <w:jc w:val="left"/>
-            </w:pPr>
-            <w:r/>
-            <w:r>
-              <w:rPr>
-                <w:rFonts w:ascii="Times New Roman" w:hAnsi="Times New Roman" w:eastAsia="Times New Roman"/>
-                <w:b w:val="0"/>
-                <w:i w:val="0"/>
-                <w:color w:val="000000"/>
-                <w:sz w:val="20"/>
-              </w:rPr>
-              <w:t>CARGO_MANEJO</w:t>
-            </w:r>
-          </w:p>
-        </w:tc>
-        <w:tc>
-          <w:tcPr>
-            <w:tcW w:type="dxa" w:w="4680"/>
-            <w:shd w:fill="F4F7F4" w:val="clear"/>
-            <w:tcBorders>
-              <w:top w:val="single" w:sz="4" w:space="0" w:color="8A8A8A"/>
-              <w:left w:val="single" w:sz="4" w:space="0" w:color="8A8A8A"/>
-              <w:bottom w:val="single" w:sz="4" w:space="0" w:color="8A8A8A"/>
-              <w:right w:val="single" w:sz="4" w:space="0" w:color="8A8A8A"/>
-            </w:tcBorders>
-          </w:tcPr>
-          <w:p>
-            <w:pPr>
-              <w:spacing w:before="40" w:after="40" w:line="240" w:lineRule="auto"/>
-              <w:ind w:firstLine="0"/>
-              <w:jc w:val="left"/>
-            </w:pPr>
-            <w:r/>
-            <w:r>
-              <w:rPr>
-                <w:rFonts w:ascii="Times New Roman" w:hAnsi="Times New Roman" w:eastAsia="Times New Roman"/>
-                <w:b w:val="0"/>
-                <w:i w:val="0"/>
-                <w:color w:val="000000"/>
-                <w:sz w:val="20"/>
-              </w:rPr>
-              <w:t>id_cargo, id_cliente, id_centro, id_producto, tasa_manejo, minimo, fecha_desde, fecha_hasta, fecha_baja</w:t>
+              <w:t>id_condicion, tipo (DESCUENTO|MINIMA|CARGO), id_cliente, id_centro, id_producto, codigo_crr, codigo_zona, id_cp_origen, id_cp_destino, fecha_desde, fecha_hasta, fecha_baja, concepto_facturable, desde_kg, hasta_kg, descuento, rango_kg, minimo, tasa_manejo, numero_baremo</w:t>
             </w:r>
           </w:p>
         </w:tc>
@@ -4166,7 +2465,7 @@
           <w:color w:val="000000"/>
           <w:sz w:val="20"/>
         </w:rPr>
-        <w:t>Los tamaños de código (agrupador 8, centro 2, producto 4, país 3, postal 6) siguen los lineamientos del sistema destino.</w:t>
+        <w:t>En CONDICIÓN_REFORMA, según el tipo se usan descuento, o rango_kg/minimo, o tasa_manejo. Los demás campos específicos quedan nulos. Eso evita tres tablas con las mismas FKs.</w:t>
       </w:r>
     </w:p>
     <w:p>
@@ -4188,23 +2487,6 @@
     </w:p>
     <w:p>
       <w:pPr>
-        <w:spacing w:line="480" w:lineRule="auto" w:before="0" w:after="0"/>
-        <w:ind w:firstLine="720"/>
-        <w:jc w:val="both"/>
-      </w:pPr>
-      <w:r>
-        <w:rPr>
-          <w:rFonts w:ascii="Times New Roman" w:hAnsi="Times New Roman" w:eastAsia="Times New Roman"/>
-          <w:b w:val="0"/>
-          <w:i w:val="0"/>
-          <w:color w:val="000000"/>
-          <w:sz w:val="24"/>
-        </w:rPr>
-        <w:t>La llave primaria (PK) identifica de forma única cada ocurrencia. La llave foránea (FK) materializa la relación 1:N hacia la entidad padre. Las llaves únicas de negocio (UK) reproducen códigos que el sistema destino ya exige como identificadores (agrupador, código de producto, CRR).</w:t>
-      </w:r>
-    </w:p>
-    <w:p>
-      <w:pPr>
         <w:spacing w:line="480" w:lineRule="auto" w:before="200" w:after="0"/>
         <w:ind w:firstLine="0"/>
         <w:jc w:val="left"/>
@@ -4222,7 +2504,7 @@
     </w:p>
     <w:p>
       <w:pPr>
-        <w:spacing w:line="480" w:lineRule="auto" w:before="0" w:after="80"/>
+        <w:spacing w:line="480" w:lineRule="auto" w:before="0" w:after="0"/>
         <w:ind w:firstLine="0"/>
         <w:jc w:val="left"/>
       </w:pPr>
@@ -4234,7 +2516,7 @@
           <w:color w:val="000000"/>
           <w:sz w:val="24"/>
         </w:rPr>
-        <w:t>Llaves primarias y foráneas</w:t>
+        <w:t>Llaves del modelo normalizado</w:t>
       </w:r>
     </w:p>
     <w:tbl>
@@ -4263,9 +2545,8 @@
           </w:tcPr>
           <w:p>
             <w:pPr>
-              <w:spacing w:before="40" w:after="40" w:line="240" w:lineRule="auto"/>
+              <w:spacing w:line="240" w:lineRule="auto" w:before="40" w:after="40"/>
               <w:ind w:firstLine="0"/>
-              <w:jc w:val="left"/>
             </w:pPr>
             <w:r/>
             <w:r>
@@ -4293,9 +2574,8 @@
           </w:tcPr>
           <w:p>
             <w:pPr>
-              <w:spacing w:before="40" w:after="40" w:line="240" w:lineRule="auto"/>
+              <w:spacing w:line="240" w:lineRule="auto" w:before="40" w:after="40"/>
               <w:ind w:firstLine="0"/>
-              <w:jc w:val="left"/>
             </w:pPr>
             <w:r/>
             <w:r>
@@ -4306,7 +2586,7 @@
                 <w:color w:val="FFFFFF"/>
                 <w:sz w:val="20"/>
               </w:rPr>
-              <w:t>Llave primaria (PK)</w:t>
+              <w:t>PK</w:t>
             </w:r>
           </w:p>
         </w:tc>
@@ -4323,9 +2603,8 @@
           </w:tcPr>
           <w:p>
             <w:pPr>
-              <w:spacing w:before="40" w:after="40" w:line="240" w:lineRule="auto"/>
+              <w:spacing w:line="240" w:lineRule="auto" w:before="40" w:after="40"/>
               <w:ind w:firstLine="0"/>
-              <w:jc w:val="left"/>
             </w:pPr>
             <w:r/>
             <w:r>
@@ -4336,7 +2615,7 @@
                 <w:color w:val="FFFFFF"/>
                 <w:sz w:val="20"/>
               </w:rPr>
-              <w:t>Llaves foráneas (FK)</w:t>
+              <w:t>FK</w:t>
             </w:r>
           </w:p>
         </w:tc>
@@ -4355,9 +2634,8 @@
           </w:tcPr>
           <w:p>
             <w:pPr>
-              <w:spacing w:before="40" w:after="40" w:line="240" w:lineRule="auto"/>
+              <w:spacing w:line="240" w:lineRule="auto" w:before="40" w:after="40"/>
               <w:ind w:firstLine="0"/>
-              <w:jc w:val="left"/>
             </w:pPr>
             <w:r/>
             <w:r>
@@ -4368,7 +2646,7 @@
                 <w:color w:val="000000"/>
                 <w:sz w:val="20"/>
               </w:rPr>
-              <w:t>ROL</w:t>
+              <w:t>USUARIO</w:t>
             </w:r>
           </w:p>
         </w:tc>
@@ -4385,9 +2663,8 @@
           </w:tcPr>
           <w:p>
             <w:pPr>
-              <w:spacing w:before="40" w:after="40" w:line="240" w:lineRule="auto"/>
+              <w:spacing w:line="240" w:lineRule="auto" w:before="40" w:after="40"/>
               <w:ind w:firstLine="0"/>
-              <w:jc w:val="left"/>
             </w:pPr>
             <w:r/>
             <w:r>
@@ -4398,7 +2675,7 @@
                 <w:color w:val="000000"/>
                 <w:sz w:val="20"/>
               </w:rPr>
-              <w:t>id_rol</w:t>
+              <w:t>id_usuario</w:t>
             </w:r>
           </w:p>
         </w:tc>
@@ -4415,9 +2692,8 @@
           </w:tcPr>
           <w:p>
             <w:pPr>
-              <w:spacing w:before="40" w:after="40" w:line="240" w:lineRule="auto"/>
+              <w:spacing w:line="240" w:lineRule="auto" w:before="40" w:after="40"/>
               <w:ind w:firstLine="0"/>
-              <w:jc w:val="left"/>
             </w:pPr>
             <w:r/>
             <w:r>
@@ -4447,9 +2723,8 @@
           </w:tcPr>
           <w:p>
             <w:pPr>
-              <w:spacing w:before="40" w:after="40" w:line="240" w:lineRule="auto"/>
+              <w:spacing w:line="240" w:lineRule="auto" w:before="40" w:after="40"/>
               <w:ind w:firstLine="0"/>
-              <w:jc w:val="left"/>
             </w:pPr>
             <w:r/>
             <w:r>
@@ -4460,7 +2735,7 @@
                 <w:color w:val="000000"/>
                 <w:sz w:val="20"/>
               </w:rPr>
-              <w:t>USUARIO</w:t>
+              <w:t>CLIENTE</w:t>
             </w:r>
           </w:p>
         </w:tc>
@@ -4477,9 +2752,8 @@
           </w:tcPr>
           <w:p>
             <w:pPr>
-              <w:spacing w:before="40" w:after="40" w:line="240" w:lineRule="auto"/>
+              <w:spacing w:line="240" w:lineRule="auto" w:before="40" w:after="40"/>
               <w:ind w:firstLine="0"/>
-              <w:jc w:val="left"/>
             </w:pPr>
             <w:r/>
             <w:r>
@@ -4490,7 +2764,7 @@
                 <w:color w:val="000000"/>
                 <w:sz w:val="20"/>
               </w:rPr>
-              <w:t>id_usuario</w:t>
+              <w:t>id_cliente</w:t>
             </w:r>
           </w:p>
         </w:tc>
@@ -4507,9 +2781,8 @@
           </w:tcPr>
           <w:p>
             <w:pPr>
-              <w:spacing w:before="40" w:after="40" w:line="240" w:lineRule="auto"/>
+              <w:spacing w:line="240" w:lineRule="auto" w:before="40" w:after="40"/>
               <w:ind w:firstLine="0"/>
-              <w:jc w:val="left"/>
             </w:pPr>
             <w:r/>
             <w:r>
@@ -4520,7 +2793,7 @@
                 <w:color w:val="000000"/>
                 <w:sz w:val="20"/>
               </w:rPr>
-              <w:t>id_rol → ROL</w:t>
+              <w:t>—</w:t>
             </w:r>
           </w:p>
         </w:tc>
@@ -4539,9 +2812,8 @@
           </w:tcPr>
           <w:p>
             <w:pPr>
-              <w:spacing w:before="40" w:after="40" w:line="240" w:lineRule="auto"/>
+              <w:spacing w:line="240" w:lineRule="auto" w:before="40" w:after="40"/>
               <w:ind w:firstLine="0"/>
-              <w:jc w:val="left"/>
             </w:pPr>
             <w:r/>
             <w:r>
@@ -4552,7 +2824,7 @@
                 <w:color w:val="000000"/>
                 <w:sz w:val="20"/>
               </w:rPr>
-              <w:t>CLIENTE</w:t>
+              <w:t>CENTRO</w:t>
             </w:r>
           </w:p>
         </w:tc>
@@ -4569,9 +2841,8 @@
           </w:tcPr>
           <w:p>
             <w:pPr>
-              <w:spacing w:before="40" w:after="40" w:line="240" w:lineRule="auto"/>
+              <w:spacing w:line="240" w:lineRule="auto" w:before="40" w:after="40"/>
               <w:ind w:firstLine="0"/>
-              <w:jc w:val="left"/>
             </w:pPr>
             <w:r/>
             <w:r>
@@ -4582,7 +2853,7 @@
                 <w:color w:val="000000"/>
                 <w:sz w:val="20"/>
               </w:rPr>
-              <w:t>id_cliente</w:t>
+              <w:t>id_centro</w:t>
             </w:r>
           </w:p>
         </w:tc>
@@ -4599,9 +2870,186 @@
           </w:tcPr>
           <w:p>
             <w:pPr>
-              <w:spacing w:before="40" w:after="40" w:line="240" w:lineRule="auto"/>
+              <w:spacing w:line="240" w:lineRule="auto" w:before="40" w:after="40"/>
               <w:ind w:firstLine="0"/>
-              <w:jc w:val="left"/>
+            </w:pPr>
+            <w:r/>
+            <w:r>
+              <w:rPr>
+                <w:rFonts w:ascii="Times New Roman" w:hAnsi="Times New Roman" w:eastAsia="Times New Roman"/>
+                <w:b w:val="0"/>
+                <w:i w:val="0"/>
+                <w:color w:val="000000"/>
+                <w:sz w:val="20"/>
+              </w:rPr>
+              <w:t>id_cliente → CLIENTE</w:t>
+            </w:r>
+          </w:p>
+        </w:tc>
+      </w:tr>
+      <w:tr>
+        <w:tc>
+          <w:tcPr>
+            <w:tcW w:type="dxa" w:w="3120"/>
+            <w:shd w:fill="FFFFFF" w:val="clear"/>
+            <w:tcBorders>
+              <w:top w:val="single" w:sz="4" w:space="0" w:color="8A8A8A"/>
+              <w:left w:val="single" w:sz="4" w:space="0" w:color="8A8A8A"/>
+              <w:bottom w:val="single" w:sz="4" w:space="0" w:color="8A8A8A"/>
+              <w:right w:val="single" w:sz="4" w:space="0" w:color="8A8A8A"/>
+            </w:tcBorders>
+          </w:tcPr>
+          <w:p>
+            <w:pPr>
+              <w:spacing w:line="240" w:lineRule="auto" w:before="40" w:after="40"/>
+              <w:ind w:firstLine="0"/>
+            </w:pPr>
+            <w:r/>
+            <w:r>
+              <w:rPr>
+                <w:rFonts w:ascii="Times New Roman" w:hAnsi="Times New Roman" w:eastAsia="Times New Roman"/>
+                <w:b w:val="0"/>
+                <w:i w:val="0"/>
+                <w:color w:val="000000"/>
+                <w:sz w:val="20"/>
+              </w:rPr>
+              <w:t>PRODUCTO</w:t>
+            </w:r>
+          </w:p>
+        </w:tc>
+        <w:tc>
+          <w:tcPr>
+            <w:tcW w:type="dxa" w:w="3120"/>
+            <w:shd w:fill="FFFFFF" w:val="clear"/>
+            <w:tcBorders>
+              <w:top w:val="single" w:sz="4" w:space="0" w:color="8A8A8A"/>
+              <w:left w:val="single" w:sz="4" w:space="0" w:color="8A8A8A"/>
+              <w:bottom w:val="single" w:sz="4" w:space="0" w:color="8A8A8A"/>
+              <w:right w:val="single" w:sz="4" w:space="0" w:color="8A8A8A"/>
+            </w:tcBorders>
+          </w:tcPr>
+          <w:p>
+            <w:pPr>
+              <w:spacing w:line="240" w:lineRule="auto" w:before="40" w:after="40"/>
+              <w:ind w:firstLine="0"/>
+            </w:pPr>
+            <w:r/>
+            <w:r>
+              <w:rPr>
+                <w:rFonts w:ascii="Times New Roman" w:hAnsi="Times New Roman" w:eastAsia="Times New Roman"/>
+                <w:b w:val="0"/>
+                <w:i w:val="0"/>
+                <w:color w:val="000000"/>
+                <w:sz w:val="20"/>
+              </w:rPr>
+              <w:t>id_producto</w:t>
+            </w:r>
+          </w:p>
+        </w:tc>
+        <w:tc>
+          <w:tcPr>
+            <w:tcW w:type="dxa" w:w="3120"/>
+            <w:shd w:fill="FFFFFF" w:val="clear"/>
+            <w:tcBorders>
+              <w:top w:val="single" w:sz="4" w:space="0" w:color="8A8A8A"/>
+              <w:left w:val="single" w:sz="4" w:space="0" w:color="8A8A8A"/>
+              <w:bottom w:val="single" w:sz="4" w:space="0" w:color="8A8A8A"/>
+              <w:right w:val="single" w:sz="4" w:space="0" w:color="8A8A8A"/>
+            </w:tcBorders>
+          </w:tcPr>
+          <w:p>
+            <w:pPr>
+              <w:spacing w:line="240" w:lineRule="auto" w:before="40" w:after="40"/>
+              <w:ind w:firstLine="0"/>
+            </w:pPr>
+            <w:r/>
+            <w:r>
+              <w:rPr>
+                <w:rFonts w:ascii="Times New Roman" w:hAnsi="Times New Roman" w:eastAsia="Times New Roman"/>
+                <w:b w:val="0"/>
+                <w:i w:val="0"/>
+                <w:color w:val="000000"/>
+                <w:sz w:val="20"/>
+              </w:rPr>
+              <w:t>—</w:t>
+            </w:r>
+          </w:p>
+        </w:tc>
+      </w:tr>
+      <w:tr>
+        <w:tc>
+          <w:tcPr>
+            <w:tcW w:type="dxa" w:w="3120"/>
+            <w:shd w:fill="F4F7F4" w:val="clear"/>
+            <w:tcBorders>
+              <w:top w:val="single" w:sz="4" w:space="0" w:color="8A8A8A"/>
+              <w:left w:val="single" w:sz="4" w:space="0" w:color="8A8A8A"/>
+              <w:bottom w:val="single" w:sz="4" w:space="0" w:color="8A8A8A"/>
+              <w:right w:val="single" w:sz="4" w:space="0" w:color="8A8A8A"/>
+            </w:tcBorders>
+          </w:tcPr>
+          <w:p>
+            <w:pPr>
+              <w:spacing w:line="240" w:lineRule="auto" w:before="40" w:after="40"/>
+              <w:ind w:firstLine="0"/>
+            </w:pPr>
+            <w:r/>
+            <w:r>
+              <w:rPr>
+                <w:rFonts w:ascii="Times New Roman" w:hAnsi="Times New Roman" w:eastAsia="Times New Roman"/>
+                <w:b w:val="0"/>
+                <w:i w:val="0"/>
+                <w:color w:val="000000"/>
+                <w:sz w:val="20"/>
+              </w:rPr>
+              <w:t>PAÍS</w:t>
+            </w:r>
+          </w:p>
+        </w:tc>
+        <w:tc>
+          <w:tcPr>
+            <w:tcW w:type="dxa" w:w="3120"/>
+            <w:shd w:fill="F4F7F4" w:val="clear"/>
+            <w:tcBorders>
+              <w:top w:val="single" w:sz="4" w:space="0" w:color="8A8A8A"/>
+              <w:left w:val="single" w:sz="4" w:space="0" w:color="8A8A8A"/>
+              <w:bottom w:val="single" w:sz="4" w:space="0" w:color="8A8A8A"/>
+              <w:right w:val="single" w:sz="4" w:space="0" w:color="8A8A8A"/>
+            </w:tcBorders>
+          </w:tcPr>
+          <w:p>
+            <w:pPr>
+              <w:spacing w:line="240" w:lineRule="auto" w:before="40" w:after="40"/>
+              <w:ind w:firstLine="0"/>
+            </w:pPr>
+            <w:r/>
+            <w:r>
+              <w:rPr>
+                <w:rFonts w:ascii="Times New Roman" w:hAnsi="Times New Roman" w:eastAsia="Times New Roman"/>
+                <w:b w:val="0"/>
+                <w:i w:val="0"/>
+                <w:color w:val="000000"/>
+                <w:sz w:val="20"/>
+              </w:rPr>
+              <w:t>codigo_pais</w:t>
+            </w:r>
+          </w:p>
+        </w:tc>
+        <w:tc>
+          <w:tcPr>
+            <w:tcW w:type="dxa" w:w="3120"/>
+            <w:shd w:fill="F4F7F4" w:val="clear"/>
+            <w:tcBorders>
+              <w:top w:val="single" w:sz="4" w:space="0" w:color="8A8A8A"/>
+              <w:left w:val="single" w:sz="4" w:space="0" w:color="8A8A8A"/>
+              <w:bottom w:val="single" w:sz="4" w:space="0" w:color="8A8A8A"/>
+              <w:right w:val="single" w:sz="4" w:space="0" w:color="8A8A8A"/>
+            </w:tcBorders>
+          </w:tcPr>
+          <w:p>
+            <w:pPr>
+              <w:spacing w:line="240" w:lineRule="auto" w:before="40" w:after="40"/>
+              <w:ind w:firstLine="0"/>
             </w:pPr>
             <w:r/>
             <w:r>
@@ -4631,285 +3079,8 @@
           </w:tcPr>
           <w:p>
             <w:pPr>
-              <w:spacing w:before="40" w:after="40" w:line="240" w:lineRule="auto"/>
+              <w:spacing w:line="240" w:lineRule="auto" w:before="40" w:after="40"/>
               <w:ind w:firstLine="0"/>
-              <w:jc w:val="left"/>
-            </w:pPr>
-            <w:r/>
-            <w:r>
-              <w:rPr>
-                <w:rFonts w:ascii="Times New Roman" w:hAnsi="Times New Roman" w:eastAsia="Times New Roman"/>
-                <w:b w:val="0"/>
-                <w:i w:val="0"/>
-                <w:color w:val="000000"/>
-                <w:sz w:val="20"/>
-              </w:rPr>
-              <w:t>CENTRO</w:t>
-            </w:r>
-          </w:p>
-        </w:tc>
-        <w:tc>
-          <w:tcPr>
-            <w:tcW w:type="dxa" w:w="3120"/>
-            <w:shd w:fill="FFFFFF" w:val="clear"/>
-            <w:tcBorders>
-              <w:top w:val="single" w:sz="4" w:space="0" w:color="8A8A8A"/>
-              <w:left w:val="single" w:sz="4" w:space="0" w:color="8A8A8A"/>
-              <w:bottom w:val="single" w:sz="4" w:space="0" w:color="8A8A8A"/>
-              <w:right w:val="single" w:sz="4" w:space="0" w:color="8A8A8A"/>
-            </w:tcBorders>
-          </w:tcPr>
-          <w:p>
-            <w:pPr>
-              <w:spacing w:before="40" w:after="40" w:line="240" w:lineRule="auto"/>
-              <w:ind w:firstLine="0"/>
-              <w:jc w:val="left"/>
-            </w:pPr>
-            <w:r/>
-            <w:r>
-              <w:rPr>
-                <w:rFonts w:ascii="Times New Roman" w:hAnsi="Times New Roman" w:eastAsia="Times New Roman"/>
-                <w:b w:val="0"/>
-                <w:i w:val="0"/>
-                <w:color w:val="000000"/>
-                <w:sz w:val="20"/>
-              </w:rPr>
-              <w:t>id_centro</w:t>
-            </w:r>
-          </w:p>
-        </w:tc>
-        <w:tc>
-          <w:tcPr>
-            <w:tcW w:type="dxa" w:w="3120"/>
-            <w:shd w:fill="FFFFFF" w:val="clear"/>
-            <w:tcBorders>
-              <w:top w:val="single" w:sz="4" w:space="0" w:color="8A8A8A"/>
-              <w:left w:val="single" w:sz="4" w:space="0" w:color="8A8A8A"/>
-              <w:bottom w:val="single" w:sz="4" w:space="0" w:color="8A8A8A"/>
-              <w:right w:val="single" w:sz="4" w:space="0" w:color="8A8A8A"/>
-            </w:tcBorders>
-          </w:tcPr>
-          <w:p>
-            <w:pPr>
-              <w:spacing w:before="40" w:after="40" w:line="240" w:lineRule="auto"/>
-              <w:ind w:firstLine="0"/>
-              <w:jc w:val="left"/>
-            </w:pPr>
-            <w:r/>
-            <w:r>
-              <w:rPr>
-                <w:rFonts w:ascii="Times New Roman" w:hAnsi="Times New Roman" w:eastAsia="Times New Roman"/>
-                <w:b w:val="0"/>
-                <w:i w:val="0"/>
-                <w:color w:val="000000"/>
-                <w:sz w:val="20"/>
-              </w:rPr>
-              <w:t>id_cliente → CLIENTE</w:t>
-            </w:r>
-          </w:p>
-        </w:tc>
-      </w:tr>
-      <w:tr>
-        <w:tc>
-          <w:tcPr>
-            <w:tcW w:type="dxa" w:w="3120"/>
-            <w:shd w:fill="F4F7F4" w:val="clear"/>
-            <w:tcBorders>
-              <w:top w:val="single" w:sz="4" w:space="0" w:color="8A8A8A"/>
-              <w:left w:val="single" w:sz="4" w:space="0" w:color="8A8A8A"/>
-              <w:bottom w:val="single" w:sz="4" w:space="0" w:color="8A8A8A"/>
-              <w:right w:val="single" w:sz="4" w:space="0" w:color="8A8A8A"/>
-            </w:tcBorders>
-          </w:tcPr>
-          <w:p>
-            <w:pPr>
-              <w:spacing w:before="40" w:after="40" w:line="240" w:lineRule="auto"/>
-              <w:ind w:firstLine="0"/>
-              <w:jc w:val="left"/>
-            </w:pPr>
-            <w:r/>
-            <w:r>
-              <w:rPr>
-                <w:rFonts w:ascii="Times New Roman" w:hAnsi="Times New Roman" w:eastAsia="Times New Roman"/>
-                <w:b w:val="0"/>
-                <w:i w:val="0"/>
-                <w:color w:val="000000"/>
-                <w:sz w:val="20"/>
-              </w:rPr>
-              <w:t>PRODUCTO</w:t>
-            </w:r>
-          </w:p>
-        </w:tc>
-        <w:tc>
-          <w:tcPr>
-            <w:tcW w:type="dxa" w:w="3120"/>
-            <w:shd w:fill="F4F7F4" w:val="clear"/>
-            <w:tcBorders>
-              <w:top w:val="single" w:sz="4" w:space="0" w:color="8A8A8A"/>
-              <w:left w:val="single" w:sz="4" w:space="0" w:color="8A8A8A"/>
-              <w:bottom w:val="single" w:sz="4" w:space="0" w:color="8A8A8A"/>
-              <w:right w:val="single" w:sz="4" w:space="0" w:color="8A8A8A"/>
-            </w:tcBorders>
-          </w:tcPr>
-          <w:p>
-            <w:pPr>
-              <w:spacing w:before="40" w:after="40" w:line="240" w:lineRule="auto"/>
-              <w:ind w:firstLine="0"/>
-              <w:jc w:val="left"/>
-            </w:pPr>
-            <w:r/>
-            <w:r>
-              <w:rPr>
-                <w:rFonts w:ascii="Times New Roman" w:hAnsi="Times New Roman" w:eastAsia="Times New Roman"/>
-                <w:b w:val="0"/>
-                <w:i w:val="0"/>
-                <w:color w:val="000000"/>
-                <w:sz w:val="20"/>
-              </w:rPr>
-              <w:t>id_producto</w:t>
-            </w:r>
-          </w:p>
-        </w:tc>
-        <w:tc>
-          <w:tcPr>
-            <w:tcW w:type="dxa" w:w="3120"/>
-            <w:shd w:fill="F4F7F4" w:val="clear"/>
-            <w:tcBorders>
-              <w:top w:val="single" w:sz="4" w:space="0" w:color="8A8A8A"/>
-              <w:left w:val="single" w:sz="4" w:space="0" w:color="8A8A8A"/>
-              <w:bottom w:val="single" w:sz="4" w:space="0" w:color="8A8A8A"/>
-              <w:right w:val="single" w:sz="4" w:space="0" w:color="8A8A8A"/>
-            </w:tcBorders>
-          </w:tcPr>
-          <w:p>
-            <w:pPr>
-              <w:spacing w:before="40" w:after="40" w:line="240" w:lineRule="auto"/>
-              <w:ind w:firstLine="0"/>
-              <w:jc w:val="left"/>
-            </w:pPr>
-            <w:r/>
-            <w:r>
-              <w:rPr>
-                <w:rFonts w:ascii="Times New Roman" w:hAnsi="Times New Roman" w:eastAsia="Times New Roman"/>
-                <w:b w:val="0"/>
-                <w:i w:val="0"/>
-                <w:color w:val="000000"/>
-                <w:sz w:val="20"/>
-              </w:rPr>
-              <w:t>—</w:t>
-            </w:r>
-          </w:p>
-        </w:tc>
-      </w:tr>
-      <w:tr>
-        <w:tc>
-          <w:tcPr>
-            <w:tcW w:type="dxa" w:w="3120"/>
-            <w:shd w:fill="FFFFFF" w:val="clear"/>
-            <w:tcBorders>
-              <w:top w:val="single" w:sz="4" w:space="0" w:color="8A8A8A"/>
-              <w:left w:val="single" w:sz="4" w:space="0" w:color="8A8A8A"/>
-              <w:bottom w:val="single" w:sz="4" w:space="0" w:color="8A8A8A"/>
-              <w:right w:val="single" w:sz="4" w:space="0" w:color="8A8A8A"/>
-            </w:tcBorders>
-          </w:tcPr>
-          <w:p>
-            <w:pPr>
-              <w:spacing w:before="40" w:after="40" w:line="240" w:lineRule="auto"/>
-              <w:ind w:firstLine="0"/>
-              <w:jc w:val="left"/>
-            </w:pPr>
-            <w:r/>
-            <w:r>
-              <w:rPr>
-                <w:rFonts w:ascii="Times New Roman" w:hAnsi="Times New Roman" w:eastAsia="Times New Roman"/>
-                <w:b w:val="0"/>
-                <w:i w:val="0"/>
-                <w:color w:val="000000"/>
-                <w:sz w:val="20"/>
-              </w:rPr>
-              <w:t>PAÍS</w:t>
-            </w:r>
-          </w:p>
-        </w:tc>
-        <w:tc>
-          <w:tcPr>
-            <w:tcW w:type="dxa" w:w="3120"/>
-            <w:shd w:fill="FFFFFF" w:val="clear"/>
-            <w:tcBorders>
-              <w:top w:val="single" w:sz="4" w:space="0" w:color="8A8A8A"/>
-              <w:left w:val="single" w:sz="4" w:space="0" w:color="8A8A8A"/>
-              <w:bottom w:val="single" w:sz="4" w:space="0" w:color="8A8A8A"/>
-              <w:right w:val="single" w:sz="4" w:space="0" w:color="8A8A8A"/>
-            </w:tcBorders>
-          </w:tcPr>
-          <w:p>
-            <w:pPr>
-              <w:spacing w:before="40" w:after="40" w:line="240" w:lineRule="auto"/>
-              <w:ind w:firstLine="0"/>
-              <w:jc w:val="left"/>
-            </w:pPr>
-            <w:r/>
-            <w:r>
-              <w:rPr>
-                <w:rFonts w:ascii="Times New Roman" w:hAnsi="Times New Roman" w:eastAsia="Times New Roman"/>
-                <w:b w:val="0"/>
-                <w:i w:val="0"/>
-                <w:color w:val="000000"/>
-                <w:sz w:val="20"/>
-              </w:rPr>
-              <w:t>codigo_pais</w:t>
-            </w:r>
-          </w:p>
-        </w:tc>
-        <w:tc>
-          <w:tcPr>
-            <w:tcW w:type="dxa" w:w="3120"/>
-            <w:shd w:fill="FFFFFF" w:val="clear"/>
-            <w:tcBorders>
-              <w:top w:val="single" w:sz="4" w:space="0" w:color="8A8A8A"/>
-              <w:left w:val="single" w:sz="4" w:space="0" w:color="8A8A8A"/>
-              <w:bottom w:val="single" w:sz="4" w:space="0" w:color="8A8A8A"/>
-              <w:right w:val="single" w:sz="4" w:space="0" w:color="8A8A8A"/>
-            </w:tcBorders>
-          </w:tcPr>
-          <w:p>
-            <w:pPr>
-              <w:spacing w:before="40" w:after="40" w:line="240" w:lineRule="auto"/>
-              <w:ind w:firstLine="0"/>
-              <w:jc w:val="left"/>
-            </w:pPr>
-            <w:r/>
-            <w:r>
-              <w:rPr>
-                <w:rFonts w:ascii="Times New Roman" w:hAnsi="Times New Roman" w:eastAsia="Times New Roman"/>
-                <w:b w:val="0"/>
-                <w:i w:val="0"/>
-                <w:color w:val="000000"/>
-                <w:sz w:val="20"/>
-              </w:rPr>
-              <w:t>—</w:t>
-            </w:r>
-          </w:p>
-        </w:tc>
-      </w:tr>
-      <w:tr>
-        <w:tc>
-          <w:tcPr>
-            <w:tcW w:type="dxa" w:w="3120"/>
-            <w:shd w:fill="F4F7F4" w:val="clear"/>
-            <w:tcBorders>
-              <w:top w:val="single" w:sz="4" w:space="0" w:color="8A8A8A"/>
-              <w:left w:val="single" w:sz="4" w:space="0" w:color="8A8A8A"/>
-              <w:bottom w:val="single" w:sz="4" w:space="0" w:color="8A8A8A"/>
-              <w:right w:val="single" w:sz="4" w:space="0" w:color="8A8A8A"/>
-            </w:tcBorders>
-          </w:tcPr>
-          <w:p>
-            <w:pPr>
-              <w:spacing w:before="40" w:after="40" w:line="240" w:lineRule="auto"/>
-              <w:ind w:firstLine="0"/>
-              <w:jc w:val="left"/>
             </w:pPr>
             <w:r/>
             <w:r>
@@ -4927,7 +3098,7 @@
         <w:tc>
           <w:tcPr>
             <w:tcW w:type="dxa" w:w="3120"/>
-            <w:shd w:fill="F4F7F4" w:val="clear"/>
+            <w:shd w:fill="FFFFFF" w:val="clear"/>
             <w:tcBorders>
               <w:top w:val="single" w:sz="4" w:space="0" w:color="8A8A8A"/>
               <w:left w:val="single" w:sz="4" w:space="0" w:color="8A8A8A"/>
@@ -4937,9 +3108,8 @@
           </w:tcPr>
           <w:p>
             <w:pPr>
-              <w:spacing w:before="40" w:after="40" w:line="240" w:lineRule="auto"/>
+              <w:spacing w:line="240" w:lineRule="auto" w:before="40" w:after="40"/>
               <w:ind w:firstLine="0"/>
-              <w:jc w:val="left"/>
             </w:pPr>
             <w:r/>
             <w:r>
@@ -4957,7 +3127,7 @@
         <w:tc>
           <w:tcPr>
             <w:tcW w:type="dxa" w:w="3120"/>
-            <w:shd w:fill="F4F7F4" w:val="clear"/>
+            <w:shd w:fill="FFFFFF" w:val="clear"/>
             <w:tcBorders>
               <w:top w:val="single" w:sz="4" w:space="0" w:color="8A8A8A"/>
               <w:left w:val="single" w:sz="4" w:space="0" w:color="8A8A8A"/>
@@ -4967,9 +3137,8 @@
           </w:tcPr>
           <w:p>
             <w:pPr>
-              <w:spacing w:before="40" w:after="40" w:line="240" w:lineRule="auto"/>
+              <w:spacing w:line="240" w:lineRule="auto" w:before="40" w:after="40"/>
               <w:ind w:firstLine="0"/>
-              <w:jc w:val="left"/>
             </w:pPr>
             <w:r/>
             <w:r>
@@ -4989,7 +3158,7 @@
         <w:tc>
           <w:tcPr>
             <w:tcW w:type="dxa" w:w="3120"/>
-            <w:shd w:fill="FFFFFF" w:val="clear"/>
+            <w:shd w:fill="F4F7F4" w:val="clear"/>
             <w:tcBorders>
               <w:top w:val="single" w:sz="4" w:space="0" w:color="8A8A8A"/>
               <w:left w:val="single" w:sz="4" w:space="0" w:color="8A8A8A"/>
@@ -4999,9 +3168,8 @@
           </w:tcPr>
           <w:p>
             <w:pPr>
-              <w:spacing w:before="40" w:after="40" w:line="240" w:lineRule="auto"/>
+              <w:spacing w:line="240" w:lineRule="auto" w:before="40" w:after="40"/>
               <w:ind w:firstLine="0"/>
-              <w:jc w:val="left"/>
             </w:pPr>
             <w:r/>
             <w:r>
@@ -5012,99 +3180,7 @@
                 <w:color w:val="000000"/>
                 <w:sz w:val="20"/>
               </w:rPr>
-              <w:t>ZONA_TARIFARIA</w:t>
-            </w:r>
-          </w:p>
-        </w:tc>
-        <w:tc>
-          <w:tcPr>
-            <w:tcW w:type="dxa" w:w="3120"/>
-            <w:shd w:fill="FFFFFF" w:val="clear"/>
-            <w:tcBorders>
-              <w:top w:val="single" w:sz="4" w:space="0" w:color="8A8A8A"/>
-              <w:left w:val="single" w:sz="4" w:space="0" w:color="8A8A8A"/>
-              <w:bottom w:val="single" w:sz="4" w:space="0" w:color="8A8A8A"/>
-              <w:right w:val="single" w:sz="4" w:space="0" w:color="8A8A8A"/>
-            </w:tcBorders>
-          </w:tcPr>
-          <w:p>
-            <w:pPr>
-              <w:spacing w:before="40" w:after="40" w:line="240" w:lineRule="auto"/>
-              <w:ind w:firstLine="0"/>
-              <w:jc w:val="left"/>
-            </w:pPr>
-            <w:r/>
-            <w:r>
-              <w:rPr>
-                <w:rFonts w:ascii="Times New Roman" w:hAnsi="Times New Roman" w:eastAsia="Times New Roman"/>
-                <w:b w:val="0"/>
-                <w:i w:val="0"/>
-                <w:color w:val="000000"/>
-                <w:sz w:val="20"/>
-              </w:rPr>
-              <w:t>id_zona</w:t>
-            </w:r>
-          </w:p>
-        </w:tc>
-        <w:tc>
-          <w:tcPr>
-            <w:tcW w:type="dxa" w:w="3120"/>
-            <w:shd w:fill="FFFFFF" w:val="clear"/>
-            <w:tcBorders>
-              <w:top w:val="single" w:sz="4" w:space="0" w:color="8A8A8A"/>
-              <w:left w:val="single" w:sz="4" w:space="0" w:color="8A8A8A"/>
-              <w:bottom w:val="single" w:sz="4" w:space="0" w:color="8A8A8A"/>
-              <w:right w:val="single" w:sz="4" w:space="0" w:color="8A8A8A"/>
-            </w:tcBorders>
-          </w:tcPr>
-          <w:p>
-            <w:pPr>
-              <w:spacing w:before="40" w:after="40" w:line="240" w:lineRule="auto"/>
-              <w:ind w:firstLine="0"/>
-              <w:jc w:val="left"/>
-            </w:pPr>
-            <w:r/>
-            <w:r>
-              <w:rPr>
-                <w:rFonts w:ascii="Times New Roman" w:hAnsi="Times New Roman" w:eastAsia="Times New Roman"/>
-                <w:b w:val="0"/>
-                <w:i w:val="0"/>
-                <w:color w:val="000000"/>
-                <w:sz w:val="20"/>
-              </w:rPr>
-              <w:t>—</w:t>
-            </w:r>
-          </w:p>
-        </w:tc>
-      </w:tr>
-      <w:tr>
-        <w:tc>
-          <w:tcPr>
-            <w:tcW w:type="dxa" w:w="3120"/>
-            <w:shd w:fill="F4F7F4" w:val="clear"/>
-            <w:tcBorders>
-              <w:top w:val="single" w:sz="4" w:space="0" w:color="8A8A8A"/>
-              <w:left w:val="single" w:sz="4" w:space="0" w:color="8A8A8A"/>
-              <w:bottom w:val="single" w:sz="4" w:space="0" w:color="8A8A8A"/>
-              <w:right w:val="single" w:sz="4" w:space="0" w:color="8A8A8A"/>
-            </w:tcBorders>
-          </w:tcPr>
-          <w:p>
-            <w:pPr>
-              <w:spacing w:before="40" w:after="40" w:line="240" w:lineRule="auto"/>
-              <w:ind w:firstLine="0"/>
-              <w:jc w:val="left"/>
-            </w:pPr>
-            <w:r/>
-            <w:r>
-              <w:rPr>
-                <w:rFonts w:ascii="Times New Roman" w:hAnsi="Times New Roman" w:eastAsia="Times New Roman"/>
-                <w:b w:val="0"/>
-                <w:i w:val="0"/>
-                <w:color w:val="000000"/>
-                <w:sz w:val="20"/>
-              </w:rPr>
-              <w:t>PUNTO_VENTA</w:t>
+              <w:t>TARIFA</w:t>
             </w:r>
           </w:p>
         </w:tc>
@@ -5121,9 +3197,8 @@
           </w:tcPr>
           <w:p>
             <w:pPr>
-              <w:spacing w:before="40" w:after="40" w:line="240" w:lineRule="auto"/>
+              <w:spacing w:line="240" w:lineRule="auto" w:before="40" w:after="40"/>
               <w:ind w:firstLine="0"/>
-              <w:jc w:val="left"/>
             </w:pPr>
             <w:r/>
             <w:r>
@@ -5134,7 +3209,7 @@
                 <w:color w:val="000000"/>
                 <w:sz w:val="20"/>
               </w:rPr>
-              <w:t>id_punto_venta</w:t>
+              <w:t>id_tarifa</w:t>
             </w:r>
           </w:p>
         </w:tc>
@@ -5151,9 +3226,8 @@
           </w:tcPr>
           <w:p>
             <w:pPr>
-              <w:spacing w:before="40" w:after="40" w:line="240" w:lineRule="auto"/>
+              <w:spacing w:line="240" w:lineRule="auto" w:before="40" w:after="40"/>
               <w:ind w:firstLine="0"/>
-              <w:jc w:val="left"/>
             </w:pPr>
             <w:r/>
             <w:r>
@@ -5164,7 +3238,7 @@
                 <w:color w:val="000000"/>
                 <w:sz w:val="20"/>
               </w:rPr>
-              <w:t>—</w:t>
+              <w:t>id_cliente → CLIENTE (nulo si tarifa general B2C)</w:t>
             </w:r>
           </w:p>
         </w:tc>
@@ -5183,101 +3257,8 @@
           </w:tcPr>
           <w:p>
             <w:pPr>
-              <w:spacing w:before="40" w:after="40" w:line="240" w:lineRule="auto"/>
+              <w:spacing w:line="240" w:lineRule="auto" w:before="40" w:after="40"/>
               <w:ind w:firstLine="0"/>
-              <w:jc w:val="left"/>
-            </w:pPr>
-            <w:r/>
-            <w:r>
-              <w:rPr>
-                <w:rFonts w:ascii="Times New Roman" w:hAnsi="Times New Roman" w:eastAsia="Times New Roman"/>
-                <w:b w:val="0"/>
-                <w:i w:val="0"/>
-                <w:color w:val="000000"/>
-                <w:sz w:val="20"/>
-              </w:rPr>
-              <w:t>TARIFA</w:t>
-            </w:r>
-          </w:p>
-        </w:tc>
-        <w:tc>
-          <w:tcPr>
-            <w:tcW w:type="dxa" w:w="3120"/>
-            <w:shd w:fill="FFFFFF" w:val="clear"/>
-            <w:tcBorders>
-              <w:top w:val="single" w:sz="4" w:space="0" w:color="8A8A8A"/>
-              <w:left w:val="single" w:sz="4" w:space="0" w:color="8A8A8A"/>
-              <w:bottom w:val="single" w:sz="4" w:space="0" w:color="8A8A8A"/>
-              <w:right w:val="single" w:sz="4" w:space="0" w:color="8A8A8A"/>
-            </w:tcBorders>
-          </w:tcPr>
-          <w:p>
-            <w:pPr>
-              <w:spacing w:before="40" w:after="40" w:line="240" w:lineRule="auto"/>
-              <w:ind w:firstLine="0"/>
-              <w:jc w:val="left"/>
-            </w:pPr>
-            <w:r/>
-            <w:r>
-              <w:rPr>
-                <w:rFonts w:ascii="Times New Roman" w:hAnsi="Times New Roman" w:eastAsia="Times New Roman"/>
-                <w:b w:val="0"/>
-                <w:i w:val="0"/>
-                <w:color w:val="000000"/>
-                <w:sz w:val="20"/>
-              </w:rPr>
-              <w:t>id_tarifa</w:t>
-            </w:r>
-          </w:p>
-        </w:tc>
-        <w:tc>
-          <w:tcPr>
-            <w:tcW w:type="dxa" w:w="3120"/>
-            <w:shd w:fill="FFFFFF" w:val="clear"/>
-            <w:tcBorders>
-              <w:top w:val="single" w:sz="4" w:space="0" w:color="8A8A8A"/>
-              <w:left w:val="single" w:sz="4" w:space="0" w:color="8A8A8A"/>
-              <w:bottom w:val="single" w:sz="4" w:space="0" w:color="8A8A8A"/>
-              <w:right w:val="single" w:sz="4" w:space="0" w:color="8A8A8A"/>
-            </w:tcBorders>
-          </w:tcPr>
-          <w:p>
-            <w:pPr>
-              <w:spacing w:before="40" w:after="40" w:line="240" w:lineRule="auto"/>
-              <w:ind w:firstLine="0"/>
-              <w:jc w:val="left"/>
-            </w:pPr>
-            <w:r/>
-            <w:r>
-              <w:rPr>
-                <w:rFonts w:ascii="Times New Roman" w:hAnsi="Times New Roman" w:eastAsia="Times New Roman"/>
-                <w:b w:val="0"/>
-                <w:i w:val="0"/>
-                <w:color w:val="000000"/>
-                <w:sz w:val="20"/>
-              </w:rPr>
-              <w:t>id_cliente → CLIENTE (nulo en tarifa general B2C)</w:t>
-            </w:r>
-          </w:p>
-        </w:tc>
-      </w:tr>
-      <w:tr>
-        <w:tc>
-          <w:tcPr>
-            <w:tcW w:type="dxa" w:w="3120"/>
-            <w:shd w:fill="F4F7F4" w:val="clear"/>
-            <w:tcBorders>
-              <w:top w:val="single" w:sz="4" w:space="0" w:color="8A8A8A"/>
-              <w:left w:val="single" w:sz="4" w:space="0" w:color="8A8A8A"/>
-              <w:bottom w:val="single" w:sz="4" w:space="0" w:color="8A8A8A"/>
-              <w:right w:val="single" w:sz="4" w:space="0" w:color="8A8A8A"/>
-            </w:tcBorders>
-          </w:tcPr>
-          <w:p>
-            <w:pPr>
-              <w:spacing w:before="40" w:after="40" w:line="240" w:lineRule="auto"/>
-              <w:ind w:firstLine="0"/>
-              <w:jc w:val="left"/>
             </w:pPr>
             <w:r/>
             <w:r>
@@ -5295,7 +3276,7 @@
         <w:tc>
           <w:tcPr>
             <w:tcW w:type="dxa" w:w="3120"/>
-            <w:shd w:fill="F4F7F4" w:val="clear"/>
+            <w:shd w:fill="FFFFFF" w:val="clear"/>
             <w:tcBorders>
               <w:top w:val="single" w:sz="4" w:space="0" w:color="8A8A8A"/>
               <w:left w:val="single" w:sz="4" w:space="0" w:color="8A8A8A"/>
@@ -5305,9 +3286,8 @@
           </w:tcPr>
           <w:p>
             <w:pPr>
-              <w:spacing w:before="40" w:after="40" w:line="240" w:lineRule="auto"/>
+              <w:spacing w:line="240" w:lineRule="auto" w:before="40" w:after="40"/>
               <w:ind w:firstLine="0"/>
-              <w:jc w:val="left"/>
             </w:pPr>
             <w:r/>
             <w:r>
@@ -5325,7 +3305,7 @@
         <w:tc>
           <w:tcPr>
             <w:tcW w:type="dxa" w:w="3120"/>
-            <w:shd w:fill="F4F7F4" w:val="clear"/>
+            <w:shd w:fill="FFFFFF" w:val="clear"/>
             <w:tcBorders>
               <w:top w:val="single" w:sz="4" w:space="0" w:color="8A8A8A"/>
               <w:left w:val="single" w:sz="4" w:space="0" w:color="8A8A8A"/>
@@ -5335,9 +3315,8 @@
           </w:tcPr>
           <w:p>
             <w:pPr>
-              <w:spacing w:before="40" w:after="40" w:line="240" w:lineRule="auto"/>
+              <w:spacing w:line="240" w:lineRule="auto" w:before="40" w:after="40"/>
               <w:ind w:firstLine="0"/>
-              <w:jc w:val="left"/>
             </w:pPr>
             <w:r/>
             <w:r>
@@ -5357,7 +3336,7 @@
         <w:tc>
           <w:tcPr>
             <w:tcW w:type="dxa" w:w="3120"/>
-            <w:shd w:fill="FFFFFF" w:val="clear"/>
+            <w:shd w:fill="F4F7F4" w:val="clear"/>
             <w:tcBorders>
               <w:top w:val="single" w:sz="4" w:space="0" w:color="8A8A8A"/>
               <w:left w:val="single" w:sz="4" w:space="0" w:color="8A8A8A"/>
@@ -5367,9 +3346,8 @@
           </w:tcPr>
           <w:p>
             <w:pPr>
-              <w:spacing w:before="40" w:after="40" w:line="240" w:lineRule="auto"/>
+              <w:spacing w:line="240" w:lineRule="auto" w:before="40" w:after="40"/>
               <w:ind w:firstLine="0"/>
-              <w:jc w:val="left"/>
             </w:pPr>
             <w:r/>
             <w:r>
@@ -5387,7 +3365,7 @@
         <w:tc>
           <w:tcPr>
             <w:tcW w:type="dxa" w:w="3120"/>
-            <w:shd w:fill="FFFFFF" w:val="clear"/>
+            <w:shd w:fill="F4F7F4" w:val="clear"/>
             <w:tcBorders>
               <w:top w:val="single" w:sz="4" w:space="0" w:color="8A8A8A"/>
               <w:left w:val="single" w:sz="4" w:space="0" w:color="8A8A8A"/>
@@ -5397,9 +3375,8 @@
           </w:tcPr>
           <w:p>
             <w:pPr>
-              <w:spacing w:before="40" w:after="40" w:line="240" w:lineRule="auto"/>
+              <w:spacing w:line="240" w:lineRule="auto" w:before="40" w:after="40"/>
               <w:ind w:firstLine="0"/>
-              <w:jc w:val="left"/>
             </w:pPr>
             <w:r/>
             <w:r>
@@ -5417,7 +3394,7 @@
         <w:tc>
           <w:tcPr>
             <w:tcW w:type="dxa" w:w="3120"/>
-            <w:shd w:fill="FFFFFF" w:val="clear"/>
+            <w:shd w:fill="F4F7F4" w:val="clear"/>
             <w:tcBorders>
               <w:top w:val="single" w:sz="4" w:space="0" w:color="8A8A8A"/>
               <w:left w:val="single" w:sz="4" w:space="0" w:color="8A8A8A"/>
@@ -5427,9 +3404,8 @@
           </w:tcPr>
           <w:p>
             <w:pPr>
-              <w:spacing w:before="40" w:after="40" w:line="240" w:lineRule="auto"/>
+              <w:spacing w:line="240" w:lineRule="auto" w:before="40" w:after="40"/>
               <w:ind w:firstLine="0"/>
-              <w:jc w:val="left"/>
             </w:pPr>
             <w:r/>
             <w:r>
@@ -5449,7 +3425,7 @@
         <w:tc>
           <w:tcPr>
             <w:tcW w:type="dxa" w:w="3120"/>
-            <w:shd w:fill="F4F7F4" w:val="clear"/>
+            <w:shd w:fill="FFFFFF" w:val="clear"/>
             <w:tcBorders>
               <w:top w:val="single" w:sz="4" w:space="0" w:color="8A8A8A"/>
               <w:left w:val="single" w:sz="4" w:space="0" w:color="8A8A8A"/>
@@ -5459,9 +3435,8 @@
           </w:tcPr>
           <w:p>
             <w:pPr>
-              <w:spacing w:before="40" w:after="40" w:line="240" w:lineRule="auto"/>
+              <w:spacing w:line="240" w:lineRule="auto" w:before="40" w:after="40"/>
               <w:ind w:firstLine="0"/>
-              <w:jc w:val="left"/>
             </w:pPr>
             <w:r/>
             <w:r>
@@ -5479,7 +3454,7 @@
         <w:tc>
           <w:tcPr>
             <w:tcW w:type="dxa" w:w="3120"/>
-            <w:shd w:fill="F4F7F4" w:val="clear"/>
+            <w:shd w:fill="FFFFFF" w:val="clear"/>
             <w:tcBorders>
               <w:top w:val="single" w:sz="4" w:space="0" w:color="8A8A8A"/>
               <w:left w:val="single" w:sz="4" w:space="0" w:color="8A8A8A"/>
@@ -5489,9 +3464,8 @@
           </w:tcPr>
           <w:p>
             <w:pPr>
-              <w:spacing w:before="40" w:after="40" w:line="240" w:lineRule="auto"/>
+              <w:spacing w:line="240" w:lineRule="auto" w:before="40" w:after="40"/>
               <w:ind w:firstLine="0"/>
-              <w:jc w:val="left"/>
             </w:pPr>
             <w:r/>
             <w:r>
@@ -5509,7 +3483,7 @@
         <w:tc>
           <w:tcPr>
             <w:tcW w:type="dxa" w:w="3120"/>
-            <w:shd w:fill="F4F7F4" w:val="clear"/>
+            <w:shd w:fill="FFFFFF" w:val="clear"/>
             <w:tcBorders>
               <w:top w:val="single" w:sz="4" w:space="0" w:color="8A8A8A"/>
               <w:left w:val="single" w:sz="4" w:space="0" w:color="8A8A8A"/>
@@ -5519,9 +3493,8 @@
           </w:tcPr>
           <w:p>
             <w:pPr>
-              <w:spacing w:before="40" w:after="40" w:line="240" w:lineRule="auto"/>
+              <w:spacing w:line="240" w:lineRule="auto" w:before="40" w:after="40"/>
               <w:ind w:firstLine="0"/>
-              <w:jc w:val="left"/>
             </w:pPr>
             <w:r/>
             <w:r>
@@ -5541,7 +3514,7 @@
         <w:tc>
           <w:tcPr>
             <w:tcW w:type="dxa" w:w="3120"/>
-            <w:shd w:fill="FFFFFF" w:val="clear"/>
+            <w:shd w:fill="F4F7F4" w:val="clear"/>
             <w:tcBorders>
               <w:top w:val="single" w:sz="4" w:space="0" w:color="8A8A8A"/>
               <w:left w:val="single" w:sz="4" w:space="0" w:color="8A8A8A"/>
@@ -5551,9 +3524,8 @@
           </w:tcPr>
           <w:p>
             <w:pPr>
-              <w:spacing w:before="40" w:after="40" w:line="240" w:lineRule="auto"/>
+              <w:spacing w:line="240" w:lineRule="auto" w:before="40" w:after="40"/>
               <w:ind w:firstLine="0"/>
-              <w:jc w:val="left"/>
             </w:pPr>
             <w:r/>
             <w:r>
@@ -5571,7 +3543,7 @@
         <w:tc>
           <w:tcPr>
             <w:tcW w:type="dxa" w:w="3120"/>
-            <w:shd w:fill="FFFFFF" w:val="clear"/>
+            <w:shd w:fill="F4F7F4" w:val="clear"/>
             <w:tcBorders>
               <w:top w:val="single" w:sz="4" w:space="0" w:color="8A8A8A"/>
               <w:left w:val="single" w:sz="4" w:space="0" w:color="8A8A8A"/>
@@ -5581,9 +3553,8 @@
           </w:tcPr>
           <w:p>
             <w:pPr>
-              <w:spacing w:before="40" w:after="40" w:line="240" w:lineRule="auto"/>
+              <w:spacing w:line="240" w:lineRule="auto" w:before="40" w:after="40"/>
               <w:ind w:firstLine="0"/>
-              <w:jc w:val="left"/>
             </w:pPr>
             <w:r/>
             <w:r>
@@ -5601,6 +3572,37 @@
         <w:tc>
           <w:tcPr>
             <w:tcW w:type="dxa" w:w="3120"/>
+            <w:shd w:fill="F4F7F4" w:val="clear"/>
+            <w:tcBorders>
+              <w:top w:val="single" w:sz="4" w:space="0" w:color="8A8A8A"/>
+              <w:left w:val="single" w:sz="4" w:space="0" w:color="8A8A8A"/>
+              <w:bottom w:val="single" w:sz="4" w:space="0" w:color="8A8A8A"/>
+              <w:right w:val="single" w:sz="4" w:space="0" w:color="8A8A8A"/>
+            </w:tcBorders>
+          </w:tcPr>
+          <w:p>
+            <w:pPr>
+              <w:spacing w:line="240" w:lineRule="auto" w:before="40" w:after="40"/>
+              <w:ind w:firstLine="0"/>
+            </w:pPr>
+            <w:r/>
+            <w:r>
+              <w:rPr>
+                <w:rFonts w:ascii="Times New Roman" w:hAnsi="Times New Roman" w:eastAsia="Times New Roman"/>
+                <w:b w:val="0"/>
+                <w:i w:val="0"/>
+                <w:color w:val="000000"/>
+                <w:sz w:val="20"/>
+              </w:rPr>
+              <w:t>id_vigencia → VIGENCIA; id_producto → PRODUCTO; id_baremo → BAREMO; id_cp_origen → CÓDIGO_POSTAL; id_cp_destino → CÓDIGO_POSTAL</w:t>
+            </w:r>
+          </w:p>
+        </w:tc>
+      </w:tr>
+      <w:tr>
+        <w:tc>
+          <w:tcPr>
+            <w:tcW w:type="dxa" w:w="3120"/>
             <w:shd w:fill="FFFFFF" w:val="clear"/>
             <w:tcBorders>
               <w:top w:val="single" w:sz="4" w:space="0" w:color="8A8A8A"/>
@@ -5611,9 +3613,8 @@
           </w:tcPr>
           <w:p>
             <w:pPr>
-              <w:spacing w:before="40" w:after="40" w:line="240" w:lineRule="auto"/>
+              <w:spacing w:line="240" w:lineRule="auto" w:before="40" w:after="40"/>
               <w:ind w:firstLine="0"/>
-              <w:jc w:val="left"/>
             </w:pPr>
             <w:r/>
             <w:r>
@@ -5624,7 +3625,65 @@
                 <w:color w:val="000000"/>
                 <w:sz w:val="20"/>
               </w:rPr>
-              <w:t>id_vigencia → VIGENCIA; id_producto → PRODUCTO; id_baremo → BAREMO; pais_origen → PAÍS; pais_destino → PAÍS; id_cp_origen → CÓDIGO_POSTAL; id_cp_destino → CÓDIGO_POSTAL</w:t>
+              <w:t>SOLICITUD</w:t>
+            </w:r>
+          </w:p>
+        </w:tc>
+        <w:tc>
+          <w:tcPr>
+            <w:tcW w:type="dxa" w:w="3120"/>
+            <w:shd w:fill="FFFFFF" w:val="clear"/>
+            <w:tcBorders>
+              <w:top w:val="single" w:sz="4" w:space="0" w:color="8A8A8A"/>
+              <w:left w:val="single" w:sz="4" w:space="0" w:color="8A8A8A"/>
+              <w:bottom w:val="single" w:sz="4" w:space="0" w:color="8A8A8A"/>
+              <w:right w:val="single" w:sz="4" w:space="0" w:color="8A8A8A"/>
+            </w:tcBorders>
+          </w:tcPr>
+          <w:p>
+            <w:pPr>
+              <w:spacing w:line="240" w:lineRule="auto" w:before="40" w:after="40"/>
+              <w:ind w:firstLine="0"/>
+            </w:pPr>
+            <w:r/>
+            <w:r>
+              <w:rPr>
+                <w:rFonts w:ascii="Times New Roman" w:hAnsi="Times New Roman" w:eastAsia="Times New Roman"/>
+                <w:b w:val="0"/>
+                <w:i w:val="0"/>
+                <w:color w:val="000000"/>
+                <w:sz w:val="20"/>
+              </w:rPr>
+              <w:t>id_solicitud</w:t>
+            </w:r>
+          </w:p>
+        </w:tc>
+        <w:tc>
+          <w:tcPr>
+            <w:tcW w:type="dxa" w:w="3120"/>
+            <w:shd w:fill="FFFFFF" w:val="clear"/>
+            <w:tcBorders>
+              <w:top w:val="single" w:sz="4" w:space="0" w:color="8A8A8A"/>
+              <w:left w:val="single" w:sz="4" w:space="0" w:color="8A8A8A"/>
+              <w:bottom w:val="single" w:sz="4" w:space="0" w:color="8A8A8A"/>
+              <w:right w:val="single" w:sz="4" w:space="0" w:color="8A8A8A"/>
+            </w:tcBorders>
+          </w:tcPr>
+          <w:p>
+            <w:pPr>
+              <w:spacing w:line="240" w:lineRule="auto" w:before="40" w:after="40"/>
+              <w:ind w:firstLine="0"/>
+            </w:pPr>
+            <w:r/>
+            <w:r>
+              <w:rPr>
+                <w:rFonts w:ascii="Times New Roman" w:hAnsi="Times New Roman" w:eastAsia="Times New Roman"/>
+                <w:b w:val="0"/>
+                <w:i w:val="0"/>
+                <w:color w:val="000000"/>
+                <w:sz w:val="20"/>
+              </w:rPr>
+              <w:t>id_cliente → CLIENTE; id_usuario → USUARIO</w:t>
             </w:r>
           </w:p>
         </w:tc>
@@ -5643,9 +3702,8 @@
           </w:tcPr>
           <w:p>
             <w:pPr>
-              <w:spacing w:before="40" w:after="40" w:line="240" w:lineRule="auto"/>
+              <w:spacing w:line="240" w:lineRule="auto" w:before="40" w:after="40"/>
               <w:ind w:firstLine="0"/>
-              <w:jc w:val="left"/>
             </w:pPr>
             <w:r/>
             <w:r>
@@ -5656,7 +3714,7 @@
                 <w:color w:val="000000"/>
                 <w:sz w:val="20"/>
               </w:rPr>
-              <w:t>SOLICITUD</w:t>
+              <w:t>ARCHIVO</w:t>
             </w:r>
           </w:p>
         </w:tc>
@@ -5673,9 +3731,8 @@
           </w:tcPr>
           <w:p>
             <w:pPr>
-              <w:spacing w:before="40" w:after="40" w:line="240" w:lineRule="auto"/>
+              <w:spacing w:line="240" w:lineRule="auto" w:before="40" w:after="40"/>
               <w:ind w:firstLine="0"/>
-              <w:jc w:val="left"/>
             </w:pPr>
             <w:r/>
             <w:r>
@@ -5686,7 +3743,7 @@
                 <w:color w:val="000000"/>
                 <w:sz w:val="20"/>
               </w:rPr>
-              <w:t>id_solicitud</w:t>
+              <w:t>id_archivo</w:t>
             </w:r>
           </w:p>
         </w:tc>
@@ -5703,9 +3760,8 @@
           </w:tcPr>
           <w:p>
             <w:pPr>
-              <w:spacing w:before="40" w:after="40" w:line="240" w:lineRule="auto"/>
+              <w:spacing w:line="240" w:lineRule="auto" w:before="40" w:after="40"/>
               <w:ind w:firstLine="0"/>
-              <w:jc w:val="left"/>
             </w:pPr>
             <w:r/>
             <w:r>
@@ -5716,7 +3772,7 @@
                 <w:color w:val="000000"/>
                 <w:sz w:val="20"/>
               </w:rPr>
-              <w:t>id_cliente → CLIENTE; id_usuario_registro → USUARIO</w:t>
+              <w:t>id_solicitud → SOLICITUD; id_usuario_carga → USUARIO; id_usuario_aprueba → USUARIO</w:t>
             </w:r>
           </w:p>
         </w:tc>
@@ -5735,9 +3791,8 @@
           </w:tcPr>
           <w:p>
             <w:pPr>
-              <w:spacing w:before="40" w:after="40" w:line="240" w:lineRule="auto"/>
+              <w:spacing w:line="240" w:lineRule="auto" w:before="40" w:after="40"/>
               <w:ind w:firstLine="0"/>
-              <w:jc w:val="left"/>
             </w:pPr>
             <w:r/>
             <w:r>
@@ -5748,7 +3803,7 @@
                 <w:color w:val="000000"/>
                 <w:sz w:val="20"/>
               </w:rPr>
-              <w:t>ARCHIVO_INSUMO</w:t>
+              <w:t>VALIDACIÓN</w:t>
             </w:r>
           </w:p>
         </w:tc>
@@ -5765,9 +3820,8 @@
           </w:tcPr>
           <w:p>
             <w:pPr>
-              <w:spacing w:before="40" w:after="40" w:line="240" w:lineRule="auto"/>
+              <w:spacing w:line="240" w:lineRule="auto" w:before="40" w:after="40"/>
               <w:ind w:firstLine="0"/>
-              <w:jc w:val="left"/>
             </w:pPr>
             <w:r/>
             <w:r>
@@ -5778,7 +3832,7 @@
                 <w:color w:val="000000"/>
                 <w:sz w:val="20"/>
               </w:rPr>
-              <w:t>id_archivo</w:t>
+              <w:t>id_validacion</w:t>
             </w:r>
           </w:p>
         </w:tc>
@@ -5795,9 +3849,8 @@
           </w:tcPr>
           <w:p>
             <w:pPr>
-              <w:spacing w:before="40" w:after="40" w:line="240" w:lineRule="auto"/>
+              <w:spacing w:line="240" w:lineRule="auto" w:before="40" w:after="40"/>
               <w:ind w:firstLine="0"/>
-              <w:jc w:val="left"/>
             </w:pPr>
             <w:r/>
             <w:r>
@@ -5808,7 +3861,7 @@
                 <w:color w:val="000000"/>
                 <w:sz w:val="20"/>
               </w:rPr>
-              <w:t>id_solicitud → SOLICITUD</w:t>
+              <w:t>id_archivo → ARCHIVO</w:t>
             </w:r>
           </w:p>
         </w:tc>
@@ -5827,9 +3880,8 @@
           </w:tcPr>
           <w:p>
             <w:pPr>
-              <w:spacing w:before="40" w:after="40" w:line="240" w:lineRule="auto"/>
+              <w:spacing w:line="240" w:lineRule="auto" w:before="40" w:after="40"/>
               <w:ind w:firstLine="0"/>
-              <w:jc w:val="left"/>
             </w:pPr>
             <w:r/>
             <w:r>
@@ -5840,7 +3892,7 @@
                 <w:color w:val="000000"/>
                 <w:sz w:val="20"/>
               </w:rPr>
-              <w:t>FICHERO_CSV</w:t>
+              <w:t>CONDICIÓN_REFORMA</w:t>
             </w:r>
           </w:p>
         </w:tc>
@@ -5857,9 +3909,8 @@
           </w:tcPr>
           <w:p>
             <w:pPr>
-              <w:spacing w:before="40" w:after="40" w:line="240" w:lineRule="auto"/>
+              <w:spacing w:line="240" w:lineRule="auto" w:before="40" w:after="40"/>
               <w:ind w:firstLine="0"/>
-              <w:jc w:val="left"/>
             </w:pPr>
             <w:r/>
             <w:r>
@@ -5870,7 +3921,7 @@
                 <w:color w:val="000000"/>
                 <w:sz w:val="20"/>
               </w:rPr>
-              <w:t>id_fichero</w:t>
+              <w:t>id_condicion</w:t>
             </w:r>
           </w:p>
         </w:tc>
@@ -5887,9 +3938,8 @@
           </w:tcPr>
           <w:p>
             <w:pPr>
-              <w:spacing w:before="40" w:after="40" w:line="240" w:lineRule="auto"/>
+              <w:spacing w:line="240" w:lineRule="auto" w:before="40" w:after="40"/>
               <w:ind w:firstLine="0"/>
-              <w:jc w:val="left"/>
             </w:pPr>
             <w:r/>
             <w:r>
@@ -5900,559 +3950,7 @@
                 <w:color w:val="000000"/>
                 <w:sz w:val="20"/>
               </w:rPr>
-              <w:t>id_solicitud → SOLICITUD</w:t>
-            </w:r>
-          </w:p>
-        </w:tc>
-      </w:tr>
-      <w:tr>
-        <w:tc>
-          <w:tcPr>
-            <w:tcW w:type="dxa" w:w="3120"/>
-            <w:shd w:fill="FFFFFF" w:val="clear"/>
-            <w:tcBorders>
-              <w:top w:val="single" w:sz="4" w:space="0" w:color="8A8A8A"/>
-              <w:left w:val="single" w:sz="4" w:space="0" w:color="8A8A8A"/>
-              <w:bottom w:val="single" w:sz="4" w:space="0" w:color="8A8A8A"/>
-              <w:right w:val="single" w:sz="4" w:space="0" w:color="8A8A8A"/>
-            </w:tcBorders>
-          </w:tcPr>
-          <w:p>
-            <w:pPr>
-              <w:spacing w:before="40" w:after="40" w:line="240" w:lineRule="auto"/>
-              <w:ind w:firstLine="0"/>
-              <w:jc w:val="left"/>
-            </w:pPr>
-            <w:r/>
-            <w:r>
-              <w:rPr>
-                <w:rFonts w:ascii="Times New Roman" w:hAnsi="Times New Roman" w:eastAsia="Times New Roman"/>
-                <w:b w:val="0"/>
-                <w:i w:val="0"/>
-                <w:color w:val="000000"/>
-                <w:sz w:val="20"/>
-              </w:rPr>
-              <w:t>REGLA_VALIDACIÓN</w:t>
-            </w:r>
-          </w:p>
-        </w:tc>
-        <w:tc>
-          <w:tcPr>
-            <w:tcW w:type="dxa" w:w="3120"/>
-            <w:shd w:fill="FFFFFF" w:val="clear"/>
-            <w:tcBorders>
-              <w:top w:val="single" w:sz="4" w:space="0" w:color="8A8A8A"/>
-              <w:left w:val="single" w:sz="4" w:space="0" w:color="8A8A8A"/>
-              <w:bottom w:val="single" w:sz="4" w:space="0" w:color="8A8A8A"/>
-              <w:right w:val="single" w:sz="4" w:space="0" w:color="8A8A8A"/>
-            </w:tcBorders>
-          </w:tcPr>
-          <w:p>
-            <w:pPr>
-              <w:spacing w:before="40" w:after="40" w:line="240" w:lineRule="auto"/>
-              <w:ind w:firstLine="0"/>
-              <w:jc w:val="left"/>
-            </w:pPr>
-            <w:r/>
-            <w:r>
-              <w:rPr>
-                <w:rFonts w:ascii="Times New Roman" w:hAnsi="Times New Roman" w:eastAsia="Times New Roman"/>
-                <w:b w:val="0"/>
-                <w:i w:val="0"/>
-                <w:color w:val="000000"/>
-                <w:sz w:val="20"/>
-              </w:rPr>
-              <w:t>id_regla</w:t>
-            </w:r>
-          </w:p>
-        </w:tc>
-        <w:tc>
-          <w:tcPr>
-            <w:tcW w:type="dxa" w:w="3120"/>
-            <w:shd w:fill="FFFFFF" w:val="clear"/>
-            <w:tcBorders>
-              <w:top w:val="single" w:sz="4" w:space="0" w:color="8A8A8A"/>
-              <w:left w:val="single" w:sz="4" w:space="0" w:color="8A8A8A"/>
-              <w:bottom w:val="single" w:sz="4" w:space="0" w:color="8A8A8A"/>
-              <w:right w:val="single" w:sz="4" w:space="0" w:color="8A8A8A"/>
-            </w:tcBorders>
-          </w:tcPr>
-          <w:p>
-            <w:pPr>
-              <w:spacing w:before="40" w:after="40" w:line="240" w:lineRule="auto"/>
-              <w:ind w:firstLine="0"/>
-              <w:jc w:val="left"/>
-            </w:pPr>
-            <w:r/>
-            <w:r>
-              <w:rPr>
-                <w:rFonts w:ascii="Times New Roman" w:hAnsi="Times New Roman" w:eastAsia="Times New Roman"/>
-                <w:b w:val="0"/>
-                <w:i w:val="0"/>
-                <w:color w:val="000000"/>
-                <w:sz w:val="20"/>
-              </w:rPr>
-              <w:t>—</w:t>
-            </w:r>
-          </w:p>
-        </w:tc>
-      </w:tr>
-      <w:tr>
-        <w:tc>
-          <w:tcPr>
-            <w:tcW w:type="dxa" w:w="3120"/>
-            <w:shd w:fill="F4F7F4" w:val="clear"/>
-            <w:tcBorders>
-              <w:top w:val="single" w:sz="4" w:space="0" w:color="8A8A8A"/>
-              <w:left w:val="single" w:sz="4" w:space="0" w:color="8A8A8A"/>
-              <w:bottom w:val="single" w:sz="4" w:space="0" w:color="8A8A8A"/>
-              <w:right w:val="single" w:sz="4" w:space="0" w:color="8A8A8A"/>
-            </w:tcBorders>
-          </w:tcPr>
-          <w:p>
-            <w:pPr>
-              <w:spacing w:before="40" w:after="40" w:line="240" w:lineRule="auto"/>
-              <w:ind w:firstLine="0"/>
-              <w:jc w:val="left"/>
-            </w:pPr>
-            <w:r/>
-            <w:r>
-              <w:rPr>
-                <w:rFonts w:ascii="Times New Roman" w:hAnsi="Times New Roman" w:eastAsia="Times New Roman"/>
-                <w:b w:val="0"/>
-                <w:i w:val="0"/>
-                <w:color w:val="000000"/>
-                <w:sz w:val="20"/>
-              </w:rPr>
-              <w:t>RESULTADO_VALIDACIÓN</w:t>
-            </w:r>
-          </w:p>
-        </w:tc>
-        <w:tc>
-          <w:tcPr>
-            <w:tcW w:type="dxa" w:w="3120"/>
-            <w:shd w:fill="F4F7F4" w:val="clear"/>
-            <w:tcBorders>
-              <w:top w:val="single" w:sz="4" w:space="0" w:color="8A8A8A"/>
-              <w:left w:val="single" w:sz="4" w:space="0" w:color="8A8A8A"/>
-              <w:bottom w:val="single" w:sz="4" w:space="0" w:color="8A8A8A"/>
-              <w:right w:val="single" w:sz="4" w:space="0" w:color="8A8A8A"/>
-            </w:tcBorders>
-          </w:tcPr>
-          <w:p>
-            <w:pPr>
-              <w:spacing w:before="40" w:after="40" w:line="240" w:lineRule="auto"/>
-              <w:ind w:firstLine="0"/>
-              <w:jc w:val="left"/>
-            </w:pPr>
-            <w:r/>
-            <w:r>
-              <w:rPr>
-                <w:rFonts w:ascii="Times New Roman" w:hAnsi="Times New Roman" w:eastAsia="Times New Roman"/>
-                <w:b w:val="0"/>
-                <w:i w:val="0"/>
-                <w:color w:val="000000"/>
-                <w:sz w:val="20"/>
-              </w:rPr>
-              <w:t>id_resultado</w:t>
-            </w:r>
-          </w:p>
-        </w:tc>
-        <w:tc>
-          <w:tcPr>
-            <w:tcW w:type="dxa" w:w="3120"/>
-            <w:shd w:fill="F4F7F4" w:val="clear"/>
-            <w:tcBorders>
-              <w:top w:val="single" w:sz="4" w:space="0" w:color="8A8A8A"/>
-              <w:left w:val="single" w:sz="4" w:space="0" w:color="8A8A8A"/>
-              <w:bottom w:val="single" w:sz="4" w:space="0" w:color="8A8A8A"/>
-              <w:right w:val="single" w:sz="4" w:space="0" w:color="8A8A8A"/>
-            </w:tcBorders>
-          </w:tcPr>
-          <w:p>
-            <w:pPr>
-              <w:spacing w:before="40" w:after="40" w:line="240" w:lineRule="auto"/>
-              <w:ind w:firstLine="0"/>
-              <w:jc w:val="left"/>
-            </w:pPr>
-            <w:r/>
-            <w:r>
-              <w:rPr>
-                <w:rFonts w:ascii="Times New Roman" w:hAnsi="Times New Roman" w:eastAsia="Times New Roman"/>
-                <w:b w:val="0"/>
-                <w:i w:val="0"/>
-                <w:color w:val="000000"/>
-                <w:sz w:val="20"/>
-              </w:rPr>
-              <w:t>id_fichero → FICHERO_CSV; id_regla → REGLA_VALIDACIÓN</w:t>
-            </w:r>
-          </w:p>
-        </w:tc>
-      </w:tr>
-      <w:tr>
-        <w:tc>
-          <w:tcPr>
-            <w:tcW w:type="dxa" w:w="3120"/>
-            <w:shd w:fill="FFFFFF" w:val="clear"/>
-            <w:tcBorders>
-              <w:top w:val="single" w:sz="4" w:space="0" w:color="8A8A8A"/>
-              <w:left w:val="single" w:sz="4" w:space="0" w:color="8A8A8A"/>
-              <w:bottom w:val="single" w:sz="4" w:space="0" w:color="8A8A8A"/>
-              <w:right w:val="single" w:sz="4" w:space="0" w:color="8A8A8A"/>
-            </w:tcBorders>
-          </w:tcPr>
-          <w:p>
-            <w:pPr>
-              <w:spacing w:before="40" w:after="40" w:line="240" w:lineRule="auto"/>
-              <w:ind w:firstLine="0"/>
-              <w:jc w:val="left"/>
-            </w:pPr>
-            <w:r/>
-            <w:r>
-              <w:rPr>
-                <w:rFonts w:ascii="Times New Roman" w:hAnsi="Times New Roman" w:eastAsia="Times New Roman"/>
-                <w:b w:val="0"/>
-                <w:i w:val="0"/>
-                <w:color w:val="000000"/>
-                <w:sz w:val="20"/>
-              </w:rPr>
-              <w:t>CARGUE</w:t>
-            </w:r>
-          </w:p>
-        </w:tc>
-        <w:tc>
-          <w:tcPr>
-            <w:tcW w:type="dxa" w:w="3120"/>
-            <w:shd w:fill="FFFFFF" w:val="clear"/>
-            <w:tcBorders>
-              <w:top w:val="single" w:sz="4" w:space="0" w:color="8A8A8A"/>
-              <w:left w:val="single" w:sz="4" w:space="0" w:color="8A8A8A"/>
-              <w:bottom w:val="single" w:sz="4" w:space="0" w:color="8A8A8A"/>
-              <w:right w:val="single" w:sz="4" w:space="0" w:color="8A8A8A"/>
-            </w:tcBorders>
-          </w:tcPr>
-          <w:p>
-            <w:pPr>
-              <w:spacing w:before="40" w:after="40" w:line="240" w:lineRule="auto"/>
-              <w:ind w:firstLine="0"/>
-              <w:jc w:val="left"/>
-            </w:pPr>
-            <w:r/>
-            <w:r>
-              <w:rPr>
-                <w:rFonts w:ascii="Times New Roman" w:hAnsi="Times New Roman" w:eastAsia="Times New Roman"/>
-                <w:b w:val="0"/>
-                <w:i w:val="0"/>
-                <w:color w:val="000000"/>
-                <w:sz w:val="20"/>
-              </w:rPr>
-              <w:t>id_cargue</w:t>
-            </w:r>
-          </w:p>
-        </w:tc>
-        <w:tc>
-          <w:tcPr>
-            <w:tcW w:type="dxa" w:w="3120"/>
-            <w:shd w:fill="FFFFFF" w:val="clear"/>
-            <w:tcBorders>
-              <w:top w:val="single" w:sz="4" w:space="0" w:color="8A8A8A"/>
-              <w:left w:val="single" w:sz="4" w:space="0" w:color="8A8A8A"/>
-              <w:bottom w:val="single" w:sz="4" w:space="0" w:color="8A8A8A"/>
-              <w:right w:val="single" w:sz="4" w:space="0" w:color="8A8A8A"/>
-            </w:tcBorders>
-          </w:tcPr>
-          <w:p>
-            <w:pPr>
-              <w:spacing w:before="40" w:after="40" w:line="240" w:lineRule="auto"/>
-              <w:ind w:firstLine="0"/>
-              <w:jc w:val="left"/>
-            </w:pPr>
-            <w:r/>
-            <w:r>
-              <w:rPr>
-                <w:rFonts w:ascii="Times New Roman" w:hAnsi="Times New Roman" w:eastAsia="Times New Roman"/>
-                <w:b w:val="0"/>
-                <w:i w:val="0"/>
-                <w:color w:val="000000"/>
-                <w:sz w:val="20"/>
-              </w:rPr>
-              <w:t>id_fichero → FICHERO_CSV; id_usuario_carga → USUARIO; id_usuario_aprueba → USUARIO</w:t>
-            </w:r>
-          </w:p>
-        </w:tc>
-      </w:tr>
-      <w:tr>
-        <w:tc>
-          <w:tcPr>
-            <w:tcW w:type="dxa" w:w="3120"/>
-            <w:shd w:fill="F4F7F4" w:val="clear"/>
-            <w:tcBorders>
-              <w:top w:val="single" w:sz="4" w:space="0" w:color="8A8A8A"/>
-              <w:left w:val="single" w:sz="4" w:space="0" w:color="8A8A8A"/>
-              <w:bottom w:val="single" w:sz="4" w:space="0" w:color="8A8A8A"/>
-              <w:right w:val="single" w:sz="4" w:space="0" w:color="8A8A8A"/>
-            </w:tcBorders>
-          </w:tcPr>
-          <w:p>
-            <w:pPr>
-              <w:spacing w:before="40" w:after="40" w:line="240" w:lineRule="auto"/>
-              <w:ind w:firstLine="0"/>
-              <w:jc w:val="left"/>
-            </w:pPr>
-            <w:r/>
-            <w:r>
-              <w:rPr>
-                <w:rFonts w:ascii="Times New Roman" w:hAnsi="Times New Roman" w:eastAsia="Times New Roman"/>
-                <w:b w:val="0"/>
-                <w:i w:val="0"/>
-                <w:color w:val="000000"/>
-                <w:sz w:val="20"/>
-              </w:rPr>
-              <w:t>DESCUENTO_TARIFA</w:t>
-            </w:r>
-          </w:p>
-        </w:tc>
-        <w:tc>
-          <w:tcPr>
-            <w:tcW w:type="dxa" w:w="3120"/>
-            <w:shd w:fill="F4F7F4" w:val="clear"/>
-            <w:tcBorders>
-              <w:top w:val="single" w:sz="4" w:space="0" w:color="8A8A8A"/>
-              <w:left w:val="single" w:sz="4" w:space="0" w:color="8A8A8A"/>
-              <w:bottom w:val="single" w:sz="4" w:space="0" w:color="8A8A8A"/>
-              <w:right w:val="single" w:sz="4" w:space="0" w:color="8A8A8A"/>
-            </w:tcBorders>
-          </w:tcPr>
-          <w:p>
-            <w:pPr>
-              <w:spacing w:before="40" w:after="40" w:line="240" w:lineRule="auto"/>
-              <w:ind w:firstLine="0"/>
-              <w:jc w:val="left"/>
-            </w:pPr>
-            <w:r/>
-            <w:r>
-              <w:rPr>
-                <w:rFonts w:ascii="Times New Roman" w:hAnsi="Times New Roman" w:eastAsia="Times New Roman"/>
-                <w:b w:val="0"/>
-                <w:i w:val="0"/>
-                <w:color w:val="000000"/>
-                <w:sz w:val="20"/>
-              </w:rPr>
-              <w:t>id_descuento</w:t>
-            </w:r>
-          </w:p>
-        </w:tc>
-        <w:tc>
-          <w:tcPr>
-            <w:tcW w:type="dxa" w:w="3120"/>
-            <w:shd w:fill="F4F7F4" w:val="clear"/>
-            <w:tcBorders>
-              <w:top w:val="single" w:sz="4" w:space="0" w:color="8A8A8A"/>
-              <w:left w:val="single" w:sz="4" w:space="0" w:color="8A8A8A"/>
-              <w:bottom w:val="single" w:sz="4" w:space="0" w:color="8A8A8A"/>
-              <w:right w:val="single" w:sz="4" w:space="0" w:color="8A8A8A"/>
-            </w:tcBorders>
-          </w:tcPr>
-          <w:p>
-            <w:pPr>
-              <w:spacing w:before="40" w:after="40" w:line="240" w:lineRule="auto"/>
-              <w:ind w:firstLine="0"/>
-              <w:jc w:val="left"/>
-            </w:pPr>
-            <w:r/>
-            <w:r>
-              <w:rPr>
-                <w:rFonts w:ascii="Times New Roman" w:hAnsi="Times New Roman" w:eastAsia="Times New Roman"/>
-                <w:b w:val="0"/>
-                <w:i w:val="0"/>
-                <w:color w:val="000000"/>
-                <w:sz w:val="20"/>
-              </w:rPr>
-              <w:t>id_cliente → CLIENTE; id_centro → CENTRO; id_producto → PRODUCTO; id_punto_venta → PUNTO_VENTA; id_zona → ZONA_TARIFARIA</w:t>
-            </w:r>
-          </w:p>
-        </w:tc>
-      </w:tr>
-      <w:tr>
-        <w:tc>
-          <w:tcPr>
-            <w:tcW w:type="dxa" w:w="3120"/>
-            <w:shd w:fill="FFFFFF" w:val="clear"/>
-            <w:tcBorders>
-              <w:top w:val="single" w:sz="4" w:space="0" w:color="8A8A8A"/>
-              <w:left w:val="single" w:sz="4" w:space="0" w:color="8A8A8A"/>
-              <w:bottom w:val="single" w:sz="4" w:space="0" w:color="8A8A8A"/>
-              <w:right w:val="single" w:sz="4" w:space="0" w:color="8A8A8A"/>
-            </w:tcBorders>
-          </w:tcPr>
-          <w:p>
-            <w:pPr>
-              <w:spacing w:before="40" w:after="40" w:line="240" w:lineRule="auto"/>
-              <w:ind w:firstLine="0"/>
-              <w:jc w:val="left"/>
-            </w:pPr>
-            <w:r/>
-            <w:r>
-              <w:rPr>
-                <w:rFonts w:ascii="Times New Roman" w:hAnsi="Times New Roman" w:eastAsia="Times New Roman"/>
-                <w:b w:val="0"/>
-                <w:i w:val="0"/>
-                <w:color w:val="000000"/>
-                <w:sz w:val="20"/>
-              </w:rPr>
-              <w:t>MÍNIMA_DESPACHO</w:t>
-            </w:r>
-          </w:p>
-        </w:tc>
-        <w:tc>
-          <w:tcPr>
-            <w:tcW w:type="dxa" w:w="3120"/>
-            <w:shd w:fill="FFFFFF" w:val="clear"/>
-            <w:tcBorders>
-              <w:top w:val="single" w:sz="4" w:space="0" w:color="8A8A8A"/>
-              <w:left w:val="single" w:sz="4" w:space="0" w:color="8A8A8A"/>
-              <w:bottom w:val="single" w:sz="4" w:space="0" w:color="8A8A8A"/>
-              <w:right w:val="single" w:sz="4" w:space="0" w:color="8A8A8A"/>
-            </w:tcBorders>
-          </w:tcPr>
-          <w:p>
-            <w:pPr>
-              <w:spacing w:before="40" w:after="40" w:line="240" w:lineRule="auto"/>
-              <w:ind w:firstLine="0"/>
-              <w:jc w:val="left"/>
-            </w:pPr>
-            <w:r/>
-            <w:r>
-              <w:rPr>
-                <w:rFonts w:ascii="Times New Roman" w:hAnsi="Times New Roman" w:eastAsia="Times New Roman"/>
-                <w:b w:val="0"/>
-                <w:i w:val="0"/>
-                <w:color w:val="000000"/>
-                <w:sz w:val="20"/>
-              </w:rPr>
-              <w:t>id_minima</w:t>
-            </w:r>
-          </w:p>
-        </w:tc>
-        <w:tc>
-          <w:tcPr>
-            <w:tcW w:type="dxa" w:w="3120"/>
-            <w:shd w:fill="FFFFFF" w:val="clear"/>
-            <w:tcBorders>
-              <w:top w:val="single" w:sz="4" w:space="0" w:color="8A8A8A"/>
-              <w:left w:val="single" w:sz="4" w:space="0" w:color="8A8A8A"/>
-              <w:bottom w:val="single" w:sz="4" w:space="0" w:color="8A8A8A"/>
-              <w:right w:val="single" w:sz="4" w:space="0" w:color="8A8A8A"/>
-            </w:tcBorders>
-          </w:tcPr>
-          <w:p>
-            <w:pPr>
-              <w:spacing w:before="40" w:after="40" w:line="240" w:lineRule="auto"/>
-              <w:ind w:firstLine="0"/>
-              <w:jc w:val="left"/>
-            </w:pPr>
-            <w:r/>
-            <w:r>
-              <w:rPr>
-                <w:rFonts w:ascii="Times New Roman" w:hAnsi="Times New Roman" w:eastAsia="Times New Roman"/>
-                <w:b w:val="0"/>
-                <w:i w:val="0"/>
-                <w:color w:val="000000"/>
-                <w:sz w:val="20"/>
-              </w:rPr>
-              <w:t>id_cliente → CLIENTE; id_centro → CENTRO; id_producto → PRODUCTO</w:t>
-            </w:r>
-          </w:p>
-        </w:tc>
-      </w:tr>
-      <w:tr>
-        <w:tc>
-          <w:tcPr>
-            <w:tcW w:type="dxa" w:w="3120"/>
-            <w:shd w:fill="F4F7F4" w:val="clear"/>
-            <w:tcBorders>
-              <w:top w:val="single" w:sz="4" w:space="0" w:color="8A8A8A"/>
-              <w:left w:val="single" w:sz="4" w:space="0" w:color="8A8A8A"/>
-              <w:bottom w:val="single" w:sz="4" w:space="0" w:color="8A8A8A"/>
-              <w:right w:val="single" w:sz="4" w:space="0" w:color="8A8A8A"/>
-            </w:tcBorders>
-          </w:tcPr>
-          <w:p>
-            <w:pPr>
-              <w:spacing w:before="40" w:after="40" w:line="240" w:lineRule="auto"/>
-              <w:ind w:firstLine="0"/>
-              <w:jc w:val="left"/>
-            </w:pPr>
-            <w:r/>
-            <w:r>
-              <w:rPr>
-                <w:rFonts w:ascii="Times New Roman" w:hAnsi="Times New Roman" w:eastAsia="Times New Roman"/>
-                <w:b w:val="0"/>
-                <w:i w:val="0"/>
-                <w:color w:val="000000"/>
-                <w:sz w:val="20"/>
-              </w:rPr>
-              <w:t>CARGO_MANEJO</w:t>
-            </w:r>
-          </w:p>
-        </w:tc>
-        <w:tc>
-          <w:tcPr>
-            <w:tcW w:type="dxa" w:w="3120"/>
-            <w:shd w:fill="F4F7F4" w:val="clear"/>
-            <w:tcBorders>
-              <w:top w:val="single" w:sz="4" w:space="0" w:color="8A8A8A"/>
-              <w:left w:val="single" w:sz="4" w:space="0" w:color="8A8A8A"/>
-              <w:bottom w:val="single" w:sz="4" w:space="0" w:color="8A8A8A"/>
-              <w:right w:val="single" w:sz="4" w:space="0" w:color="8A8A8A"/>
-            </w:tcBorders>
-          </w:tcPr>
-          <w:p>
-            <w:pPr>
-              <w:spacing w:before="40" w:after="40" w:line="240" w:lineRule="auto"/>
-              <w:ind w:firstLine="0"/>
-              <w:jc w:val="left"/>
-            </w:pPr>
-            <w:r/>
-            <w:r>
-              <w:rPr>
-                <w:rFonts w:ascii="Times New Roman" w:hAnsi="Times New Roman" w:eastAsia="Times New Roman"/>
-                <w:b w:val="0"/>
-                <w:i w:val="0"/>
-                <w:color w:val="000000"/>
-                <w:sz w:val="20"/>
-              </w:rPr>
-              <w:t>id_cargo</w:t>
-            </w:r>
-          </w:p>
-        </w:tc>
-        <w:tc>
-          <w:tcPr>
-            <w:tcW w:type="dxa" w:w="3120"/>
-            <w:shd w:fill="F4F7F4" w:val="clear"/>
-            <w:tcBorders>
-              <w:top w:val="single" w:sz="4" w:space="0" w:color="8A8A8A"/>
-              <w:left w:val="single" w:sz="4" w:space="0" w:color="8A8A8A"/>
-              <w:bottom w:val="single" w:sz="4" w:space="0" w:color="8A8A8A"/>
-              <w:right w:val="single" w:sz="4" w:space="0" w:color="8A8A8A"/>
-            </w:tcBorders>
-          </w:tcPr>
-          <w:p>
-            <w:pPr>
-              <w:spacing w:before="40" w:after="40" w:line="240" w:lineRule="auto"/>
-              <w:ind w:firstLine="0"/>
-              <w:jc w:val="left"/>
-            </w:pPr>
-            <w:r/>
-            <w:r>
-              <w:rPr>
-                <w:rFonts w:ascii="Times New Roman" w:hAnsi="Times New Roman" w:eastAsia="Times New Roman"/>
-                <w:b w:val="0"/>
-                <w:i w:val="0"/>
-                <w:color w:val="000000"/>
-                <w:sz w:val="20"/>
-              </w:rPr>
-              <w:t>id_cliente → CLIENTE; id_centro → CENTRO; id_producto → PRODUCTO</w:t>
+              <w:t>id_cliente → CLIENTE; id_centro → CENTRO; id_producto → PRODUCTO; id_cp_origen → CÓDIGO_POSTAL; id_cp_destino → CÓDIGO_POSTAL</w:t>
             </w:r>
           </w:p>
         </w:tc>
@@ -6482,7 +3980,7 @@
           <w:color w:val="000000"/>
           <w:sz w:val="20"/>
         </w:rPr>
-        <w:t>UK de negocio: CLIENTE.agrupador; PRODUCTO.codigo_producto; CÓDIGO_POSTAL.codigo_postal; PUNTO_VENTA.codigo_crr; ZONA_TARIFARIA.codigo_zona.</w:t>
+        <w:t>UK: CLIENTE.agrupador, PRODUCTO.codigo_producto, USUARIO.correo, CÓDIGO_POSTAL (pais + código). RUTA es única por vigencia + producto + origen + destino.</w:t>
       </w:r>
     </w:p>
     <w:p>
@@ -6516,24 +4014,7 @@
           <w:color w:val="000000"/>
           <w:sz w:val="24"/>
         </w:rPr>
-        <w:t>El DER se elaboró en notación de Chen: rectángulos para entidades, rombos para relaciones y cardinalidad 1:N sobre las líneas. El eje de negocio es CLIENTE → TARIFA → VIGENCIA → (RUTA, BAREMO). El eje de automatización es SOLICITUD → ARCHIVO_INSUMO → FICHERO_CSV → CARGUE.</w:t>
-      </w:r>
-    </w:p>
-    <w:p>
-      <w:pPr>
-        <w:spacing w:line="480" w:lineRule="auto" w:before="0" w:after="0"/>
-        <w:ind w:firstLine="720"/>
-        <w:jc w:val="both"/>
-      </w:pPr>
-      <w:r>
-        <w:rPr>
-          <w:rFonts w:ascii="Times New Roman" w:hAnsi="Times New Roman" w:eastAsia="Times New Roman"/>
-          <w:b w:val="0"/>
-          <w:i w:val="0"/>
-          <w:color w:val="000000"/>
-          <w:sz w:val="24"/>
-        </w:rPr>
-        <w:t>El archivo editable para Draw.io / diagrams.net se entrega junto con este documento: docs/diagramas/DER_parametrizacion_tarifaria.drawio.</w:t>
+        <w:t>Notación de Chen. Archivo editable: docs/diagramas/DER_parametrizacion_tarifaria.drawio.</w:t>
       </w:r>
     </w:p>
     <w:p>
@@ -6545,7 +4026,7 @@
       <w:r>
         <w:drawing>
           <wp:inline xmlns:a="http://schemas.openxmlformats.org/drawingml/2006/main" xmlns:pic="http://schemas.openxmlformats.org/drawingml/2006/picture">
-            <wp:extent cx="5943600" cy="4021717"/>
+            <wp:extent cx="5943600" cy="3739351"/>
             <wp:docPr id="1" name="Picture 1"/>
             <wp:cNvGraphicFramePr>
               <a:graphicFrameLocks noChangeAspect="1"/>
@@ -6566,7 +4047,7 @@
                   <pic:spPr>
                     <a:xfrm>
                       <a:off x="0" y="0"/>
-                      <a:ext cx="5943600" cy="4021717"/>
+                      <a:ext cx="5943600" cy="3739351"/>
                     </a:xfrm>
                     <a:prstGeom prst="rect"/>
                   </pic:spPr>
@@ -6596,7 +4077,7 @@
     </w:p>
     <w:p>
       <w:pPr>
-        <w:spacing w:line="480" w:lineRule="auto" w:before="0" w:after="80"/>
+        <w:spacing w:line="480" w:lineRule="auto" w:before="0" w:after="0"/>
         <w:ind w:firstLine="0"/>
         <w:jc w:val="left"/>
       </w:pPr>
@@ -6608,7 +4089,7 @@
           <w:color w:val="000000"/>
           <w:sz w:val="24"/>
         </w:rPr>
-        <w:t>Diagrama entidad-relación (DER) del sistema de automatización tarifaria, notación de Chen. Archivo editable: DER_parametrizacion_tarifaria.drawio.</w:t>
+        <w:t>DER normalizado (15 entidades). País y moneda no se duplican en RUTA.</w:t>
       </w:r>
     </w:p>
     <w:p>
@@ -6642,24 +4123,7 @@
           <w:color w:val="000000"/>
           <w:sz w:val="24"/>
         </w:rPr>
-        <w:t>El modelo relacional traduce el DER a relaciones (tablas). La PK se subraya en el esquema; las FK se marcan en cursiva. Cada FK referencia la PK de la tabla padre y materializa una relación 1:N.</w:t>
-      </w:r>
-    </w:p>
-    <w:p>
-      <w:pPr>
-        <w:spacing w:line="480" w:lineRule="auto" w:before="0" w:after="0"/>
-        <w:ind w:firstLine="720"/>
-        <w:jc w:val="both"/>
-      </w:pPr>
-      <w:r>
-        <w:rPr>
-          <w:rFonts w:ascii="Times New Roman" w:hAnsi="Times New Roman" w:eastAsia="Times New Roman"/>
-          <w:b w:val="0"/>
-          <w:i w:val="0"/>
-          <w:color w:val="000000"/>
-          <w:sz w:val="24"/>
-        </w:rPr>
-        <w:t>El archivo editable del MER / modelo relacional (tablas con PK y FK) es docs/diagramas/MER_modelo_relacional.drawio.</w:t>
+        <w:t>Cada relación está en 3FN: no hay atributos transitivos (país vía código postal, moneda vía producto). Archivo editable: docs/diagramas/MER_modelo_relacional.drawio.</w:t>
       </w:r>
     </w:p>
     <w:p>
@@ -6681,7 +4145,7 @@
     </w:p>
     <w:p>
       <w:pPr>
-        <w:spacing w:line="480" w:lineRule="auto" w:before="0" w:after="80"/>
+        <w:spacing w:line="480" w:lineRule="auto" w:before="0" w:after="0"/>
         <w:ind w:firstLine="0"/>
         <w:jc w:val="left"/>
       </w:pPr>
@@ -6693,7 +4157,7 @@
           <w:color w:val="000000"/>
           <w:sz w:val="24"/>
         </w:rPr>
-        <w:t>Esquema del modelo relacional</w:t>
+        <w:t>Esquema relacional</w:t>
       </w:r>
     </w:p>
     <w:tbl>
@@ -6721,9 +4185,8 @@
           </w:tcPr>
           <w:p>
             <w:pPr>
-              <w:spacing w:before="40" w:after="40" w:line="240" w:lineRule="auto"/>
+              <w:spacing w:line="240" w:lineRule="auto" w:before="40" w:after="40"/>
               <w:ind w:firstLine="0"/>
-              <w:jc w:val="left"/>
             </w:pPr>
             <w:r/>
             <w:r>
@@ -6734,7 +4197,7 @@
                 <w:color w:val="FFFFFF"/>
                 <w:sz w:val="20"/>
               </w:rPr>
-              <w:t>Relación (tabla)</w:t>
+              <w:t>Relación</w:t>
             </w:r>
           </w:p>
         </w:tc>
@@ -6751,9 +4214,8 @@
           </w:tcPr>
           <w:p>
             <w:pPr>
-              <w:spacing w:before="40" w:after="40" w:line="240" w:lineRule="auto"/>
+              <w:spacing w:line="240" w:lineRule="auto" w:before="40" w:after="40"/>
               <w:ind w:firstLine="0"/>
-              <w:jc w:val="left"/>
             </w:pPr>
             <w:r/>
             <w:r>
@@ -6764,7 +4226,7 @@
                 <w:color w:val="FFFFFF"/>
                 <w:sz w:val="20"/>
               </w:rPr>
-              <w:t>Esquema (PK subrayada de forma nominal; FK indicada)</w:t>
+              <w:t>Esquema</w:t>
             </w:r>
           </w:p>
         </w:tc>
@@ -6783,9 +4245,8 @@
           </w:tcPr>
           <w:p>
             <w:pPr>
-              <w:spacing w:before="40" w:after="40" w:line="240" w:lineRule="auto"/>
+              <w:spacing w:line="240" w:lineRule="auto" w:before="40" w:after="40"/>
               <w:ind w:firstLine="0"/>
-              <w:jc w:val="left"/>
             </w:pPr>
             <w:r/>
             <w:r>
@@ -6796,7 +4257,7 @@
                 <w:color w:val="000000"/>
                 <w:sz w:val="20"/>
               </w:rPr>
-              <w:t>ROL</w:t>
+              <w:t>USUARIO</w:t>
             </w:r>
           </w:p>
         </w:tc>
@@ -6813,9 +4274,8 @@
           </w:tcPr>
           <w:p>
             <w:pPr>
-              <w:spacing w:before="40" w:after="40" w:line="240" w:lineRule="auto"/>
+              <w:spacing w:line="240" w:lineRule="auto" w:before="40" w:after="40"/>
               <w:ind w:firstLine="0"/>
-              <w:jc w:val="left"/>
             </w:pPr>
             <w:r/>
             <w:r>
@@ -6826,7 +4286,7 @@
                 <w:color w:val="000000"/>
                 <w:sz w:val="20"/>
               </w:rPr>
-              <w:t>ROL (id_rol, nombre_rol, descripcion)</w:t>
+              <w:t>USUARIO (id_usuario, nombres, apellidos, correo, rol, estado)</w:t>
             </w:r>
           </w:p>
         </w:tc>
@@ -6845,9 +4305,8 @@
           </w:tcPr>
           <w:p>
             <w:pPr>
-              <w:spacing w:before="40" w:after="40" w:line="240" w:lineRule="auto"/>
+              <w:spacing w:line="240" w:lineRule="auto" w:before="40" w:after="40"/>
               <w:ind w:firstLine="0"/>
-              <w:jc w:val="left"/>
             </w:pPr>
             <w:r/>
             <w:r>
@@ -6858,7 +4317,7 @@
                 <w:color w:val="000000"/>
                 <w:sz w:val="20"/>
               </w:rPr>
-              <w:t>USUARIO</w:t>
+              <w:t>CLIENTE</w:t>
             </w:r>
           </w:p>
         </w:tc>
@@ -6875,9 +4334,8 @@
           </w:tcPr>
           <w:p>
             <w:pPr>
-              <w:spacing w:before="40" w:after="40" w:line="240" w:lineRule="auto"/>
+              <w:spacing w:line="240" w:lineRule="auto" w:before="40" w:after="40"/>
               <w:ind w:firstLine="0"/>
-              <w:jc w:val="left"/>
             </w:pPr>
             <w:r/>
             <w:r>
@@ -6888,7 +4346,7 @@
                 <w:color w:val="000000"/>
                 <w:sz w:val="20"/>
               </w:rPr>
-              <w:t>USUARIO (id_usuario, id_rol, nombres, apellidos, correo, estado)</w:t>
+              <w:t>CLIENTE (id_cliente, agrupador, nit_oracle, nombre_cliente, tipo_cliente, ciudad, direccion, ejecutivo, fecha_reforma, estado)</w:t>
             </w:r>
           </w:p>
         </w:tc>
@@ -6907,71 +4365,8 @@
           </w:tcPr>
           <w:p>
             <w:pPr>
-              <w:spacing w:before="40" w:after="40" w:line="240" w:lineRule="auto"/>
+              <w:spacing w:line="240" w:lineRule="auto" w:before="40" w:after="40"/>
               <w:ind w:firstLine="0"/>
-              <w:jc w:val="left"/>
-            </w:pPr>
-            <w:r/>
-            <w:r>
-              <w:rPr>
-                <w:rFonts w:ascii="Times New Roman" w:hAnsi="Times New Roman" w:eastAsia="Times New Roman"/>
-                <w:b w:val="0"/>
-                <w:i w:val="0"/>
-                <w:color w:val="000000"/>
-                <w:sz w:val="20"/>
-              </w:rPr>
-              <w:t>CLIENTE</w:t>
-            </w:r>
-          </w:p>
-        </w:tc>
-        <w:tc>
-          <w:tcPr>
-            <w:tcW w:type="dxa" w:w="4680"/>
-            <w:shd w:fill="F4F7F4" w:val="clear"/>
-            <w:tcBorders>
-              <w:top w:val="single" w:sz="4" w:space="0" w:color="8A8A8A"/>
-              <w:left w:val="single" w:sz="4" w:space="0" w:color="8A8A8A"/>
-              <w:bottom w:val="single" w:sz="4" w:space="0" w:color="8A8A8A"/>
-              <w:right w:val="single" w:sz="4" w:space="0" w:color="8A8A8A"/>
-            </w:tcBorders>
-          </w:tcPr>
-          <w:p>
-            <w:pPr>
-              <w:spacing w:before="40" w:after="40" w:line="240" w:lineRule="auto"/>
-              <w:ind w:firstLine="0"/>
-              <w:jc w:val="left"/>
-            </w:pPr>
-            <w:r/>
-            <w:r>
-              <w:rPr>
-                <w:rFonts w:ascii="Times New Roman" w:hAnsi="Times New Roman" w:eastAsia="Times New Roman"/>
-                <w:b w:val="0"/>
-                <w:i w:val="0"/>
-                <w:color w:val="000000"/>
-                <w:sz w:val="20"/>
-              </w:rPr>
-              <w:t>CLIENTE (id_cliente, agrupador, nit_oracle, nombre_cliente, tipo_cliente, ciudad, direccion, ejecutivo_cuenta, fecha_reforma, cliente_reforma, estado)</w:t>
-            </w:r>
-          </w:p>
-        </w:tc>
-      </w:tr>
-      <w:tr>
-        <w:tc>
-          <w:tcPr>
-            <w:tcW w:type="dxa" w:w="4680"/>
-            <w:shd w:fill="FFFFFF" w:val="clear"/>
-            <w:tcBorders>
-              <w:top w:val="single" w:sz="4" w:space="0" w:color="8A8A8A"/>
-              <w:left w:val="single" w:sz="4" w:space="0" w:color="8A8A8A"/>
-              <w:bottom w:val="single" w:sz="4" w:space="0" w:color="8A8A8A"/>
-              <w:right w:val="single" w:sz="4" w:space="0" w:color="8A8A8A"/>
-            </w:tcBorders>
-          </w:tcPr>
-          <w:p>
-            <w:pPr>
-              <w:spacing w:before="40" w:after="40" w:line="240" w:lineRule="auto"/>
-              <w:ind w:firstLine="0"/>
-              <w:jc w:val="left"/>
             </w:pPr>
             <w:r/>
             <w:r>
@@ -6989,7 +4384,7 @@
         <w:tc>
           <w:tcPr>
             <w:tcW w:type="dxa" w:w="4680"/>
-            <w:shd w:fill="FFFFFF" w:val="clear"/>
+            <w:shd w:fill="F4F7F4" w:val="clear"/>
             <w:tcBorders>
               <w:top w:val="single" w:sz="4" w:space="0" w:color="8A8A8A"/>
               <w:left w:val="single" w:sz="4" w:space="0" w:color="8A8A8A"/>
@@ -6999,9 +4394,8 @@
           </w:tcPr>
           <w:p>
             <w:pPr>
-              <w:spacing w:before="40" w:after="40" w:line="240" w:lineRule="auto"/>
+              <w:spacing w:line="240" w:lineRule="auto" w:before="40" w:after="40"/>
               <w:ind w:firstLine="0"/>
-              <w:jc w:val="left"/>
             </w:pPr>
             <w:r/>
             <w:r>
@@ -7021,7 +4415,7 @@
         <w:tc>
           <w:tcPr>
             <w:tcW w:type="dxa" w:w="4680"/>
-            <w:shd w:fill="F4F7F4" w:val="clear"/>
+            <w:shd w:fill="FFFFFF" w:val="clear"/>
             <w:tcBorders>
               <w:top w:val="single" w:sz="4" w:space="0" w:color="8A8A8A"/>
               <w:left w:val="single" w:sz="4" w:space="0" w:color="8A8A8A"/>
@@ -7031,9 +4425,8 @@
           </w:tcPr>
           <w:p>
             <w:pPr>
-              <w:spacing w:before="40" w:after="40" w:line="240" w:lineRule="auto"/>
+              <w:spacing w:line="240" w:lineRule="auto" w:before="40" w:after="40"/>
               <w:ind w:firstLine="0"/>
-              <w:jc w:val="left"/>
             </w:pPr>
             <w:r/>
             <w:r>
@@ -7051,7 +4444,7 @@
         <w:tc>
           <w:tcPr>
             <w:tcW w:type="dxa" w:w="4680"/>
-            <w:shd w:fill="F4F7F4" w:val="clear"/>
+            <w:shd w:fill="FFFFFF" w:val="clear"/>
             <w:tcBorders>
               <w:top w:val="single" w:sz="4" w:space="0" w:color="8A8A8A"/>
               <w:left w:val="single" w:sz="4" w:space="0" w:color="8A8A8A"/>
@@ -7061,9 +4454,8 @@
           </w:tcPr>
           <w:p>
             <w:pPr>
-              <w:spacing w:before="40" w:after="40" w:line="240" w:lineRule="auto"/>
+              <w:spacing w:line="240" w:lineRule="auto" w:before="40" w:after="40"/>
               <w:ind w:firstLine="0"/>
-              <w:jc w:val="left"/>
             </w:pPr>
             <w:r/>
             <w:r>
@@ -7083,7 +4475,7 @@
         <w:tc>
           <w:tcPr>
             <w:tcW w:type="dxa" w:w="4680"/>
-            <w:shd w:fill="FFFFFF" w:val="clear"/>
+            <w:shd w:fill="F4F7F4" w:val="clear"/>
             <w:tcBorders>
               <w:top w:val="single" w:sz="4" w:space="0" w:color="8A8A8A"/>
               <w:left w:val="single" w:sz="4" w:space="0" w:color="8A8A8A"/>
@@ -7093,9 +4485,8 @@
           </w:tcPr>
           <w:p>
             <w:pPr>
-              <w:spacing w:before="40" w:after="40" w:line="240" w:lineRule="auto"/>
+              <w:spacing w:line="240" w:lineRule="auto" w:before="40" w:after="40"/>
               <w:ind w:firstLine="0"/>
-              <w:jc w:val="left"/>
             </w:pPr>
             <w:r/>
             <w:r>
@@ -7113,7 +4504,7 @@
         <w:tc>
           <w:tcPr>
             <w:tcW w:type="dxa" w:w="4680"/>
-            <w:shd w:fill="FFFFFF" w:val="clear"/>
+            <w:shd w:fill="F4F7F4" w:val="clear"/>
             <w:tcBorders>
               <w:top w:val="single" w:sz="4" w:space="0" w:color="8A8A8A"/>
               <w:left w:val="single" w:sz="4" w:space="0" w:color="8A8A8A"/>
@@ -7123,9 +4514,8 @@
           </w:tcPr>
           <w:p>
             <w:pPr>
-              <w:spacing w:before="40" w:after="40" w:line="240" w:lineRule="auto"/>
+              <w:spacing w:line="240" w:lineRule="auto" w:before="40" w:after="40"/>
               <w:ind w:firstLine="0"/>
-              <w:jc w:val="left"/>
             </w:pPr>
             <w:r/>
             <w:r>
@@ -7145,7 +4535,7 @@
         <w:tc>
           <w:tcPr>
             <w:tcW w:type="dxa" w:w="4680"/>
-            <w:shd w:fill="F4F7F4" w:val="clear"/>
+            <w:shd w:fill="FFFFFF" w:val="clear"/>
             <w:tcBorders>
               <w:top w:val="single" w:sz="4" w:space="0" w:color="8A8A8A"/>
               <w:left w:val="single" w:sz="4" w:space="0" w:color="8A8A8A"/>
@@ -7155,9 +4545,8 @@
           </w:tcPr>
           <w:p>
             <w:pPr>
-              <w:spacing w:before="40" w:after="40" w:line="240" w:lineRule="auto"/>
+              <w:spacing w:line="240" w:lineRule="auto" w:before="40" w:after="40"/>
               <w:ind w:firstLine="0"/>
-              <w:jc w:val="left"/>
             </w:pPr>
             <w:r/>
             <w:r>
@@ -7175,7 +4564,7 @@
         <w:tc>
           <w:tcPr>
             <w:tcW w:type="dxa" w:w="4680"/>
-            <w:shd w:fill="F4F7F4" w:val="clear"/>
+            <w:shd w:fill="FFFFFF" w:val="clear"/>
             <w:tcBorders>
               <w:top w:val="single" w:sz="4" w:space="0" w:color="8A8A8A"/>
               <w:left w:val="single" w:sz="4" w:space="0" w:color="8A8A8A"/>
@@ -7185,9 +4574,8 @@
           </w:tcPr>
           <w:p>
             <w:pPr>
-              <w:spacing w:before="40" w:after="40" w:line="240" w:lineRule="auto"/>
+              <w:spacing w:line="240" w:lineRule="auto" w:before="40" w:after="40"/>
               <w:ind w:firstLine="0"/>
-              <w:jc w:val="left"/>
             </w:pPr>
             <w:r/>
             <w:r>
@@ -7207,7 +4595,7 @@
         <w:tc>
           <w:tcPr>
             <w:tcW w:type="dxa" w:w="4680"/>
-            <w:shd w:fill="FFFFFF" w:val="clear"/>
+            <w:shd w:fill="F4F7F4" w:val="clear"/>
             <w:tcBorders>
               <w:top w:val="single" w:sz="4" w:space="0" w:color="8A8A8A"/>
               <w:left w:val="single" w:sz="4" w:space="0" w:color="8A8A8A"/>
@@ -7217,9 +4605,8 @@
           </w:tcPr>
           <w:p>
             <w:pPr>
-              <w:spacing w:before="40" w:after="40" w:line="240" w:lineRule="auto"/>
+              <w:spacing w:line="240" w:lineRule="auto" w:before="40" w:after="40"/>
               <w:ind w:firstLine="0"/>
-              <w:jc w:val="left"/>
             </w:pPr>
             <w:r/>
             <w:r>
@@ -7230,69 +4617,7 @@
                 <w:color w:val="000000"/>
                 <w:sz w:val="20"/>
               </w:rPr>
-              <w:t>ZONA_TARIFARIA</w:t>
-            </w:r>
-          </w:p>
-        </w:tc>
-        <w:tc>
-          <w:tcPr>
-            <w:tcW w:type="dxa" w:w="4680"/>
-            <w:shd w:fill="FFFFFF" w:val="clear"/>
-            <w:tcBorders>
-              <w:top w:val="single" w:sz="4" w:space="0" w:color="8A8A8A"/>
-              <w:left w:val="single" w:sz="4" w:space="0" w:color="8A8A8A"/>
-              <w:bottom w:val="single" w:sz="4" w:space="0" w:color="8A8A8A"/>
-              <w:right w:val="single" w:sz="4" w:space="0" w:color="8A8A8A"/>
-            </w:tcBorders>
-          </w:tcPr>
-          <w:p>
-            <w:pPr>
-              <w:spacing w:before="40" w:after="40" w:line="240" w:lineRule="auto"/>
-              <w:ind w:firstLine="0"/>
-              <w:jc w:val="left"/>
-            </w:pPr>
-            <w:r/>
-            <w:r>
-              <w:rPr>
-                <w:rFonts w:ascii="Times New Roman" w:hAnsi="Times New Roman" w:eastAsia="Times New Roman"/>
-                <w:b w:val="0"/>
-                <w:i w:val="0"/>
-                <w:color w:val="000000"/>
-                <w:sz w:val="20"/>
-              </w:rPr>
-              <w:t>ZONA_TARIFARIA (id_zona, codigo_zona, nombre_zona)</w:t>
-            </w:r>
-          </w:p>
-        </w:tc>
-      </w:tr>
-      <w:tr>
-        <w:tc>
-          <w:tcPr>
-            <w:tcW w:type="dxa" w:w="4680"/>
-            <w:shd w:fill="F4F7F4" w:val="clear"/>
-            <w:tcBorders>
-              <w:top w:val="single" w:sz="4" w:space="0" w:color="8A8A8A"/>
-              <w:left w:val="single" w:sz="4" w:space="0" w:color="8A8A8A"/>
-              <w:bottom w:val="single" w:sz="4" w:space="0" w:color="8A8A8A"/>
-              <w:right w:val="single" w:sz="4" w:space="0" w:color="8A8A8A"/>
-            </w:tcBorders>
-          </w:tcPr>
-          <w:p>
-            <w:pPr>
-              <w:spacing w:before="40" w:after="40" w:line="240" w:lineRule="auto"/>
-              <w:ind w:firstLine="0"/>
-              <w:jc w:val="left"/>
-            </w:pPr>
-            <w:r/>
-            <w:r>
-              <w:rPr>
-                <w:rFonts w:ascii="Times New Roman" w:hAnsi="Times New Roman" w:eastAsia="Times New Roman"/>
-                <w:b w:val="0"/>
-                <w:i w:val="0"/>
-                <w:color w:val="000000"/>
-                <w:sz w:val="20"/>
-              </w:rPr>
-              <w:t>PUNTO_VENTA</w:t>
+              <w:t>TARIFA</w:t>
             </w:r>
           </w:p>
         </w:tc>
@@ -7309,9 +4634,8 @@
           </w:tcPr>
           <w:p>
             <w:pPr>
-              <w:spacing w:before="40" w:after="40" w:line="240" w:lineRule="auto"/>
+              <w:spacing w:line="240" w:lineRule="auto" w:before="40" w:after="40"/>
               <w:ind w:firstLine="0"/>
-              <w:jc w:val="left"/>
             </w:pPr>
             <w:r/>
             <w:r>
@@ -7322,7 +4646,7 @@
                 <w:color w:val="000000"/>
                 <w:sz w:val="20"/>
               </w:rPr>
-              <w:t>PUNTO_VENTA (id_punto_venta, codigo_crr, nombre_punto)</w:t>
+              <w:t>TARIFA (id_tarifa, id_cliente, codigo_tarifa, tipo_tarifa, estado)</w:t>
             </w:r>
           </w:p>
         </w:tc>
@@ -7341,71 +4665,8 @@
           </w:tcPr>
           <w:p>
             <w:pPr>
-              <w:spacing w:before="40" w:after="40" w:line="240" w:lineRule="auto"/>
+              <w:spacing w:line="240" w:lineRule="auto" w:before="40" w:after="40"/>
               <w:ind w:firstLine="0"/>
-              <w:jc w:val="left"/>
-            </w:pPr>
-            <w:r/>
-            <w:r>
-              <w:rPr>
-                <w:rFonts w:ascii="Times New Roman" w:hAnsi="Times New Roman" w:eastAsia="Times New Roman"/>
-                <w:b w:val="0"/>
-                <w:i w:val="0"/>
-                <w:color w:val="000000"/>
-                <w:sz w:val="20"/>
-              </w:rPr>
-              <w:t>TARIFA</w:t>
-            </w:r>
-          </w:p>
-        </w:tc>
-        <w:tc>
-          <w:tcPr>
-            <w:tcW w:type="dxa" w:w="4680"/>
-            <w:shd w:fill="FFFFFF" w:val="clear"/>
-            <w:tcBorders>
-              <w:top w:val="single" w:sz="4" w:space="0" w:color="8A8A8A"/>
-              <w:left w:val="single" w:sz="4" w:space="0" w:color="8A8A8A"/>
-              <w:bottom w:val="single" w:sz="4" w:space="0" w:color="8A8A8A"/>
-              <w:right w:val="single" w:sz="4" w:space="0" w:color="8A8A8A"/>
-            </w:tcBorders>
-          </w:tcPr>
-          <w:p>
-            <w:pPr>
-              <w:spacing w:before="40" w:after="40" w:line="240" w:lineRule="auto"/>
-              <w:ind w:firstLine="0"/>
-              <w:jc w:val="left"/>
-            </w:pPr>
-            <w:r/>
-            <w:r>
-              <w:rPr>
-                <w:rFonts w:ascii="Times New Roman" w:hAnsi="Times New Roman" w:eastAsia="Times New Roman"/>
-                <w:b w:val="0"/>
-                <w:i w:val="0"/>
-                <w:color w:val="000000"/>
-                <w:sz w:val="20"/>
-              </w:rPr>
-              <w:t>TARIFA (id_tarifa, id_cliente, codigo_tarifa, tipo_tarifa, naturaleza, estado)</w:t>
-            </w:r>
-          </w:p>
-        </w:tc>
-      </w:tr>
-      <w:tr>
-        <w:tc>
-          <w:tcPr>
-            <w:tcW w:type="dxa" w:w="4680"/>
-            <w:shd w:fill="F4F7F4" w:val="clear"/>
-            <w:tcBorders>
-              <w:top w:val="single" w:sz="4" w:space="0" w:color="8A8A8A"/>
-              <w:left w:val="single" w:sz="4" w:space="0" w:color="8A8A8A"/>
-              <w:bottom w:val="single" w:sz="4" w:space="0" w:color="8A8A8A"/>
-              <w:right w:val="single" w:sz="4" w:space="0" w:color="8A8A8A"/>
-            </w:tcBorders>
-          </w:tcPr>
-          <w:p>
-            <w:pPr>
-              <w:spacing w:before="40" w:after="40" w:line="240" w:lineRule="auto"/>
-              <w:ind w:firstLine="0"/>
-              <w:jc w:val="left"/>
             </w:pPr>
             <w:r/>
             <w:r>
@@ -7423,7 +4684,7 @@
         <w:tc>
           <w:tcPr>
             <w:tcW w:type="dxa" w:w="4680"/>
-            <w:shd w:fill="F4F7F4" w:val="clear"/>
+            <w:shd w:fill="FFFFFF" w:val="clear"/>
             <w:tcBorders>
               <w:top w:val="single" w:sz="4" w:space="0" w:color="8A8A8A"/>
               <w:left w:val="single" w:sz="4" w:space="0" w:color="8A8A8A"/>
@@ -7433,9 +4694,8 @@
           </w:tcPr>
           <w:p>
             <w:pPr>
-              <w:spacing w:before="40" w:after="40" w:line="240" w:lineRule="auto"/>
+              <w:spacing w:line="240" w:lineRule="auto" w:before="40" w:after="40"/>
               <w:ind w:firstLine="0"/>
-              <w:jc w:val="left"/>
             </w:pPr>
             <w:r/>
             <w:r>
@@ -7455,7 +4715,7 @@
         <w:tc>
           <w:tcPr>
             <w:tcW w:type="dxa" w:w="4680"/>
-            <w:shd w:fill="FFFFFF" w:val="clear"/>
+            <w:shd w:fill="F4F7F4" w:val="clear"/>
             <w:tcBorders>
               <w:top w:val="single" w:sz="4" w:space="0" w:color="8A8A8A"/>
               <w:left w:val="single" w:sz="4" w:space="0" w:color="8A8A8A"/>
@@ -7465,9 +4725,8 @@
           </w:tcPr>
           <w:p>
             <w:pPr>
-              <w:spacing w:before="40" w:after="40" w:line="240" w:lineRule="auto"/>
+              <w:spacing w:line="240" w:lineRule="auto" w:before="40" w:after="40"/>
               <w:ind w:firstLine="0"/>
-              <w:jc w:val="left"/>
             </w:pPr>
             <w:r/>
             <w:r>
@@ -7485,6 +4744,37 @@
         <w:tc>
           <w:tcPr>
             <w:tcW w:type="dxa" w:w="4680"/>
+            <w:shd w:fill="F4F7F4" w:val="clear"/>
+            <w:tcBorders>
+              <w:top w:val="single" w:sz="4" w:space="0" w:color="8A8A8A"/>
+              <w:left w:val="single" w:sz="4" w:space="0" w:color="8A8A8A"/>
+              <w:bottom w:val="single" w:sz="4" w:space="0" w:color="8A8A8A"/>
+              <w:right w:val="single" w:sz="4" w:space="0" w:color="8A8A8A"/>
+            </w:tcBorders>
+          </w:tcPr>
+          <w:p>
+            <w:pPr>
+              <w:spacing w:line="240" w:lineRule="auto" w:before="40" w:after="40"/>
+              <w:ind w:firstLine="0"/>
+            </w:pPr>
+            <w:r/>
+            <w:r>
+              <w:rPr>
+                <w:rFonts w:ascii="Times New Roman" w:hAnsi="Times New Roman" w:eastAsia="Times New Roman"/>
+                <w:b w:val="0"/>
+                <w:i w:val="0"/>
+                <w:color w:val="000000"/>
+                <w:sz w:val="20"/>
+              </w:rPr>
+              <w:t>BAREMO (id_baremo, id_vigencia, id_producto, numero_baremo, valor_fijo, valor_minimo)</w:t>
+            </w:r>
+          </w:p>
+        </w:tc>
+      </w:tr>
+      <w:tr>
+        <w:tc>
+          <w:tcPr>
+            <w:tcW w:type="dxa" w:w="4680"/>
             <w:shd w:fill="FFFFFF" w:val="clear"/>
             <w:tcBorders>
               <w:top w:val="single" w:sz="4" w:space="0" w:color="8A8A8A"/>
@@ -7495,9 +4785,8 @@
           </w:tcPr>
           <w:p>
             <w:pPr>
-              <w:spacing w:before="40" w:after="40" w:line="240" w:lineRule="auto"/>
+              <w:spacing w:line="240" w:lineRule="auto" w:before="40" w:after="40"/>
               <w:ind w:firstLine="0"/>
-              <w:jc w:val="left"/>
             </w:pPr>
             <w:r/>
             <w:r>
@@ -7508,7 +4797,36 @@
                 <w:color w:val="000000"/>
                 <w:sz w:val="20"/>
               </w:rPr>
-              <w:t>BAREMO (id_baremo, id_vigencia, id_producto, numero_baremo, tipo_baremo, valor_fijo, valor_minimo)</w:t>
+              <w:t>DETALLE_BAREMO</w:t>
+            </w:r>
+          </w:p>
+        </w:tc>
+        <w:tc>
+          <w:tcPr>
+            <w:tcW w:type="dxa" w:w="4680"/>
+            <w:shd w:fill="FFFFFF" w:val="clear"/>
+            <w:tcBorders>
+              <w:top w:val="single" w:sz="4" w:space="0" w:color="8A8A8A"/>
+              <w:left w:val="single" w:sz="4" w:space="0" w:color="8A8A8A"/>
+              <w:bottom w:val="single" w:sz="4" w:space="0" w:color="8A8A8A"/>
+              <w:right w:val="single" w:sz="4" w:space="0" w:color="8A8A8A"/>
+            </w:tcBorders>
+          </w:tcPr>
+          <w:p>
+            <w:pPr>
+              <w:spacing w:line="240" w:lineRule="auto" w:before="40" w:after="40"/>
+              <w:ind w:firstLine="0"/>
+            </w:pPr>
+            <w:r/>
+            <w:r>
+              <w:rPr>
+                <w:rFonts w:ascii="Times New Roman" w:hAnsi="Times New Roman" w:eastAsia="Times New Roman"/>
+                <w:b w:val="0"/>
+                <w:i w:val="0"/>
+                <w:color w:val="000000"/>
+                <w:sz w:val="20"/>
+              </w:rPr>
+              <w:t>DETALLE_BAREMO (id_detalle, id_baremo, hasta_kg, importe, sobrepeso)</w:t>
             </w:r>
           </w:p>
         </w:tc>
@@ -7527,9 +4845,8 @@
           </w:tcPr>
           <w:p>
             <w:pPr>
-              <w:spacing w:before="40" w:after="40" w:line="240" w:lineRule="auto"/>
+              <w:spacing w:line="240" w:lineRule="auto" w:before="40" w:after="40"/>
               <w:ind w:firstLine="0"/>
-              <w:jc w:val="left"/>
             </w:pPr>
             <w:r/>
             <w:r>
@@ -7540,7 +4857,7 @@
                 <w:color w:val="000000"/>
                 <w:sz w:val="20"/>
               </w:rPr>
-              <w:t>DETALLE_BAREMO</w:t>
+              <w:t>RUTA</w:t>
             </w:r>
           </w:p>
         </w:tc>
@@ -7557,9 +4874,8 @@
           </w:tcPr>
           <w:p>
             <w:pPr>
-              <w:spacing w:before="40" w:after="40" w:line="240" w:lineRule="auto"/>
+              <w:spacing w:line="240" w:lineRule="auto" w:before="40" w:after="40"/>
               <w:ind w:firstLine="0"/>
-              <w:jc w:val="left"/>
             </w:pPr>
             <w:r/>
             <w:r>
@@ -7570,7 +4886,7 @@
                 <w:color w:val="000000"/>
                 <w:sz w:val="20"/>
               </w:rPr>
-              <w:t>DETALLE_BAREMO (id_detalle, id_baremo, hasta_kg, importe, sobrepeso, cop_unidad, fraccion, porcentaje)</w:t>
+              <w:t>RUTA (id_ruta, id_vigencia, id_producto, id_baremo, id_cp_origen, id_cp_destino)</w:t>
             </w:r>
           </w:p>
         </w:tc>
@@ -7589,9 +4905,8 @@
           </w:tcPr>
           <w:p>
             <w:pPr>
-              <w:spacing w:before="40" w:after="40" w:line="240" w:lineRule="auto"/>
+              <w:spacing w:line="240" w:lineRule="auto" w:before="40" w:after="40"/>
               <w:ind w:firstLine="0"/>
-              <w:jc w:val="left"/>
             </w:pPr>
             <w:r/>
             <w:r>
@@ -7602,7 +4917,7 @@
                 <w:color w:val="000000"/>
                 <w:sz w:val="20"/>
               </w:rPr>
-              <w:t>RUTA</w:t>
+              <w:t>SOLICITUD</w:t>
             </w:r>
           </w:p>
         </w:tc>
@@ -7619,9 +4934,8 @@
           </w:tcPr>
           <w:p>
             <w:pPr>
-              <w:spacing w:before="40" w:after="40" w:line="240" w:lineRule="auto"/>
+              <w:spacing w:line="240" w:lineRule="auto" w:before="40" w:after="40"/>
               <w:ind w:firstLine="0"/>
-              <w:jc w:val="left"/>
             </w:pPr>
             <w:r/>
             <w:r>
@@ -7632,7 +4946,7 @@
                 <w:color w:val="000000"/>
                 <w:sz w:val="20"/>
               </w:rPr>
-              <w:t>RUTA (id_ruta, id_vigencia, id_producto, id_baremo, pais_origen, id_cp_origen, pais_destino, id_cp_destino, conversion_vol, moneda, llave_porte)</w:t>
+              <w:t>SOLICITUD (id_solicitud, id_cliente, id_usuario, tipo_solicitud, canal, fecha_solicitud, estado, observaciones)</w:t>
             </w:r>
           </w:p>
         </w:tc>
@@ -7651,9 +4965,8 @@
           </w:tcPr>
           <w:p>
             <w:pPr>
-              <w:spacing w:before="40" w:after="40" w:line="240" w:lineRule="auto"/>
+              <w:spacing w:line="240" w:lineRule="auto" w:before="40" w:after="40"/>
               <w:ind w:firstLine="0"/>
-              <w:jc w:val="left"/>
             </w:pPr>
             <w:r/>
             <w:r>
@@ -7664,7 +4977,7 @@
                 <w:color w:val="000000"/>
                 <w:sz w:val="20"/>
               </w:rPr>
-              <w:t>SOLICITUD</w:t>
+              <w:t>ARCHIVO</w:t>
             </w:r>
           </w:p>
         </w:tc>
@@ -7681,9 +4994,8 @@
           </w:tcPr>
           <w:p>
             <w:pPr>
-              <w:spacing w:before="40" w:after="40" w:line="240" w:lineRule="auto"/>
+              <w:spacing w:line="240" w:lineRule="auto" w:before="40" w:after="40"/>
               <w:ind w:firstLine="0"/>
-              <w:jc w:val="left"/>
             </w:pPr>
             <w:r/>
             <w:r>
@@ -7694,7 +5006,7 @@
                 <w:color w:val="000000"/>
                 <w:sz w:val="20"/>
               </w:rPr>
-              <w:t>SOLICITUD (id_solicitud, id_cliente, id_usuario_registro, tipo_solicitud, canal_recepcion, fecha_solicitud, estado, observaciones)</w:t>
+              <w:t>ARCHIVO (id_archivo, id_solicitud, tipo, nombre_archivo, ruta, hash_integridad, tipo_fichero, separador, id_usuario_carga, id_usuario_aprueba, fecha_cargue, medio_cargue, resultado_cargue, registro_sox)</w:t>
             </w:r>
           </w:p>
         </w:tc>
@@ -7713,9 +5025,8 @@
           </w:tcPr>
           <w:p>
             <w:pPr>
-              <w:spacing w:before="40" w:after="40" w:line="240" w:lineRule="auto"/>
+              <w:spacing w:line="240" w:lineRule="auto" w:before="40" w:after="40"/>
               <w:ind w:firstLine="0"/>
-              <w:jc w:val="left"/>
             </w:pPr>
             <w:r/>
             <w:r>
@@ -7726,7 +5037,7 @@
                 <w:color w:val="000000"/>
                 <w:sz w:val="20"/>
               </w:rPr>
-              <w:t>ARCHIVO_INSUMO</w:t>
+              <w:t>VALIDACIÓN</w:t>
             </w:r>
           </w:p>
         </w:tc>
@@ -7743,9 +5054,8 @@
           </w:tcPr>
           <w:p>
             <w:pPr>
-              <w:spacing w:before="40" w:after="40" w:line="240" w:lineRule="auto"/>
+              <w:spacing w:line="240" w:lineRule="auto" w:before="40" w:after="40"/>
               <w:ind w:firstLine="0"/>
-              <w:jc w:val="left"/>
             </w:pPr>
             <w:r/>
             <w:r>
@@ -7756,7 +5066,7 @@
                 <w:color w:val="000000"/>
                 <w:sz w:val="20"/>
               </w:rPr>
-              <w:t>ARCHIVO_INSUMO (id_archivo, id_solicitud, nombre_archivo, tipo_insumo, ruta_almacenamiento, fecha_carga, hash_integridad)</w:t>
+              <w:t>VALIDACIÓN (id_validacion, id_archivo, nombre_campo, fila, resultado, detalle)</w:t>
             </w:r>
           </w:p>
         </w:tc>
@@ -7775,9 +5085,8 @@
           </w:tcPr>
           <w:p>
             <w:pPr>
-              <w:spacing w:before="40" w:after="40" w:line="240" w:lineRule="auto"/>
+              <w:spacing w:line="240" w:lineRule="auto" w:before="40" w:after="40"/>
               <w:ind w:firstLine="0"/>
-              <w:jc w:val="left"/>
             </w:pPr>
             <w:r/>
             <w:r>
@@ -7788,7 +5097,7 @@
                 <w:color w:val="000000"/>
                 <w:sz w:val="20"/>
               </w:rPr>
-              <w:t>FICHERO_CSV</w:t>
+              <w:t>CONDICIÓN_REFORMA</w:t>
             </w:r>
           </w:p>
         </w:tc>
@@ -7805,9 +5114,8 @@
           </w:tcPr>
           <w:p>
             <w:pPr>
-              <w:spacing w:before="40" w:after="40" w:line="240" w:lineRule="auto"/>
+              <w:spacing w:line="240" w:lineRule="auto" w:before="40" w:after="40"/>
               <w:ind w:firstLine="0"/>
-              <w:jc w:val="left"/>
             </w:pPr>
             <w:r/>
             <w:r>
@@ -7818,411 +5126,12 @@
                 <w:color w:val="000000"/>
                 <w:sz w:val="20"/>
               </w:rPr>
-              <w:t>FICHERO_CSV (id_fichero, id_solicitud, tipo_fichero, nombre_fichero, separador, fecha_generacion, estado_validacion, ruta_archivo)</w:t>
-            </w:r>
-          </w:p>
-        </w:tc>
-      </w:tr>
-      <w:tr>
-        <w:tc>
-          <w:tcPr>
-            <w:tcW w:type="dxa" w:w="4680"/>
-            <w:shd w:fill="FFFFFF" w:val="clear"/>
-            <w:tcBorders>
-              <w:top w:val="single" w:sz="4" w:space="0" w:color="8A8A8A"/>
-              <w:left w:val="single" w:sz="4" w:space="0" w:color="8A8A8A"/>
-              <w:bottom w:val="single" w:sz="4" w:space="0" w:color="8A8A8A"/>
-              <w:right w:val="single" w:sz="4" w:space="0" w:color="8A8A8A"/>
-            </w:tcBorders>
-          </w:tcPr>
-          <w:p>
-            <w:pPr>
-              <w:spacing w:before="40" w:after="40" w:line="240" w:lineRule="auto"/>
-              <w:ind w:firstLine="0"/>
-              <w:jc w:val="left"/>
-            </w:pPr>
-            <w:r/>
-            <w:r>
-              <w:rPr>
-                <w:rFonts w:ascii="Times New Roman" w:hAnsi="Times New Roman" w:eastAsia="Times New Roman"/>
-                <w:b w:val="0"/>
-                <w:i w:val="0"/>
-                <w:color w:val="000000"/>
-                <w:sz w:val="20"/>
-              </w:rPr>
-              <w:t>REGLA_VALIDACIÓN</w:t>
-            </w:r>
-          </w:p>
-        </w:tc>
-        <w:tc>
-          <w:tcPr>
-            <w:tcW w:type="dxa" w:w="4680"/>
-            <w:shd w:fill="FFFFFF" w:val="clear"/>
-            <w:tcBorders>
-              <w:top w:val="single" w:sz="4" w:space="0" w:color="8A8A8A"/>
-              <w:left w:val="single" w:sz="4" w:space="0" w:color="8A8A8A"/>
-              <w:bottom w:val="single" w:sz="4" w:space="0" w:color="8A8A8A"/>
-              <w:right w:val="single" w:sz="4" w:space="0" w:color="8A8A8A"/>
-            </w:tcBorders>
-          </w:tcPr>
-          <w:p>
-            <w:pPr>
-              <w:spacing w:before="40" w:after="40" w:line="240" w:lineRule="auto"/>
-              <w:ind w:firstLine="0"/>
-              <w:jc w:val="left"/>
-            </w:pPr>
-            <w:r/>
-            <w:r>
-              <w:rPr>
-                <w:rFonts w:ascii="Times New Roman" w:hAnsi="Times New Roman" w:eastAsia="Times New Roman"/>
-                <w:b w:val="0"/>
-                <w:i w:val="0"/>
-                <w:color w:val="000000"/>
-                <w:sz w:val="20"/>
-              </w:rPr>
-              <w:t>REGLA_VALIDACIÓN (id_regla, tipo_fichero, nombre_campo, tipo_dato, longitud, obligatorio, expresion_regla, mensaje_error)</w:t>
-            </w:r>
-          </w:p>
-        </w:tc>
-      </w:tr>
-      <w:tr>
-        <w:tc>
-          <w:tcPr>
-            <w:tcW w:type="dxa" w:w="4680"/>
-            <w:shd w:fill="F4F7F4" w:val="clear"/>
-            <w:tcBorders>
-              <w:top w:val="single" w:sz="4" w:space="0" w:color="8A8A8A"/>
-              <w:left w:val="single" w:sz="4" w:space="0" w:color="8A8A8A"/>
-              <w:bottom w:val="single" w:sz="4" w:space="0" w:color="8A8A8A"/>
-              <w:right w:val="single" w:sz="4" w:space="0" w:color="8A8A8A"/>
-            </w:tcBorders>
-          </w:tcPr>
-          <w:p>
-            <w:pPr>
-              <w:spacing w:before="40" w:after="40" w:line="240" w:lineRule="auto"/>
-              <w:ind w:firstLine="0"/>
-              <w:jc w:val="left"/>
-            </w:pPr>
-            <w:r/>
-            <w:r>
-              <w:rPr>
-                <w:rFonts w:ascii="Times New Roman" w:hAnsi="Times New Roman" w:eastAsia="Times New Roman"/>
-                <w:b w:val="0"/>
-                <w:i w:val="0"/>
-                <w:color w:val="000000"/>
-                <w:sz w:val="20"/>
-              </w:rPr>
-              <w:t>RESULTADO_VALIDACIÓN</w:t>
-            </w:r>
-          </w:p>
-        </w:tc>
-        <w:tc>
-          <w:tcPr>
-            <w:tcW w:type="dxa" w:w="4680"/>
-            <w:shd w:fill="F4F7F4" w:val="clear"/>
-            <w:tcBorders>
-              <w:top w:val="single" w:sz="4" w:space="0" w:color="8A8A8A"/>
-              <w:left w:val="single" w:sz="4" w:space="0" w:color="8A8A8A"/>
-              <w:bottom w:val="single" w:sz="4" w:space="0" w:color="8A8A8A"/>
-              <w:right w:val="single" w:sz="4" w:space="0" w:color="8A8A8A"/>
-            </w:tcBorders>
-          </w:tcPr>
-          <w:p>
-            <w:pPr>
-              <w:spacing w:before="40" w:after="40" w:line="240" w:lineRule="auto"/>
-              <w:ind w:firstLine="0"/>
-              <w:jc w:val="left"/>
-            </w:pPr>
-            <w:r/>
-            <w:r>
-              <w:rPr>
-                <w:rFonts w:ascii="Times New Roman" w:hAnsi="Times New Roman" w:eastAsia="Times New Roman"/>
-                <w:b w:val="0"/>
-                <w:i w:val="0"/>
-                <w:color w:val="000000"/>
-                <w:sz w:val="20"/>
-              </w:rPr>
-              <w:t>RESULTADO_VALIDACIÓN (id_resultado, id_fichero, id_regla, fila_afectada, resultado, detalle)</w:t>
-            </w:r>
-          </w:p>
-        </w:tc>
-      </w:tr>
-      <w:tr>
-        <w:tc>
-          <w:tcPr>
-            <w:tcW w:type="dxa" w:w="4680"/>
-            <w:shd w:fill="FFFFFF" w:val="clear"/>
-            <w:tcBorders>
-              <w:top w:val="single" w:sz="4" w:space="0" w:color="8A8A8A"/>
-              <w:left w:val="single" w:sz="4" w:space="0" w:color="8A8A8A"/>
-              <w:bottom w:val="single" w:sz="4" w:space="0" w:color="8A8A8A"/>
-              <w:right w:val="single" w:sz="4" w:space="0" w:color="8A8A8A"/>
-            </w:tcBorders>
-          </w:tcPr>
-          <w:p>
-            <w:pPr>
-              <w:spacing w:before="40" w:after="40" w:line="240" w:lineRule="auto"/>
-              <w:ind w:firstLine="0"/>
-              <w:jc w:val="left"/>
-            </w:pPr>
-            <w:r/>
-            <w:r>
-              <w:rPr>
-                <w:rFonts w:ascii="Times New Roman" w:hAnsi="Times New Roman" w:eastAsia="Times New Roman"/>
-                <w:b w:val="0"/>
-                <w:i w:val="0"/>
-                <w:color w:val="000000"/>
-                <w:sz w:val="20"/>
-              </w:rPr>
-              <w:t>CARGUE</w:t>
-            </w:r>
-          </w:p>
-        </w:tc>
-        <w:tc>
-          <w:tcPr>
-            <w:tcW w:type="dxa" w:w="4680"/>
-            <w:shd w:fill="FFFFFF" w:val="clear"/>
-            <w:tcBorders>
-              <w:top w:val="single" w:sz="4" w:space="0" w:color="8A8A8A"/>
-              <w:left w:val="single" w:sz="4" w:space="0" w:color="8A8A8A"/>
-              <w:bottom w:val="single" w:sz="4" w:space="0" w:color="8A8A8A"/>
-              <w:right w:val="single" w:sz="4" w:space="0" w:color="8A8A8A"/>
-            </w:tcBorders>
-          </w:tcPr>
-          <w:p>
-            <w:pPr>
-              <w:spacing w:before="40" w:after="40" w:line="240" w:lineRule="auto"/>
-              <w:ind w:firstLine="0"/>
-              <w:jc w:val="left"/>
-            </w:pPr>
-            <w:r/>
-            <w:r>
-              <w:rPr>
-                <w:rFonts w:ascii="Times New Roman" w:hAnsi="Times New Roman" w:eastAsia="Times New Roman"/>
-                <w:b w:val="0"/>
-                <w:i w:val="0"/>
-                <w:color w:val="000000"/>
-                <w:sz w:val="20"/>
-              </w:rPr>
-              <w:t>CARGUE (id_cargue, id_fichero, id_usuario_carga, id_usuario_aprueba, fecha_cargue, medio_cargue, resultado, log_sistema, registro_sox)</w:t>
-            </w:r>
-          </w:p>
-        </w:tc>
-      </w:tr>
-      <w:tr>
-        <w:tc>
-          <w:tcPr>
-            <w:tcW w:type="dxa" w:w="4680"/>
-            <w:shd w:fill="F4F7F4" w:val="clear"/>
-            <w:tcBorders>
-              <w:top w:val="single" w:sz="4" w:space="0" w:color="8A8A8A"/>
-              <w:left w:val="single" w:sz="4" w:space="0" w:color="8A8A8A"/>
-              <w:bottom w:val="single" w:sz="4" w:space="0" w:color="8A8A8A"/>
-              <w:right w:val="single" w:sz="4" w:space="0" w:color="8A8A8A"/>
-            </w:tcBorders>
-          </w:tcPr>
-          <w:p>
-            <w:pPr>
-              <w:spacing w:before="40" w:after="40" w:line="240" w:lineRule="auto"/>
-              <w:ind w:firstLine="0"/>
-              <w:jc w:val="left"/>
-            </w:pPr>
-            <w:r/>
-            <w:r>
-              <w:rPr>
-                <w:rFonts w:ascii="Times New Roman" w:hAnsi="Times New Roman" w:eastAsia="Times New Roman"/>
-                <w:b w:val="0"/>
-                <w:i w:val="0"/>
-                <w:color w:val="000000"/>
-                <w:sz w:val="20"/>
-              </w:rPr>
-              <w:t>DESCUENTO_TARIFA</w:t>
-            </w:r>
-          </w:p>
-        </w:tc>
-        <w:tc>
-          <w:tcPr>
-            <w:tcW w:type="dxa" w:w="4680"/>
-            <w:shd w:fill="F4F7F4" w:val="clear"/>
-            <w:tcBorders>
-              <w:top w:val="single" w:sz="4" w:space="0" w:color="8A8A8A"/>
-              <w:left w:val="single" w:sz="4" w:space="0" w:color="8A8A8A"/>
-              <w:bottom w:val="single" w:sz="4" w:space="0" w:color="8A8A8A"/>
-              <w:right w:val="single" w:sz="4" w:space="0" w:color="8A8A8A"/>
-            </w:tcBorders>
-          </w:tcPr>
-          <w:p>
-            <w:pPr>
-              <w:spacing w:before="40" w:after="40" w:line="240" w:lineRule="auto"/>
-              <w:ind w:firstLine="0"/>
-              <w:jc w:val="left"/>
-            </w:pPr>
-            <w:r/>
-            <w:r>
-              <w:rPr>
-                <w:rFonts w:ascii="Times New Roman" w:hAnsi="Times New Roman" w:eastAsia="Times New Roman"/>
-                <w:b w:val="0"/>
-                <w:i w:val="0"/>
-                <w:color w:val="000000"/>
-                <w:sz w:val="20"/>
-              </w:rPr>
-              <w:t>DESCUENTO_TARIFA (id_descuento, id_cliente, id_centro, id_producto, id_punto_venta, id_zona, concepto_facturable, desde_kg, hasta_kg, descuento, fecha_desde, fecha_hasta, fecha_baja)</w:t>
-            </w:r>
-          </w:p>
-        </w:tc>
-      </w:tr>
-      <w:tr>
-        <w:tc>
-          <w:tcPr>
-            <w:tcW w:type="dxa" w:w="4680"/>
-            <w:shd w:fill="FFFFFF" w:val="clear"/>
-            <w:tcBorders>
-              <w:top w:val="single" w:sz="4" w:space="0" w:color="8A8A8A"/>
-              <w:left w:val="single" w:sz="4" w:space="0" w:color="8A8A8A"/>
-              <w:bottom w:val="single" w:sz="4" w:space="0" w:color="8A8A8A"/>
-              <w:right w:val="single" w:sz="4" w:space="0" w:color="8A8A8A"/>
-            </w:tcBorders>
-          </w:tcPr>
-          <w:p>
-            <w:pPr>
-              <w:spacing w:before="40" w:after="40" w:line="240" w:lineRule="auto"/>
-              <w:ind w:firstLine="0"/>
-              <w:jc w:val="left"/>
-            </w:pPr>
-            <w:r/>
-            <w:r>
-              <w:rPr>
-                <w:rFonts w:ascii="Times New Roman" w:hAnsi="Times New Roman" w:eastAsia="Times New Roman"/>
-                <w:b w:val="0"/>
-                <w:i w:val="0"/>
-                <w:color w:val="000000"/>
-                <w:sz w:val="20"/>
-              </w:rPr>
-              <w:t>MÍNIMA_DESPACHO</w:t>
-            </w:r>
-          </w:p>
-        </w:tc>
-        <w:tc>
-          <w:tcPr>
-            <w:tcW w:type="dxa" w:w="4680"/>
-            <w:shd w:fill="FFFFFF" w:val="clear"/>
-            <w:tcBorders>
-              <w:top w:val="single" w:sz="4" w:space="0" w:color="8A8A8A"/>
-              <w:left w:val="single" w:sz="4" w:space="0" w:color="8A8A8A"/>
-              <w:bottom w:val="single" w:sz="4" w:space="0" w:color="8A8A8A"/>
-              <w:right w:val="single" w:sz="4" w:space="0" w:color="8A8A8A"/>
-            </w:tcBorders>
-          </w:tcPr>
-          <w:p>
-            <w:pPr>
-              <w:spacing w:before="40" w:after="40" w:line="240" w:lineRule="auto"/>
-              <w:ind w:firstLine="0"/>
-              <w:jc w:val="left"/>
-            </w:pPr>
-            <w:r/>
-            <w:r>
-              <w:rPr>
-                <w:rFonts w:ascii="Times New Roman" w:hAnsi="Times New Roman" w:eastAsia="Times New Roman"/>
-                <w:b w:val="0"/>
-                <w:i w:val="0"/>
-                <w:color w:val="000000"/>
-                <w:sz w:val="20"/>
-              </w:rPr>
-              <w:t>MÍNIMA_DESPACHO (id_minima, id_cliente, id_centro, id_producto, rango_kg, minimo, baremo, fecha_desde, fecha_hasta, fecha_baja)</w:t>
-            </w:r>
-          </w:p>
-        </w:tc>
-      </w:tr>
-      <w:tr>
-        <w:tc>
-          <w:tcPr>
-            <w:tcW w:type="dxa" w:w="4680"/>
-            <w:shd w:fill="F4F7F4" w:val="clear"/>
-            <w:tcBorders>
-              <w:top w:val="single" w:sz="4" w:space="0" w:color="8A8A8A"/>
-              <w:left w:val="single" w:sz="4" w:space="0" w:color="8A8A8A"/>
-              <w:bottom w:val="single" w:sz="4" w:space="0" w:color="8A8A8A"/>
-              <w:right w:val="single" w:sz="4" w:space="0" w:color="8A8A8A"/>
-            </w:tcBorders>
-          </w:tcPr>
-          <w:p>
-            <w:pPr>
-              <w:spacing w:before="40" w:after="40" w:line="240" w:lineRule="auto"/>
-              <w:ind w:firstLine="0"/>
-              <w:jc w:val="left"/>
-            </w:pPr>
-            <w:r/>
-            <w:r>
-              <w:rPr>
-                <w:rFonts w:ascii="Times New Roman" w:hAnsi="Times New Roman" w:eastAsia="Times New Roman"/>
-                <w:b w:val="0"/>
-                <w:i w:val="0"/>
-                <w:color w:val="000000"/>
-                <w:sz w:val="20"/>
-              </w:rPr>
-              <w:t>CARGO_MANEJO</w:t>
-            </w:r>
-          </w:p>
-        </w:tc>
-        <w:tc>
-          <w:tcPr>
-            <w:tcW w:type="dxa" w:w="4680"/>
-            <w:shd w:fill="F4F7F4" w:val="clear"/>
-            <w:tcBorders>
-              <w:top w:val="single" w:sz="4" w:space="0" w:color="8A8A8A"/>
-              <w:left w:val="single" w:sz="4" w:space="0" w:color="8A8A8A"/>
-              <w:bottom w:val="single" w:sz="4" w:space="0" w:color="8A8A8A"/>
-              <w:right w:val="single" w:sz="4" w:space="0" w:color="8A8A8A"/>
-            </w:tcBorders>
-          </w:tcPr>
-          <w:p>
-            <w:pPr>
-              <w:spacing w:before="40" w:after="40" w:line="240" w:lineRule="auto"/>
-              <w:ind w:firstLine="0"/>
-              <w:jc w:val="left"/>
-            </w:pPr>
-            <w:r/>
-            <w:r>
-              <w:rPr>
-                <w:rFonts w:ascii="Times New Roman" w:hAnsi="Times New Roman" w:eastAsia="Times New Roman"/>
-                <w:b w:val="0"/>
-                <w:i w:val="0"/>
-                <w:color w:val="000000"/>
-                <w:sz w:val="20"/>
-              </w:rPr>
-              <w:t>CARGO_MANEJO (id_cargo, id_cliente, id_centro, id_producto, tasa_manejo, minimo, fecha_desde, fecha_hasta, fecha_baja)</w:t>
+              <w:t>CONDICIÓN_REFORMA (id_condicion, tipo, id_cliente, id_centro, id_producto, codigo_crr, codigo_zona, id_cp_origen, id_cp_destino, fecha_desde, fecha_hasta, fecha_baja, concepto_facturable, desde_kg, hasta_kg, descuento, rango_kg, minimo, tasa_manejo, numero_baremo)</w:t>
             </w:r>
           </w:p>
         </w:tc>
       </w:tr>
     </w:tbl>
-    <w:p>
-      <w:pPr>
-        <w:spacing w:line="480" w:lineRule="auto" w:before="40" w:after="120"/>
-        <w:ind w:firstLine="0"/>
-        <w:jc w:val="left"/>
-      </w:pPr>
-      <w:r>
-        <w:rPr>
-          <w:rFonts w:ascii="Times New Roman" w:hAnsi="Times New Roman" w:eastAsia="Times New Roman"/>
-          <w:b w:val="0"/>
-          <w:i/>
-          <w:color w:val="000000"/>
-          <w:sz w:val="20"/>
-        </w:rPr>
-        <w:t xml:space="preserve">Nota. </w:t>
-      </w:r>
-      <w:r>
-        <w:rPr>
-          <w:rFonts w:ascii="Times New Roman" w:hAnsi="Times New Roman" w:eastAsia="Times New Roman"/>
-          <w:b w:val="0"/>
-          <w:i w:val="0"/>
-          <w:color w:val="000000"/>
-          <w:sz w:val="20"/>
-        </w:rPr>
-        <w:t>El primer atributo de cada esquema es la PK. Los atributos cuyo nombre empieza por id_ (distintos de la PK) o pais_/codigo_pais son FK, salvo id_zona, id_punto_venta, id_producto e id_cliente cuando actúan como PK de su propia tabla.</w:t>
-      </w:r>
-    </w:p>
     <w:p>
       <w:pPr>
         <w:spacing w:line="480" w:lineRule="auto" w:before="0" w:after="0"/>
@@ -8232,7 +5141,7 @@
       <w:r>
         <w:drawing>
           <wp:inline xmlns:a="http://schemas.openxmlformats.org/drawingml/2006/main" xmlns:pic="http://schemas.openxmlformats.org/drawingml/2006/picture">
-            <wp:extent cx="5943600" cy="4117354"/>
+            <wp:extent cx="5943600" cy="3728594"/>
             <wp:docPr id="2" name="Picture 2"/>
             <wp:cNvGraphicFramePr>
               <a:graphicFrameLocks noChangeAspect="1"/>
@@ -8253,7 +5162,7 @@
                   <pic:spPr>
                     <a:xfrm>
                       <a:off x="0" y="0"/>
-                      <a:ext cx="5943600" cy="4117354"/>
+                      <a:ext cx="5943600" cy="3728594"/>
                     </a:xfrm>
                     <a:prstGeom prst="rect"/>
                   </pic:spPr>
@@ -8283,7 +5192,7 @@
     </w:p>
     <w:p>
       <w:pPr>
-        <w:spacing w:line="480" w:lineRule="auto" w:before="0" w:after="80"/>
+        <w:spacing w:line="480" w:lineRule="auto" w:before="0" w:after="0"/>
         <w:ind w:firstLine="0"/>
         <w:jc w:val="left"/>
       </w:pPr>
@@ -8295,7 +5204,7 @@
           <w:color w:val="000000"/>
           <w:sz w:val="24"/>
         </w:rPr>
-        <w:t>Modelo relacional (MR) en notación Crow’s Foot, con PK y FK. Archivo editable: MER_modelo_relacional.drawio.</w:t>
+        <w:t>MR normalizado. La flecha apunta al lado N.</w:t>
       </w:r>
     </w:p>
     <w:p>
@@ -8312,7 +5221,7 @@
           <w:color w:val="000000"/>
           <w:sz w:val="24"/>
         </w:rPr>
-        <w:t>4.1 Integridad referencial</w:t>
+        <w:t>Integridad que se mantiene sin copiar datos</w:t>
       </w:r>
     </w:p>
     <w:p>
@@ -8329,75 +5238,7 @@
           <w:color w:val="000000"/>
           <w:sz w:val="24"/>
         </w:rPr>
-        <w:t>1. Unicidad de ruta: no se repite la combinación vigencia + producto + origen + destino.</w:t>
-      </w:r>
-    </w:p>
-    <w:p>
-      <w:pPr>
-        <w:spacing w:line="480" w:lineRule="auto" w:before="0" w:after="0"/>
-        <w:ind w:firstLine="720"/>
-        <w:jc w:val="both"/>
-      </w:pPr>
-      <w:r>
-        <w:rPr>
-          <w:rFonts w:ascii="Times New Roman" w:hAnsi="Times New Roman" w:eastAsia="Times New Roman"/>
-          <w:b w:val="0"/>
-          <w:i w:val="0"/>
-          <w:color w:val="000000"/>
-          <w:sz w:val="24"/>
-        </w:rPr>
-        <w:t>2. Dependencia ruta-baremo: el cargue de RUTAS exige el fichero hermano de BAREMOS, y a la inversa.</w:t>
-      </w:r>
-    </w:p>
-    <w:p>
-      <w:pPr>
-        <w:spacing w:line="480" w:lineRule="auto" w:before="0" w:after="0"/>
-        <w:ind w:firstLine="720"/>
-        <w:jc w:val="both"/>
-      </w:pPr>
-      <w:r>
-        <w:rPr>
-          <w:rFonts w:ascii="Times New Roman" w:hAnsi="Times New Roman" w:eastAsia="Times New Roman"/>
-          <w:b w:val="0"/>
-          <w:i w:val="0"/>
-          <w:color w:val="000000"/>
-          <w:sz w:val="24"/>
-        </w:rPr>
-        <w:t>3. Vigencia: si el producto ya existe en la vigencia, se crea una vigencia nueva; no se borra histórico.</w:t>
-      </w:r>
-    </w:p>
-    <w:p>
-      <w:pPr>
-        <w:spacing w:line="480" w:lineRule="auto" w:before="0" w:after="0"/>
-        <w:ind w:firstLine="720"/>
-        <w:jc w:val="both"/>
-      </w:pPr>
-      <w:r>
-        <w:rPr>
-          <w:rFonts w:ascii="Times New Roman" w:hAnsi="Times New Roman" w:eastAsia="Times New Roman"/>
-          <w:b w:val="0"/>
-          <w:i w:val="0"/>
-          <w:color w:val="000000"/>
-          <w:sz w:val="24"/>
-        </w:rPr>
-        <w:t>4. Fechas de reforma: fecha_hasta ≥ fecha_desde; fecha_baja inactiva y conserva el histórico.</w:t>
-      </w:r>
-    </w:p>
-    <w:p>
-      <w:pPr>
-        <w:spacing w:line="480" w:lineRule="auto" w:before="0" w:after="0"/>
-        <w:ind w:firstLine="720"/>
-        <w:jc w:val="both"/>
-      </w:pPr>
-      <w:r>
-        <w:rPr>
-          <w:rFonts w:ascii="Times New Roman" w:hAnsi="Times New Roman" w:eastAsia="Times New Roman"/>
-          <w:b w:val="0"/>
-          <w:i w:val="0"/>
-          <w:color w:val="000000"/>
-          <w:sz w:val="24"/>
-        </w:rPr>
-        <w:t>5. Separación de funciones: id_usuario_carga e id_usuario_aprueba no deben coincidir en el mismo CARGUE.</w:t>
+        <w:t>Ruta única por vigencia, producto y par origen-destino. Todo CSV de rutas exige un ARCHIVO hermano de baremos en la misma solicitud. Producto ya existente en una vigencia implica vigencia nueva. fecha_hasta ≥ fecha_desde. id_usuario_carga distinto de id_usuario_aprueba.</w:t>
       </w:r>
     </w:p>
     <w:sectPr>
